--- a/LAB4/1250080021_NguyenThanhCan_CNPM1_LAB04.docx
+++ b/LAB4/1250080021_NguyenThanhCan_CNPM1_LAB04.docx
@@ -127,7 +127,7 @@
           <w:color w:val="000000"/>
           <w:sz w:val="26"/>
         </w:rPr>
-        <w:t>1.1. Mô tả nghiệp vụ</w:t>
+        <w:t>1.1. Hoạt động nghiệp vụ</w:t>
       </w:r>
     </w:p>
     <w:p>
@@ -2688,7 +2688,7 @@
                 <w:color w:val="000000"/>
                 <w:sz w:val="23"/>
               </w:rPr>
-              <w:t>ProductCatalogAdapter; catalog.SanPham</w:t>
+              <w:t>ProductCatalogAdapter; bảng SanPham</w:t>
             </w:r>
           </w:p>
         </w:tc>
@@ -4547,7 +4547,7 @@
                 <w:color w:val="000000"/>
                 <w:sz w:val="23"/>
               </w:rPr>
-              <w:t>UC06</w:t>
+              <w:t>UC05</w:t>
             </w:r>
           </w:p>
         </w:tc>
@@ -4642,7 +4642,7 @@
                 <w:color w:val="000000"/>
                 <w:sz w:val="23"/>
               </w:rPr>
-              <w:t>UC07</w:t>
+              <w:t>UC05</w:t>
             </w:r>
           </w:p>
         </w:tc>
@@ -4737,7 +4737,7 @@
                 <w:color w:val="000000"/>
                 <w:sz w:val="23"/>
               </w:rPr>
-              <w:t>UC08</w:t>
+              <w:t>UC05</w:t>
             </w:r>
           </w:p>
         </w:tc>
@@ -4832,7 +4832,7 @@
                 <w:color w:val="000000"/>
                 <w:sz w:val="23"/>
               </w:rPr>
-              <w:t>UC09</w:t>
+              <w:t>UC05</w:t>
             </w:r>
           </w:p>
         </w:tc>
@@ -4927,7 +4927,7 @@
                 <w:color w:val="000000"/>
                 <w:sz w:val="23"/>
               </w:rPr>
-              <w:t>UC10</w:t>
+              <w:t>UC05 – gửi xác nhận</w:t>
             </w:r>
           </w:p>
         </w:tc>
@@ -5428,7 +5428,7 @@
           <w:color w:val="000000"/>
           <w:sz w:val="26"/>
         </w:rPr>
-        <w:t>2.1. Mô hình use case</w:t>
+        <w:t>2.1. Xây dựng biểu đồ use case</w:t>
       </w:r>
     </w:p>
     <w:p>
@@ -5662,7 +5662,7 @@
                 <w:color w:val="000000"/>
                 <w:sz w:val="23"/>
               </w:rPr>
-              <w:t>Có các khả năng chọn hàng của khách truy cập; đăng nhập và thực hiện đặt hàng.</w:t>
+              <w:t>Có các khả năng chọn hàng của khách truy cập; đăng nhập và đặt hàng.</w:t>
             </w:r>
           </w:p>
         </w:tc>
@@ -5727,7 +5727,7 @@
                 <w:color w:val="000000"/>
                 <w:sz w:val="23"/>
               </w:rPr>
-              <w:t>Cung cấp danh mục, thông tin chi tiết, giá và tình trạng hiện hành.</w:t>
+              <w:t>Cung cấp nhóm, thông tin sản phẩm, giá và tình trạng hiện hành.</w:t>
             </w:r>
           </w:p>
         </w:tc>
@@ -5792,7 +5792,7 @@
                 <w:color w:val="000000"/>
                 <w:sz w:val="23"/>
               </w:rPr>
-              <w:t>Nhận dữ liệu thanh toán và trả kết quả chấp nhận hoặc từ chối.</w:t>
+              <w:t>Kiểm tra khả năng thanh toán; trả kết quả chấp nhận hoặc từ chối.</w:t>
             </w:r>
           </w:p>
         </w:tc>
@@ -5857,7 +5857,7 @@
                 <w:color w:val="000000"/>
                 <w:sz w:val="23"/>
               </w:rPr>
-              <w:t>Nhận địa chỉ, nội dung xác nhận để gửi sau khi đơn được ghi nhận.</w:t>
+              <w:t>Chuyển email xác nhận sau khi đơn được ghi nhận.</w:t>
             </w:r>
           </w:p>
         </w:tc>
@@ -5893,7 +5893,7 @@
           <w:color w:val="000000"/>
           <w:sz w:val="26"/>
         </w:rPr>
-        <w:t>2.1.2. Use case tổng quát</w:t>
+        <w:t>2.1.2. Biểu đồ use case tổng quát</w:t>
       </w:r>
     </w:p>
     <w:p>
@@ -5906,8 +5906,8 @@
       <w:r>
         <w:drawing>
           <wp:inline xmlns:a="http://schemas.openxmlformats.org/drawingml/2006/main" xmlns:pic="http://schemas.openxmlformats.org/drawingml/2006/picture">
-            <wp:extent cx="6120000" cy="5508000"/>
-            <wp:docPr id="1" name="Picture 1" descr="Hình 1. Use case tổng quát của e-SHOPPING"/>
+            <wp:extent cx="6120000" cy="5418803"/>
+            <wp:docPr id="1" name="Picture 1" descr="Hình 1. Biểu đồ use case tổng quát của e-SHOPPING"/>
             <wp:cNvGraphicFramePr>
               <a:graphicFrameLocks noChangeAspect="1"/>
             </wp:cNvGraphicFramePr>
@@ -5915,11 +5915,11 @@
               <a:graphicData uri="http://schemas.openxmlformats.org/drawingml/2006/picture">
                 <pic:pic>
                   <pic:nvPicPr>
-                    <pic:cNvPr id="0" name="uc_overall.png"/>
+                    <pic:cNvPr id="0" name="01_use_case_tong_quat.png"/>
                     <pic:cNvPicPr/>
                   </pic:nvPicPr>
                   <pic:blipFill>
-                    <a:blip r:embed="rId32"/>
+                    <a:blip r:embed="rId7"/>
                     <a:stretch>
                       <a:fillRect/>
                     </a:stretch>
@@ -5927,7 +5927,7 @@
                   <pic:spPr>
                     <a:xfrm>
                       <a:off x="0" y="0"/>
-                      <a:ext cx="6120000" cy="5508000"/>
+                      <a:ext cx="6120000" cy="5418803"/>
                     </a:xfrm>
                     <a:prstGeom prst="rect"/>
                   </pic:spPr>
@@ -5952,7 +5952,7 @@
           <w:color w:val="000000"/>
           <w:sz w:val="23"/>
         </w:rPr>
-        <w:t>Hình 1. Use case tổng quát của e-SHOPPING</w:t>
+        <w:t>Hình 1. Biểu đồ use case tổng quát của e-SHOPPING</w:t>
       </w:r>
     </w:p>
     <w:p>
@@ -5970,7 +5970,7 @@
           <w:color w:val="000000"/>
           <w:sz w:val="26"/>
         </w:rPr>
-        <w:t>Các use case UC06–UC09 là các bước bắt buộc trong UC05 và được thể hiện ở sơ đồ phân rã đặt hàng. Khách hàng kế thừa các thao tác chọn sản phẩm và quản lý giỏ. Ba tác nhân hỗ trợ đều nằm ngoài đường biên hệ thống.</w:t>
+        <w:t>Khách hàng kế thừa các thao tác của khách truy cập. Ba hệ thống hỗ trợ nằm ngoài đường biên e-SHOPPING. Hệ thống quản lý sản phẩm cung cấp dữ liệu cho việc xem hàng, thêm giỏ và kiểm tra lại trước khi đặt hàng.</w:t>
       </w:r>
     </w:p>
     <w:p>
@@ -5989,7 +5989,7 @@
           <w:color w:val="000000"/>
           <w:sz w:val="26"/>
         </w:rPr>
-        <w:t>2.1.3. Phân rã xem sản phẩm</w:t>
+        <w:t>2.1.3. Biểu đồ use case đặt hàng</w:t>
       </w:r>
     </w:p>
     <w:p>
@@ -6002,8 +6002,8 @@
       <w:r>
         <w:drawing>
           <wp:inline xmlns:a="http://schemas.openxmlformats.org/drawingml/2006/main" xmlns:pic="http://schemas.openxmlformats.org/drawingml/2006/picture">
-            <wp:extent cx="6120000" cy="3060000"/>
-            <wp:docPr id="2" name="Picture 2" descr="Hình 2. Use case xem sản phẩm và tra cứu chi tiết"/>
+            <wp:extent cx="6120000" cy="5179983"/>
+            <wp:docPr id="2" name="Picture 2" descr="Hình 2. Biểu đồ use case đặt hàng"/>
             <wp:cNvGraphicFramePr>
               <a:graphicFrameLocks noChangeAspect="1"/>
             </wp:cNvGraphicFramePr>
@@ -6011,11 +6011,11 @@
               <a:graphicData uri="http://schemas.openxmlformats.org/drawingml/2006/picture">
                 <pic:pic>
                   <pic:nvPicPr>
-                    <pic:cNvPr id="0" name="uc_product.png"/>
+                    <pic:cNvPr id="0" name="02_use_case_dat_hang.png"/>
                     <pic:cNvPicPr/>
                   </pic:nvPicPr>
                   <pic:blipFill>
-                    <a:blip r:embed="rId33"/>
+                    <a:blip r:embed="rId8"/>
                     <a:stretch>
                       <a:fillRect/>
                     </a:stretch>
@@ -6023,7 +6023,7 @@
                   <pic:spPr>
                     <a:xfrm>
                       <a:off x="0" y="0"/>
-                      <a:ext cx="6120000" cy="3060000"/>
+                      <a:ext cx="6120000" cy="5179983"/>
                     </a:xfrm>
                     <a:prstGeom prst="rect"/>
                   </pic:spPr>
@@ -6048,7 +6048,7 @@
           <w:color w:val="000000"/>
           <w:sz w:val="23"/>
         </w:rPr>
-        <w:t>Hình 2. Use case xem sản phẩm và tra cứu chi tiết</w:t>
+        <w:t>Hình 2. Biểu đồ use case đặt hàng</w:t>
       </w:r>
     </w:p>
     <w:p>
@@ -6066,7 +6066,7 @@
           <w:color w:val="000000"/>
           <w:sz w:val="26"/>
         </w:rPr>
-        <w:t>Xem danh sách theo nhóm là phần của chức năng xem sản phẩm. Tìm kiếm và xem chi tiết là các lựa chọn của khách, được thể hiện bằng quan hệ extend.</w:t>
+        <w:t>Các quan hệ include chỉ những xử lý cần thực hiện trong luồng đặt hàng thành công. Gửi email là phần mở rộng sau khi lưu đơn, với điều kiện khách có email. Nếu thanh toán bị từ chối, hệ thống dừng trước bước ghi nhận đơn hàng.</w:t>
       </w:r>
     </w:p>
     <w:p>
@@ -6085,74 +6085,607 @@
           <w:color w:val="000000"/>
           <w:sz w:val="26"/>
         </w:rPr>
-        <w:t>2.1.4. Phân rã giỏ hàng</w:t>
-      </w:r>
-    </w:p>
-    <w:p>
-      <w:pPr>
-        <w:keepNext/>
-        <w:spacing w:before="80" w:after="40" w:line="240" w:lineRule="auto"/>
-        <w:ind w:firstLine="0"/>
+        <w:t>2.1.4. Các use case của hệ thống</w:t>
+      </w:r>
+    </w:p>
+    <w:tbl>
+      <w:tblPr>
+        <w:tblW w:w="0" w:type="auto"/>
         <w:jc w:val="center"/>
-      </w:pPr>
-      <w:r>
-        <w:drawing>
-          <wp:inline xmlns:a="http://schemas.openxmlformats.org/drawingml/2006/main" xmlns:pic="http://schemas.openxmlformats.org/drawingml/2006/picture">
-            <wp:extent cx="6120000" cy="4228363"/>
-            <wp:docPr id="3" name="Picture 3" descr="Hình 3. Use case quản lý giỏ hàng"/>
-            <wp:cNvGraphicFramePr>
-              <a:graphicFrameLocks noChangeAspect="1"/>
-            </wp:cNvGraphicFramePr>
-            <a:graphic>
-              <a:graphicData uri="http://schemas.openxmlformats.org/drawingml/2006/picture">
-                <pic:pic>
-                  <pic:nvPicPr>
-                    <pic:cNvPr id="0" name="uc_cart.png"/>
-                    <pic:cNvPicPr/>
-                  </pic:nvPicPr>
-                  <pic:blipFill>
-                    <a:blip r:embed="rId34"/>
-                    <a:stretch>
-                      <a:fillRect/>
-                    </a:stretch>
-                  </pic:blipFill>
-                  <pic:spPr>
-                    <a:xfrm>
-                      <a:off x="0" y="0"/>
-                      <a:ext cx="6120000" cy="4228363"/>
-                    </a:xfrm>
-                    <a:prstGeom prst="rect"/>
-                  </pic:spPr>
-                </pic:pic>
-              </a:graphicData>
-            </a:graphic>
-          </wp:inline>
-        </w:drawing>
-      </w:r>
-    </w:p>
-    <w:p>
-      <w:pPr>
-        <w:keepLines/>
-        <w:spacing w:after="100"/>
-        <w:jc w:val="center"/>
-      </w:pPr>
-      <w:r>
-        <w:rPr>
-          <w:rFonts w:ascii="Times New Roman" w:hAnsi="Times New Roman" w:eastAsia="Times New Roman" w:cs="Times New Roman"/>
-          <w:b w:val="0"/>
-          <w:i/>
-          <w:color w:val="000000"/>
-          <w:sz w:val="23"/>
-        </w:rPr>
-        <w:t>Hình 3. Use case quản lý giỏ hàng</w:t>
-      </w:r>
-    </w:p>
-    <w:p>
-      <w:pPr>
-        <w:widowControl/>
-        <w:spacing w:before="0" w:after="100" w:line="276" w:lineRule="auto"/>
-        <w:ind w:firstLine="369"/>
-        <w:jc w:val="both"/>
+        <w:tblBorders>
+          <w:top w:val="single" w:sz="4" w:space="0" w:color="D9D9D9"/>
+          <w:left w:val="single" w:sz="4" w:space="0" w:color="D9D9D9"/>
+          <w:bottom w:val="single" w:sz="4" w:space="0" w:color="D9D9D9"/>
+          <w:right w:val="single" w:sz="4" w:space="0" w:color="D9D9D9"/>
+          <w:insideH w:val="single" w:sz="4" w:space="0" w:color="D9D9D9"/>
+          <w:insideV w:val="single" w:sz="4" w:space="0" w:color="D9D9D9"/>
+        </w:tblBorders>
+        <w:tblLayout w:type="fixed"/>
+        <w:tblLook w:val="04A0" w:firstRow="1" w:lastRow="0" w:firstColumn="1" w:lastColumn="0" w:noHBand="0" w:noVBand="1"/>
+      </w:tblPr>
+      <w:tblGrid>
+        <w:gridCol w:w="850"/>
+        <w:gridCol w:w="4535"/>
+        <w:gridCol w:w="4252"/>
+      </w:tblGrid>
+      <w:tr>
+        <w:trPr>
+          <w:cantSplit/>
+          <w:tblHeader/>
+        </w:trPr>
+        <w:tc>
+          <w:tcPr>
+            <w:tcW w:type="dxa" w:w="850"/>
+            <w:vAlign w:val="center"/>
+            <w:tcMar>
+              <w:top w:w="65" w:type="dxa"/>
+              <w:left w:w="90" w:type="dxa"/>
+              <w:bottom w:w="65" w:type="dxa"/>
+              <w:right w:w="90" w:type="dxa"/>
+            </w:tcMar>
+            <w:shd w:fill="E2EBF2"/>
+          </w:tcPr>
+          <w:p>
+            <w:pPr>
+              <w:keepNext/>
+              <w:spacing w:after="20" w:before="20" w:line="252" w:lineRule="auto"/>
+              <w:ind w:firstLine="0"/>
+              <w:jc w:val="left"/>
+            </w:pPr>
+            <w:r>
+              <w:rPr>
+                <w:rFonts w:ascii="Times New Roman" w:hAnsi="Times New Roman" w:eastAsia="Times New Roman" w:cs="Times New Roman"/>
+                <w:b/>
+                <w:i w:val="0"/>
+                <w:color w:val="000000"/>
+                <w:sz w:val="23"/>
+              </w:rPr>
+              <w:t>Mã</w:t>
+            </w:r>
+          </w:p>
+        </w:tc>
+        <w:tc>
+          <w:tcPr>
+            <w:tcW w:type="dxa" w:w="4535"/>
+            <w:vAlign w:val="center"/>
+            <w:tcMar>
+              <w:top w:w="65" w:type="dxa"/>
+              <w:left w:w="90" w:type="dxa"/>
+              <w:bottom w:w="65" w:type="dxa"/>
+              <w:right w:w="90" w:type="dxa"/>
+            </w:tcMar>
+            <w:shd w:fill="E2EBF2"/>
+          </w:tcPr>
+          <w:p>
+            <w:pPr>
+              <w:keepNext/>
+              <w:spacing w:after="20" w:before="20" w:line="252" w:lineRule="auto"/>
+              <w:ind w:firstLine="0"/>
+              <w:jc w:val="left"/>
+            </w:pPr>
+            <w:r>
+              <w:rPr>
+                <w:rFonts w:ascii="Times New Roman" w:hAnsi="Times New Roman" w:eastAsia="Times New Roman" w:cs="Times New Roman"/>
+                <w:b/>
+                <w:i w:val="0"/>
+                <w:color w:val="000000"/>
+                <w:sz w:val="23"/>
+              </w:rPr>
+              <w:t>Chức năng</w:t>
+            </w:r>
+          </w:p>
+        </w:tc>
+        <w:tc>
+          <w:tcPr>
+            <w:tcW w:type="dxa" w:w="4252"/>
+            <w:vAlign w:val="center"/>
+            <w:tcMar>
+              <w:top w:w="65" w:type="dxa"/>
+              <w:left w:w="90" w:type="dxa"/>
+              <w:bottom w:w="65" w:type="dxa"/>
+              <w:right w:w="90" w:type="dxa"/>
+            </w:tcMar>
+            <w:shd w:fill="E2EBF2"/>
+          </w:tcPr>
+          <w:p>
+            <w:pPr>
+              <w:keepNext/>
+              <w:spacing w:after="20" w:before="20" w:line="252" w:lineRule="auto"/>
+              <w:ind w:firstLine="0"/>
+              <w:jc w:val="left"/>
+            </w:pPr>
+            <w:r>
+              <w:rPr>
+                <w:rFonts w:ascii="Times New Roman" w:hAnsi="Times New Roman" w:eastAsia="Times New Roman" w:cs="Times New Roman"/>
+                <w:b/>
+                <w:i w:val="0"/>
+                <w:color w:val="000000"/>
+                <w:sz w:val="23"/>
+              </w:rPr>
+              <w:t>Kết quả</w:t>
+            </w:r>
+          </w:p>
+        </w:tc>
+      </w:tr>
+      <w:tr>
+        <w:trPr>
+          <w:cantSplit/>
+        </w:trPr>
+        <w:tc>
+          <w:tcPr>
+            <w:tcW w:type="dxa" w:w="850"/>
+            <w:vAlign w:val="center"/>
+            <w:tcMar>
+              <w:top w:w="65" w:type="dxa"/>
+              <w:left w:w="90" w:type="dxa"/>
+              <w:bottom w:w="65" w:type="dxa"/>
+              <w:right w:w="90" w:type="dxa"/>
+            </w:tcMar>
+          </w:tcPr>
+          <w:p>
+            <w:pPr>
+              <w:keepNext w:val="0"/>
+              <w:spacing w:after="20" w:before="20" w:line="252" w:lineRule="auto"/>
+              <w:ind w:firstLine="0"/>
+              <w:jc w:val="left"/>
+            </w:pPr>
+            <w:r>
+              <w:rPr>
+                <w:rFonts w:ascii="Times New Roman" w:hAnsi="Times New Roman" w:eastAsia="Times New Roman" w:cs="Times New Roman"/>
+                <w:b w:val="0"/>
+                <w:i w:val="0"/>
+                <w:color w:val="000000"/>
+                <w:sz w:val="23"/>
+              </w:rPr>
+              <w:t>UC01</w:t>
+            </w:r>
+          </w:p>
+        </w:tc>
+        <w:tc>
+          <w:tcPr>
+            <w:tcW w:type="dxa" w:w="4535"/>
+            <w:vAlign w:val="center"/>
+            <w:tcMar>
+              <w:top w:w="65" w:type="dxa"/>
+              <w:left w:w="90" w:type="dxa"/>
+              <w:bottom w:w="65" w:type="dxa"/>
+              <w:right w:w="90" w:type="dxa"/>
+            </w:tcMar>
+          </w:tcPr>
+          <w:p>
+            <w:pPr>
+              <w:keepNext w:val="0"/>
+              <w:spacing w:after="20" w:before="20" w:line="252" w:lineRule="auto"/>
+              <w:ind w:firstLine="0"/>
+              <w:jc w:val="left"/>
+            </w:pPr>
+            <w:r>
+              <w:rPr>
+                <w:rFonts w:ascii="Times New Roman" w:hAnsi="Times New Roman" w:eastAsia="Times New Roman" w:cs="Times New Roman"/>
+                <w:b w:val="0"/>
+                <w:i w:val="0"/>
+                <w:color w:val="000000"/>
+                <w:sz w:val="23"/>
+              </w:rPr>
+              <w:t>Xem sản phẩm theo nhóm, tìm kiếm, xem chi tiết và nhiều ảnh.</w:t>
+            </w:r>
+          </w:p>
+        </w:tc>
+        <w:tc>
+          <w:tcPr>
+            <w:tcW w:type="dxa" w:w="4252"/>
+            <w:vAlign w:val="center"/>
+            <w:tcMar>
+              <w:top w:w="65" w:type="dxa"/>
+              <w:left w:w="90" w:type="dxa"/>
+              <w:bottom w:w="65" w:type="dxa"/>
+              <w:right w:w="90" w:type="dxa"/>
+            </w:tcMar>
+          </w:tcPr>
+          <w:p>
+            <w:pPr>
+              <w:keepNext w:val="0"/>
+              <w:spacing w:after="20" w:before="20" w:line="252" w:lineRule="auto"/>
+              <w:ind w:firstLine="0"/>
+              <w:jc w:val="left"/>
+            </w:pPr>
+            <w:r>
+              <w:rPr>
+                <w:rFonts w:ascii="Times New Roman" w:hAnsi="Times New Roman" w:eastAsia="Times New Roman" w:cs="Times New Roman"/>
+                <w:b w:val="0"/>
+                <w:i w:val="0"/>
+                <w:color w:val="000000"/>
+                <w:sz w:val="23"/>
+              </w:rPr>
+              <w:t>Thông tin sản phẩm hiện hành.</w:t>
+            </w:r>
+          </w:p>
+        </w:tc>
+      </w:tr>
+      <w:tr>
+        <w:trPr>
+          <w:cantSplit/>
+        </w:trPr>
+        <w:tc>
+          <w:tcPr>
+            <w:tcW w:type="dxa" w:w="850"/>
+            <w:vAlign w:val="center"/>
+            <w:tcMar>
+              <w:top w:w="65" w:type="dxa"/>
+              <w:left w:w="90" w:type="dxa"/>
+              <w:bottom w:w="65" w:type="dxa"/>
+              <w:right w:w="90" w:type="dxa"/>
+            </w:tcMar>
+          </w:tcPr>
+          <w:p>
+            <w:pPr>
+              <w:keepNext w:val="0"/>
+              <w:spacing w:after="20" w:before="20" w:line="252" w:lineRule="auto"/>
+              <w:ind w:firstLine="0"/>
+              <w:jc w:val="left"/>
+            </w:pPr>
+            <w:r>
+              <w:rPr>
+                <w:rFonts w:ascii="Times New Roman" w:hAnsi="Times New Roman" w:eastAsia="Times New Roman" w:cs="Times New Roman"/>
+                <w:b w:val="0"/>
+                <w:i w:val="0"/>
+                <w:color w:val="000000"/>
+                <w:sz w:val="23"/>
+              </w:rPr>
+              <w:t>UC02</w:t>
+            </w:r>
+          </w:p>
+        </w:tc>
+        <w:tc>
+          <w:tcPr>
+            <w:tcW w:type="dxa" w:w="4535"/>
+            <w:vAlign w:val="center"/>
+            <w:tcMar>
+              <w:top w:w="65" w:type="dxa"/>
+              <w:left w:w="90" w:type="dxa"/>
+              <w:bottom w:w="65" w:type="dxa"/>
+              <w:right w:w="90" w:type="dxa"/>
+            </w:tcMar>
+          </w:tcPr>
+          <w:p>
+            <w:pPr>
+              <w:keepNext w:val="0"/>
+              <w:spacing w:after="20" w:before="20" w:line="252" w:lineRule="auto"/>
+              <w:ind w:firstLine="0"/>
+              <w:jc w:val="left"/>
+            </w:pPr>
+            <w:r>
+              <w:rPr>
+                <w:rFonts w:ascii="Times New Roman" w:hAnsi="Times New Roman" w:eastAsia="Times New Roman" w:cs="Times New Roman"/>
+                <w:b w:val="0"/>
+                <w:i w:val="0"/>
+                <w:color w:val="000000"/>
+                <w:sz w:val="23"/>
+              </w:rPr>
+              <w:t>Thêm từ danh sách hoặc chi tiết; xem, sửa số lượng, xóa dòng trong giỏ.</w:t>
+            </w:r>
+          </w:p>
+        </w:tc>
+        <w:tc>
+          <w:tcPr>
+            <w:tcW w:type="dxa" w:w="4252"/>
+            <w:vAlign w:val="center"/>
+            <w:tcMar>
+              <w:top w:w="65" w:type="dxa"/>
+              <w:left w:w="90" w:type="dxa"/>
+              <w:bottom w:w="65" w:type="dxa"/>
+              <w:right w:w="90" w:type="dxa"/>
+            </w:tcMar>
+          </w:tcPr>
+          <w:p>
+            <w:pPr>
+              <w:keepNext w:val="0"/>
+              <w:spacing w:after="20" w:before="20" w:line="252" w:lineRule="auto"/>
+              <w:ind w:firstLine="0"/>
+              <w:jc w:val="left"/>
+            </w:pPr>
+            <w:r>
+              <w:rPr>
+                <w:rFonts w:ascii="Times New Roman" w:hAnsi="Times New Roman" w:eastAsia="Times New Roman" w:cs="Times New Roman"/>
+                <w:b w:val="0"/>
+                <w:i w:val="0"/>
+                <w:color w:val="000000"/>
+                <w:sz w:val="23"/>
+              </w:rPr>
+              <w:t>Giỏ của phiên và tiền hàng tạm tính.</w:t>
+            </w:r>
+          </w:p>
+        </w:tc>
+      </w:tr>
+      <w:tr>
+        <w:trPr>
+          <w:cantSplit/>
+        </w:trPr>
+        <w:tc>
+          <w:tcPr>
+            <w:tcW w:type="dxa" w:w="850"/>
+            <w:vAlign w:val="center"/>
+            <w:tcMar>
+              <w:top w:w="65" w:type="dxa"/>
+              <w:left w:w="90" w:type="dxa"/>
+              <w:bottom w:w="65" w:type="dxa"/>
+              <w:right w:w="90" w:type="dxa"/>
+            </w:tcMar>
+          </w:tcPr>
+          <w:p>
+            <w:pPr>
+              <w:keepNext w:val="0"/>
+              <w:spacing w:after="20" w:before="20" w:line="252" w:lineRule="auto"/>
+              <w:ind w:firstLine="0"/>
+              <w:jc w:val="left"/>
+            </w:pPr>
+            <w:r>
+              <w:rPr>
+                <w:rFonts w:ascii="Times New Roman" w:hAnsi="Times New Roman" w:eastAsia="Times New Roman" w:cs="Times New Roman"/>
+                <w:b w:val="0"/>
+                <w:i w:val="0"/>
+                <w:color w:val="000000"/>
+                <w:sz w:val="23"/>
+              </w:rPr>
+              <w:t>UC03</w:t>
+            </w:r>
+          </w:p>
+        </w:tc>
+        <w:tc>
+          <w:tcPr>
+            <w:tcW w:type="dxa" w:w="4535"/>
+            <w:vAlign w:val="center"/>
+            <w:tcMar>
+              <w:top w:w="65" w:type="dxa"/>
+              <w:left w:w="90" w:type="dxa"/>
+              <w:bottom w:w="65" w:type="dxa"/>
+              <w:right w:w="90" w:type="dxa"/>
+            </w:tcMar>
+          </w:tcPr>
+          <w:p>
+            <w:pPr>
+              <w:keepNext w:val="0"/>
+              <w:spacing w:after="20" w:before="20" w:line="252" w:lineRule="auto"/>
+              <w:ind w:firstLine="0"/>
+              <w:jc w:val="left"/>
+            </w:pPr>
+            <w:r>
+              <w:rPr>
+                <w:rFonts w:ascii="Times New Roman" w:hAnsi="Times New Roman" w:eastAsia="Times New Roman" w:cs="Times New Roman"/>
+                <w:b w:val="0"/>
+                <w:i w:val="0"/>
+                <w:color w:val="000000"/>
+                <w:sz w:val="23"/>
+              </w:rPr>
+              <w:t>Đăng ký họ tên, ngày sinh, giấy tờ, địa chỉ, điện thoại, tên đăng nhập, mật khẩu; email tùy chọn.</w:t>
+            </w:r>
+          </w:p>
+        </w:tc>
+        <w:tc>
+          <w:tcPr>
+            <w:tcW w:type="dxa" w:w="4252"/>
+            <w:vAlign w:val="center"/>
+            <w:tcMar>
+              <w:top w:w="65" w:type="dxa"/>
+              <w:left w:w="90" w:type="dxa"/>
+              <w:bottom w:w="65" w:type="dxa"/>
+              <w:right w:w="90" w:type="dxa"/>
+            </w:tcMar>
+          </w:tcPr>
+          <w:p>
+            <w:pPr>
+              <w:keepNext w:val="0"/>
+              <w:spacing w:after="20" w:before="20" w:line="252" w:lineRule="auto"/>
+              <w:ind w:firstLine="0"/>
+              <w:jc w:val="left"/>
+            </w:pPr>
+            <w:r>
+              <w:rPr>
+                <w:rFonts w:ascii="Times New Roman" w:hAnsi="Times New Roman" w:eastAsia="Times New Roman" w:cs="Times New Roman"/>
+                <w:b w:val="0"/>
+                <w:i w:val="0"/>
+                <w:color w:val="000000"/>
+                <w:sz w:val="23"/>
+              </w:rPr>
+              <w:t>Tài khoản mới; giỏ vẫn giữ nguyên.</w:t>
+            </w:r>
+          </w:p>
+        </w:tc>
+      </w:tr>
+      <w:tr>
+        <w:trPr>
+          <w:cantSplit/>
+        </w:trPr>
+        <w:tc>
+          <w:tcPr>
+            <w:tcW w:type="dxa" w:w="850"/>
+            <w:vAlign w:val="center"/>
+            <w:tcMar>
+              <w:top w:w="65" w:type="dxa"/>
+              <w:left w:w="90" w:type="dxa"/>
+              <w:bottom w:w="65" w:type="dxa"/>
+              <w:right w:w="90" w:type="dxa"/>
+            </w:tcMar>
+          </w:tcPr>
+          <w:p>
+            <w:pPr>
+              <w:keepNext w:val="0"/>
+              <w:spacing w:after="20" w:before="20" w:line="252" w:lineRule="auto"/>
+              <w:ind w:firstLine="0"/>
+              <w:jc w:val="left"/>
+            </w:pPr>
+            <w:r>
+              <w:rPr>
+                <w:rFonts w:ascii="Times New Roman" w:hAnsi="Times New Roman" w:eastAsia="Times New Roman" w:cs="Times New Roman"/>
+                <w:b w:val="0"/>
+                <w:i w:val="0"/>
+                <w:color w:val="000000"/>
+                <w:sz w:val="23"/>
+              </w:rPr>
+              <w:t>UC04</w:t>
+            </w:r>
+          </w:p>
+        </w:tc>
+        <w:tc>
+          <w:tcPr>
+            <w:tcW w:type="dxa" w:w="4535"/>
+            <w:vAlign w:val="center"/>
+            <w:tcMar>
+              <w:top w:w="65" w:type="dxa"/>
+              <w:left w:w="90" w:type="dxa"/>
+              <w:bottom w:w="65" w:type="dxa"/>
+              <w:right w:w="90" w:type="dxa"/>
+            </w:tcMar>
+          </w:tcPr>
+          <w:p>
+            <w:pPr>
+              <w:keepNext w:val="0"/>
+              <w:spacing w:after="20" w:before="20" w:line="252" w:lineRule="auto"/>
+              <w:ind w:firstLine="0"/>
+              <w:jc w:val="left"/>
+            </w:pPr>
+            <w:r>
+              <w:rPr>
+                <w:rFonts w:ascii="Times New Roman" w:hAnsi="Times New Roman" w:eastAsia="Times New Roman" w:cs="Times New Roman"/>
+                <w:b w:val="0"/>
+                <w:i w:val="0"/>
+                <w:color w:val="000000"/>
+                <w:sz w:val="23"/>
+              </w:rPr>
+              <w:t>Đăng nhập bằng tên và mật khẩu đã đăng ký.</w:t>
+            </w:r>
+          </w:p>
+        </w:tc>
+        <w:tc>
+          <w:tcPr>
+            <w:tcW w:type="dxa" w:w="4252"/>
+            <w:vAlign w:val="center"/>
+            <w:tcMar>
+              <w:top w:w="65" w:type="dxa"/>
+              <w:left w:w="90" w:type="dxa"/>
+              <w:bottom w:w="65" w:type="dxa"/>
+              <w:right w:w="90" w:type="dxa"/>
+            </w:tcMar>
+          </w:tcPr>
+          <w:p>
+            <w:pPr>
+              <w:keepNext w:val="0"/>
+              <w:spacing w:after="20" w:before="20" w:line="252" w:lineRule="auto"/>
+              <w:ind w:firstLine="0"/>
+              <w:jc w:val="left"/>
+            </w:pPr>
+            <w:r>
+              <w:rPr>
+                <w:rFonts w:ascii="Times New Roman" w:hAnsi="Times New Roman" w:eastAsia="Times New Roman" w:cs="Times New Roman"/>
+                <w:b w:val="0"/>
+                <w:i w:val="0"/>
+                <w:color w:val="000000"/>
+                <w:sz w:val="23"/>
+              </w:rPr>
+              <w:t>Khách hàng được xác định trong phiên.</w:t>
+            </w:r>
+          </w:p>
+        </w:tc>
+      </w:tr>
+      <w:tr>
+        <w:trPr>
+          <w:cantSplit/>
+        </w:trPr>
+        <w:tc>
+          <w:tcPr>
+            <w:tcW w:type="dxa" w:w="850"/>
+            <w:vAlign w:val="center"/>
+            <w:tcMar>
+              <w:top w:w="65" w:type="dxa"/>
+              <w:left w:w="90" w:type="dxa"/>
+              <w:bottom w:w="65" w:type="dxa"/>
+              <w:right w:w="90" w:type="dxa"/>
+            </w:tcMar>
+          </w:tcPr>
+          <w:p>
+            <w:pPr>
+              <w:keepNext w:val="0"/>
+              <w:spacing w:after="20" w:before="20" w:line="252" w:lineRule="auto"/>
+              <w:ind w:firstLine="0"/>
+              <w:jc w:val="left"/>
+            </w:pPr>
+            <w:r>
+              <w:rPr>
+                <w:rFonts w:ascii="Times New Roman" w:hAnsi="Times New Roman" w:eastAsia="Times New Roman" w:cs="Times New Roman"/>
+                <w:b w:val="0"/>
+                <w:i w:val="0"/>
+                <w:color w:val="000000"/>
+                <w:sz w:val="23"/>
+              </w:rPr>
+              <w:t>UC05</w:t>
+            </w:r>
+          </w:p>
+        </w:tc>
+        <w:tc>
+          <w:tcPr>
+            <w:tcW w:type="dxa" w:w="4535"/>
+            <w:vAlign w:val="center"/>
+            <w:tcMar>
+              <w:top w:w="65" w:type="dxa"/>
+              <w:left w:w="90" w:type="dxa"/>
+              <w:bottom w:w="65" w:type="dxa"/>
+              <w:right w:w="90" w:type="dxa"/>
+            </w:tcMar>
+          </w:tcPr>
+          <w:p>
+            <w:pPr>
+              <w:keepNext w:val="0"/>
+              <w:spacing w:after="20" w:before="20" w:line="252" w:lineRule="auto"/>
+              <w:ind w:firstLine="0"/>
+              <w:jc w:val="left"/>
+            </w:pPr>
+            <w:r>
+              <w:rPr>
+                <w:rFonts w:ascii="Times New Roman" w:hAnsi="Times New Roman" w:eastAsia="Times New Roman" w:cs="Times New Roman"/>
+                <w:b w:val="0"/>
+                <w:i w:val="0"/>
+                <w:color w:val="000000"/>
+                <w:sz w:val="23"/>
+              </w:rPr>
+              <w:t>Xác nhận người nhận, loại giao, tổng tiền; thanh toán, lưu đơn và xác nhận.</w:t>
+            </w:r>
+          </w:p>
+        </w:tc>
+        <w:tc>
+          <w:tcPr>
+            <w:tcW w:type="dxa" w:w="4252"/>
+            <w:vAlign w:val="center"/>
+            <w:tcMar>
+              <w:top w:w="65" w:type="dxa"/>
+              <w:left w:w="90" w:type="dxa"/>
+              <w:bottom w:w="65" w:type="dxa"/>
+              <w:right w:w="90" w:type="dxa"/>
+            </w:tcMar>
+          </w:tcPr>
+          <w:p>
+            <w:pPr>
+              <w:keepNext w:val="0"/>
+              <w:spacing w:after="20" w:before="20" w:line="252" w:lineRule="auto"/>
+              <w:ind w:firstLine="0"/>
+              <w:jc w:val="left"/>
+            </w:pPr>
+            <w:r>
+              <w:rPr>
+                <w:rFonts w:ascii="Times New Roman" w:hAnsi="Times New Roman" w:eastAsia="Times New Roman" w:cs="Times New Roman"/>
+                <w:b w:val="0"/>
+                <w:i w:val="0"/>
+                <w:color w:val="000000"/>
+                <w:sz w:val="23"/>
+              </w:rPr>
+              <w:t>Đơn hàng, chi tiết, kết quả thanh toán; email nếu có.</w:t>
+            </w:r>
+          </w:p>
+        </w:tc>
+      </w:tr>
+    </w:tbl>
+    <w:p>
+      <w:pPr>
+        <w:spacing w:after="0" w:before="0" w:line="60" w:lineRule="exact"/>
       </w:pPr>
       <w:r>
         <w:rPr>
@@ -6160,106 +6693,8 @@
           <w:b w:val="0"/>
           <w:i w:val="0"/>
           <w:color w:val="000000"/>
-          <w:sz w:val="26"/>
-        </w:rPr>
-        <w:t>Thêm sản phẩm luôn kiểm tra tình trạng còn hàng. Cập nhật số lượng bằng 0 thực hiện xóa dòng khỏi giỏ.</w:t>
-      </w:r>
-    </w:p>
-    <w:p>
-      <w:pPr>
-        <w:pStyle w:val="Heading3"/>
-        <w:keepNext/>
-        <w:keepLines/>
-        <w:pageBreakBefore/>
-        <w:spacing w:before="140" w:after="100" w:line="276" w:lineRule="auto"/>
-        <w:ind w:firstLine="0"/>
-      </w:pPr>
-      <w:r>
-        <w:rPr>
-          <w:rFonts w:ascii="Times New Roman" w:hAnsi="Times New Roman" w:eastAsia="Times New Roman" w:cs="Times New Roman"/>
-          <w:b/>
-          <w:i w:val="0"/>
-          <w:color w:val="000000"/>
-          <w:sz w:val="26"/>
-        </w:rPr>
-        <w:t>2.1.5. Phân rã đặt hàng</w:t>
-      </w:r>
-    </w:p>
-    <w:p>
-      <w:pPr>
-        <w:keepNext/>
-        <w:spacing w:before="80" w:after="40" w:line="240" w:lineRule="auto"/>
-        <w:ind w:firstLine="0"/>
-        <w:jc w:val="center"/>
-      </w:pPr>
-      <w:r>
-        <w:drawing>
-          <wp:inline xmlns:a="http://schemas.openxmlformats.org/drawingml/2006/main" xmlns:pic="http://schemas.openxmlformats.org/drawingml/2006/picture">
-            <wp:extent cx="6120000" cy="4811908"/>
-            <wp:docPr id="4" name="Picture 4" descr="Hình 4. Các bước trong use case đặt hàng"/>
-            <wp:cNvGraphicFramePr>
-              <a:graphicFrameLocks noChangeAspect="1"/>
-            </wp:cNvGraphicFramePr>
-            <a:graphic>
-              <a:graphicData uri="http://schemas.openxmlformats.org/drawingml/2006/picture">
-                <pic:pic>
-                  <pic:nvPicPr>
-                    <pic:cNvPr id="0" name="uc_checkout.png"/>
-                    <pic:cNvPicPr/>
-                  </pic:nvPicPr>
-                  <pic:blipFill>
-                    <a:blip r:embed="rId35"/>
-                    <a:stretch>
-                      <a:fillRect/>
-                    </a:stretch>
-                  </pic:blipFill>
-                  <pic:spPr>
-                    <a:xfrm>
-                      <a:off x="0" y="0"/>
-                      <a:ext cx="6120000" cy="4811908"/>
-                    </a:xfrm>
-                    <a:prstGeom prst="rect"/>
-                  </pic:spPr>
-                </pic:pic>
-              </a:graphicData>
-            </a:graphic>
-          </wp:inline>
-        </w:drawing>
-      </w:r>
-    </w:p>
-    <w:p>
-      <w:pPr>
-        <w:keepLines/>
-        <w:spacing w:after="100"/>
-        <w:jc w:val="center"/>
-      </w:pPr>
-      <w:r>
-        <w:rPr>
-          <w:rFonts w:ascii="Times New Roman" w:hAnsi="Times New Roman" w:eastAsia="Times New Roman" w:cs="Times New Roman"/>
-          <w:b w:val="0"/>
-          <w:i/>
-          <w:color w:val="000000"/>
-          <w:sz w:val="23"/>
-        </w:rPr>
-        <w:t>Hình 4. Các bước trong use case đặt hàng</w:t>
-      </w:r>
-    </w:p>
-    <w:p>
-      <w:pPr>
-        <w:widowControl/>
-        <w:spacing w:before="0" w:after="100" w:line="276" w:lineRule="auto"/>
-        <w:ind w:firstLine="369"/>
-        <w:jc w:val="both"/>
-      </w:pPr>
-      <w:r>
-        <w:rPr>
-          <w:rFonts w:ascii="Times New Roman" w:hAnsi="Times New Roman" w:eastAsia="Times New Roman" w:cs="Times New Roman"/>
-          <w:b w:val="0"/>
-          <w:i w:val="0"/>
-          <w:color w:val="000000"/>
-          <w:sz w:val="26"/>
-        </w:rPr>
-        <w:t>Các bước bảo đảm đăng nhập, xác nhận người nhận, kiểm tra lại danh mục, tính phí, thanh toán và ghi đơn là bắt buộc cho một lần đặt hàng thành công. Gửi email là phần mở rộng với điều kiện khách có email và đơn đã được lưu. Nếu thanh toán thất bại, luồng dừng trước bước ghi đơn.</w:t>
+          <w:sz w:val="6"/>
+        </w:rPr>
       </w:r>
     </w:p>
     <w:p>
@@ -6278,7 +6713,224 @@
           <w:color w:val="000000"/>
           <w:sz w:val="26"/>
         </w:rPr>
-        <w:t>2.1.6. Đặc tả UC01 xem sản phẩm</w:t>
+        <w:t>2.1.5. Đặc tả use case quản lý giỏ hàng</w:t>
+      </w:r>
+    </w:p>
+    <w:p>
+      <w:pPr>
+        <w:widowControl/>
+        <w:spacing w:before="0" w:after="100" w:line="276" w:lineRule="auto"/>
+        <w:ind w:firstLine="369"/>
+        <w:jc w:val="both"/>
+      </w:pPr>
+      <w:r>
+        <w:rPr>
+          <w:rFonts w:ascii="Times New Roman" w:hAnsi="Times New Roman" w:eastAsia="Times New Roman" w:cs="Times New Roman"/>
+          <w:b w:val="0"/>
+          <w:i w:val="0"/>
+          <w:color w:val="000000"/>
+          <w:sz w:val="26"/>
+        </w:rPr>
+        <w:t>Tác nhân chính là khách truy cập hoặc khách hàng. Giỏ thuộc phiên ứng dụng và chưa bị khóa để thanh toán.</w:t>
+      </w:r>
+    </w:p>
+    <w:p>
+      <w:pPr>
+        <w:widowControl/>
+        <w:spacing w:before="0" w:after="100" w:line="276" w:lineRule="auto"/>
+        <w:ind w:firstLine="369"/>
+        <w:jc w:val="both"/>
+      </w:pPr>
+      <w:r>
+        <w:rPr>
+          <w:rFonts w:ascii="Times New Roman" w:hAnsi="Times New Roman" w:eastAsia="Times New Roman" w:cs="Times New Roman"/>
+          <w:b w:val="0"/>
+          <w:i w:val="0"/>
+          <w:color w:val="000000"/>
+          <w:sz w:val="26"/>
+        </w:rPr>
+        <w:t>Khi thêm sản phẩm, khách chọn mã và số lượng. Hệ thống kiểm tra số lượng dương, đọc sản phẩm và kiểm tra còn hàng. Mã chưa có thì thêm một dòng; mã đã có thì cộng số lượng vào dòng đó. Khi cập nhật, số lượng dương được thay thế, bằng 0 thì xóa dòng. Sau mỗi thay đổi, tiền hàng được tính lại.</w:t>
+      </w:r>
+    </w:p>
+    <w:p>
+      <w:pPr>
+        <w:widowControl/>
+        <w:spacing w:before="0" w:after="100" w:line="276" w:lineRule="auto"/>
+        <w:ind w:firstLine="369"/>
+        <w:jc w:val="both"/>
+      </w:pPr>
+      <w:r>
+        <w:rPr>
+          <w:rFonts w:ascii="Times New Roman" w:hAnsi="Times New Roman" w:eastAsia="Times New Roman" w:cs="Times New Roman"/>
+          <w:b w:val="0"/>
+          <w:i w:val="0"/>
+          <w:color w:val="000000"/>
+          <w:sz w:val="26"/>
+        </w:rPr>
+        <w:t>Sản phẩm hết hàng, số lượng âm hoặc giỏ đang xử lý thanh toán bị từ chối. Xóa dòng cuối làm giỏ trở về trống. Kết thúc use case, mỗi mã sản phẩm có tối đa một dòng trong giỏ; chưa phát sinh đơn hàng trong CSDL.</w:t>
+      </w:r>
+    </w:p>
+    <w:p>
+      <w:pPr>
+        <w:pStyle w:val="Heading3"/>
+        <w:keepNext/>
+        <w:keepLines/>
+        <w:spacing w:before="140" w:after="100" w:line="276" w:lineRule="auto"/>
+        <w:ind w:firstLine="0"/>
+      </w:pPr>
+      <w:r>
+        <w:rPr>
+          <w:rFonts w:ascii="Times New Roman" w:hAnsi="Times New Roman" w:eastAsia="Times New Roman" w:cs="Times New Roman"/>
+          <w:b/>
+          <w:i w:val="0"/>
+          <w:color w:val="000000"/>
+          <w:sz w:val="26"/>
+        </w:rPr>
+        <w:t>2.1.6. Đặc tả use case đặt hàng</w:t>
+      </w:r>
+    </w:p>
+    <w:p>
+      <w:pPr>
+        <w:widowControl/>
+        <w:spacing w:before="0" w:after="100" w:line="276" w:lineRule="auto"/>
+        <w:ind w:firstLine="369"/>
+        <w:jc w:val="both"/>
+      </w:pPr>
+      <w:r>
+        <w:rPr>
+          <w:rFonts w:ascii="Times New Roman" w:hAnsi="Times New Roman" w:eastAsia="Times New Roman" w:cs="Times New Roman"/>
+          <w:b w:val="0"/>
+          <w:i w:val="0"/>
+          <w:color w:val="000000"/>
+          <w:sz w:val="26"/>
+        </w:rPr>
+        <w:t>Tác nhân chính là khách hàng. Giỏ phải có sản phẩm; khách đã đăng nhập hoặc hoàn tất đăng nhập trong luồng đặt hàng.</w:t>
+      </w:r>
+    </w:p>
+    <w:p>
+      <w:pPr>
+        <w:widowControl/>
+        <w:spacing w:before="0" w:after="100" w:line="276" w:lineRule="auto"/>
+        <w:ind w:firstLine="0" w:left="57"/>
+        <w:jc w:val="both"/>
+      </w:pPr>
+      <w:r>
+        <w:rPr>
+          <w:rFonts w:ascii="Times New Roman" w:hAnsi="Times New Roman" w:eastAsia="Times New Roman" w:cs="Times New Roman"/>
+          <w:b w:val="0"/>
+          <w:i w:val="0"/>
+          <w:color w:val="000000"/>
+          <w:sz w:val="26"/>
+        </w:rPr>
+        <w:t>1. Khách chọn tính tiền. Hệ thống yêu cầu đăng nhập nếu phiên chưa có khách hàng.</w:t>
+      </w:r>
+    </w:p>
+    <w:p>
+      <w:pPr>
+        <w:widowControl/>
+        <w:spacing w:before="0" w:after="100" w:line="276" w:lineRule="auto"/>
+        <w:ind w:firstLine="0" w:left="57"/>
+        <w:jc w:val="both"/>
+      </w:pPr>
+      <w:r>
+        <w:rPr>
+          <w:rFonts w:ascii="Times New Roman" w:hAnsi="Times New Roman" w:eastAsia="Times New Roman" w:cs="Times New Roman"/>
+          <w:b w:val="0"/>
+          <w:i w:val="0"/>
+          <w:color w:val="000000"/>
+          <w:sz w:val="26"/>
+        </w:rPr>
+        <w:t>2. Khách nhập họ tên, địa chỉ, điện thoại người nhận; chọn khu vực và loại giao hàng.</w:t>
+      </w:r>
+    </w:p>
+    <w:p>
+      <w:pPr>
+        <w:widowControl/>
+        <w:spacing w:before="0" w:after="100" w:line="276" w:lineRule="auto"/>
+        <w:ind w:firstLine="0" w:left="57"/>
+        <w:jc w:val="both"/>
+      </w:pPr>
+      <w:r>
+        <w:rPr>
+          <w:rFonts w:ascii="Times New Roman" w:hAnsi="Times New Roman" w:eastAsia="Times New Roman" w:cs="Times New Roman"/>
+          <w:b w:val="0"/>
+          <w:i w:val="0"/>
+          <w:color w:val="000000"/>
+          <w:sz w:val="26"/>
+        </w:rPr>
+        <w:t>3. Hệ thống đọc lại giá và tình trạng sản phẩm, tính tiền hàng và phí giao, hiển thị báo giá.</w:t>
+      </w:r>
+    </w:p>
+    <w:p>
+      <w:pPr>
+        <w:widowControl/>
+        <w:spacing w:before="0" w:after="100" w:line="276" w:lineRule="auto"/>
+        <w:ind w:firstLine="0" w:left="57"/>
+        <w:jc w:val="both"/>
+      </w:pPr>
+      <w:r>
+        <w:rPr>
+          <w:rFonts w:ascii="Times New Roman" w:hAnsi="Times New Roman" w:eastAsia="Times New Roman" w:cs="Times New Roman"/>
+          <w:b w:val="0"/>
+          <w:i w:val="0"/>
+          <w:color w:val="000000"/>
+          <w:sz w:val="26"/>
+        </w:rPr>
+        <w:t>4. Khách chọn loại thẻ, nhập số thẻ, hạn sử dụng, chủ thẻ và CSV; xác nhận tổng thanh toán.</w:t>
+      </w:r>
+    </w:p>
+    <w:p>
+      <w:pPr>
+        <w:widowControl/>
+        <w:spacing w:before="0" w:after="100" w:line="276" w:lineRule="auto"/>
+        <w:ind w:firstLine="0" w:left="57"/>
+        <w:jc w:val="both"/>
+      </w:pPr>
+      <w:r>
+        <w:rPr>
+          <w:rFonts w:ascii="Times New Roman" w:hAnsi="Times New Roman" w:eastAsia="Times New Roman" w:cs="Times New Roman"/>
+          <w:b w:val="0"/>
+          <w:i w:val="0"/>
+          <w:color w:val="000000"/>
+          <w:sz w:val="26"/>
+        </w:rPr>
+        <w:t>5. Hệ thống kiểm tra thẻ và đối chiếu lại báo giá, rồi gọi dịch vụ thanh toán trực tuyến.</w:t>
+      </w:r>
+    </w:p>
+    <w:p>
+      <w:pPr>
+        <w:widowControl/>
+        <w:spacing w:before="0" w:after="100" w:line="276" w:lineRule="auto"/>
+        <w:ind w:firstLine="0" w:left="57"/>
+        <w:jc w:val="both"/>
+      </w:pPr>
+      <w:r>
+        <w:rPr>
+          <w:rFonts w:ascii="Times New Roman" w:hAnsi="Times New Roman" w:eastAsia="Times New Roman" w:cs="Times New Roman"/>
+          <w:b w:val="0"/>
+          <w:i w:val="0"/>
+          <w:color w:val="000000"/>
+          <w:sz w:val="26"/>
+        </w:rPr>
+        <w:t>6. Khi dịch vụ chấp nhận, ghi đơn, chi tiết và thanh toán trong cùng transaction SQL; commit và xóa giỏ.</w:t>
+      </w:r>
+    </w:p>
+    <w:p>
+      <w:pPr>
+        <w:widowControl/>
+        <w:spacing w:before="0" w:after="100" w:line="276" w:lineRule="auto"/>
+        <w:ind w:firstLine="0" w:left="57"/>
+        <w:jc w:val="both"/>
+      </w:pPr>
+      <w:r>
+        <w:rPr>
+          <w:rFonts w:ascii="Times New Roman" w:hAnsi="Times New Roman" w:eastAsia="Times New Roman" w:cs="Times New Roman"/>
+          <w:b w:val="0"/>
+          <w:i w:val="0"/>
+          <w:color w:val="000000"/>
+          <w:sz w:val="26"/>
+        </w:rPr>
+        <w:t>7. Nếu có email, gửi nội dung xác nhận không có thông tin thẻ. Hiển thị mã đơn và chi tiết đã lưu.</w:t>
       </w:r>
     </w:p>
     <w:tbl>
@@ -6332,7 +6984,7 @@
                 <w:color w:val="000000"/>
                 <w:sz w:val="23"/>
               </w:rPr>
-              <w:t>Thành phần</w:t>
+              <w:t>Luồng thay thế</w:t>
             </w:r>
           </w:p>
         </w:tc>
@@ -6363,7 +7015,7 @@
                 <w:color w:val="000000"/>
                 <w:sz w:val="23"/>
               </w:rPr>
-              <w:t>Nội dung</w:t>
+              <w:t>Xử lý</w:t>
             </w:r>
           </w:p>
         </w:tc>
@@ -6398,7 +7050,7 @@
                 <w:color w:val="000000"/>
                 <w:sz w:val="23"/>
               </w:rPr>
-              <w:t>Tác nhân</w:t>
+              <w:t>Giỏ trống; hủy đăng nhập</w:t>
             </w:r>
           </w:p>
         </w:tc>
@@ -6428,7 +7080,7 @@
                 <w:color w:val="000000"/>
                 <w:sz w:val="23"/>
               </w:rPr>
-              <w:t>Khách truy cập hoặc khách hàng; hệ thống quản lý sản phẩm hỗ trợ.</w:t>
+              <w:t>Dừng đặt hàng, giữ dữ liệu giỏ của phiên.</w:t>
             </w:r>
           </w:p>
         </w:tc>
@@ -6463,7 +7115,7 @@
                 <w:color w:val="000000"/>
                 <w:sz w:val="23"/>
               </w:rPr>
-              <w:t>Tiền điều kiện</w:t>
+              <w:t>Giá thay đổi hoặc sản phẩm hết hàng</w:t>
             </w:r>
           </w:p>
         </w:tc>
@@ -6493,7 +7145,7 @@
                 <w:color w:val="000000"/>
                 <w:sz w:val="23"/>
               </w:rPr>
-              <w:t>Ứng dụng đã mở; adapter có thể đọc danh mục.</w:t>
+              <w:t>Giá thay đổi: cập nhật giỏ, yêu cầu xác nhận lại. Hết hàng: báo mã sản phẩm để khách sửa giỏ.</w:t>
             </w:r>
           </w:p>
         </w:tc>
@@ -6528,7 +7180,7 @@
                 <w:color w:val="000000"/>
                 <w:sz w:val="23"/>
               </w:rPr>
-              <w:t>Luồng chính</w:t>
+              <w:t>Thông tin người nhận, loại giao hoặc thẻ sai</w:t>
             </w:r>
           </w:p>
         </w:tc>
@@ -6558,7 +7210,7 @@
                 <w:color w:val="000000"/>
                 <w:sz w:val="23"/>
               </w:rPr>
-              <w:t>1. Mở danh sách. 2. Hệ thống đọc nhóm và sản phẩm. 3. Khách chọn nhóm hoặc nhập từ khóa. 4. Hệ thống hiển thị kết quả. 5. Khách chọn một sản phẩm. 6. Hệ thống hiển thị chi tiết, các ảnh, hãng, mô tả, thông số, giá, tình trạng.</w:t>
+              <w:t>Báo lỗi, giữ Form để khách sửa dữ liệu.</w:t>
             </w:r>
           </w:p>
         </w:tc>
@@ -6593,7 +7245,7 @@
                 <w:color w:val="000000"/>
                 <w:sz w:val="23"/>
               </w:rPr>
-              <w:t>Luồng thay thế</w:t>
+              <w:t>Thanh toán bị từ chối</w:t>
             </w:r>
           </w:p>
         </w:tc>
@@ -6623,7 +7275,7 @@
                 <w:color w:val="000000"/>
                 <w:sz w:val="23"/>
               </w:rPr>
-              <w:t>Không có kết quả: danh sách rỗng. Mã không còn tồn tại: báo không tìm thấy. Không đọc được danh mục: báo lỗi, cho thực hiện lại.</w:t>
+              <w:t>Không tạo đơn; giữ giỏ, cho phép nhập lại.</w:t>
             </w:r>
           </w:p>
         </w:tc>
@@ -6658,7 +7310,7 @@
                 <w:color w:val="000000"/>
                 <w:sz w:val="23"/>
               </w:rPr>
-              <w:t>Hậu điều kiện</w:t>
+              <w:t>Lỗi lưu đơn</w:t>
             </w:r>
           </w:p>
         </w:tc>
@@ -6688,7 +7340,137 @@
                 <w:color w:val="000000"/>
                 <w:sz w:val="23"/>
               </w:rPr>
-              <w:t>Khách xem được dữ liệu hiện hành; chưa thay đổi dữ liệu sản phẩm gốc. Có thể gọi UC02 từ danh sách hoặc chi tiết.</w:t>
+              <w:t>Rollback đơn, chi tiết và thanh toán; giữ giỏ.</w:t>
+            </w:r>
+          </w:p>
+        </w:tc>
+      </w:tr>
+      <w:tr>
+        <w:trPr>
+          <w:cantSplit/>
+        </w:trPr>
+        <w:tc>
+          <w:tcPr>
+            <w:tcW w:type="dxa" w:w="2381"/>
+            <w:vAlign w:val="center"/>
+            <w:tcMar>
+              <w:top w:w="65" w:type="dxa"/>
+              <w:left w:w="90" w:type="dxa"/>
+              <w:bottom w:w="65" w:type="dxa"/>
+              <w:right w:w="90" w:type="dxa"/>
+            </w:tcMar>
+          </w:tcPr>
+          <w:p>
+            <w:pPr>
+              <w:keepNext w:val="0"/>
+              <w:spacing w:after="20" w:before="20" w:line="252" w:lineRule="auto"/>
+              <w:ind w:firstLine="0"/>
+              <w:jc w:val="left"/>
+            </w:pPr>
+            <w:r>
+              <w:rPr>
+                <w:rFonts w:ascii="Times New Roman" w:hAnsi="Times New Roman" w:eastAsia="Times New Roman" w:cs="Times New Roman"/>
+                <w:b w:val="0"/>
+                <w:i w:val="0"/>
+                <w:color w:val="000000"/>
+                <w:sz w:val="23"/>
+              </w:rPr>
+              <w:t>Gửi email thất bại</w:t>
+            </w:r>
+          </w:p>
+        </w:tc>
+        <w:tc>
+          <w:tcPr>
+            <w:tcW w:type="dxa" w:w="7257"/>
+            <w:vAlign w:val="center"/>
+            <w:tcMar>
+              <w:top w:w="65" w:type="dxa"/>
+              <w:left w:w="90" w:type="dxa"/>
+              <w:bottom w:w="65" w:type="dxa"/>
+              <w:right w:w="90" w:type="dxa"/>
+            </w:tcMar>
+          </w:tcPr>
+          <w:p>
+            <w:pPr>
+              <w:keepNext w:val="0"/>
+              <w:spacing w:after="20" w:before="20" w:line="252" w:lineRule="auto"/>
+              <w:ind w:firstLine="0"/>
+              <w:jc w:val="left"/>
+            </w:pPr>
+            <w:r>
+              <w:rPr>
+                <w:rFonts w:ascii="Times New Roman" w:hAnsi="Times New Roman" w:eastAsia="Times New Roman" w:cs="Times New Roman"/>
+                <w:b w:val="0"/>
+                <w:i w:val="0"/>
+                <w:color w:val="000000"/>
+                <w:sz w:val="23"/>
+              </w:rPr>
+              <w:t>Ghi trạng thái LoiGui; đơn đã commit vẫn có hiệu lực.</w:t>
+            </w:r>
+          </w:p>
+        </w:tc>
+      </w:tr>
+      <w:tr>
+        <w:trPr>
+          <w:cantSplit/>
+        </w:trPr>
+        <w:tc>
+          <w:tcPr>
+            <w:tcW w:type="dxa" w:w="2381"/>
+            <w:vAlign w:val="center"/>
+            <w:tcMar>
+              <w:top w:w="65" w:type="dxa"/>
+              <w:left w:w="90" w:type="dxa"/>
+              <w:bottom w:w="65" w:type="dxa"/>
+              <w:right w:w="90" w:type="dxa"/>
+            </w:tcMar>
+          </w:tcPr>
+          <w:p>
+            <w:pPr>
+              <w:keepNext w:val="0"/>
+              <w:spacing w:after="20" w:before="20" w:line="252" w:lineRule="auto"/>
+              <w:ind w:firstLine="0"/>
+              <w:jc w:val="left"/>
+            </w:pPr>
+            <w:r>
+              <w:rPr>
+                <w:rFonts w:ascii="Times New Roman" w:hAnsi="Times New Roman" w:eastAsia="Times New Roman" w:cs="Times New Roman"/>
+                <w:b w:val="0"/>
+                <w:i w:val="0"/>
+                <w:color w:val="000000"/>
+                <w:sz w:val="23"/>
+              </w:rPr>
+              <w:t>Yêu cầu đã hoàn tất</w:t>
+            </w:r>
+          </w:p>
+        </w:tc>
+        <w:tc>
+          <w:tcPr>
+            <w:tcW w:type="dxa" w:w="7257"/>
+            <w:vAlign w:val="center"/>
+            <w:tcMar>
+              <w:top w:w="65" w:type="dxa"/>
+              <w:left w:w="90" w:type="dxa"/>
+              <w:bottom w:w="65" w:type="dxa"/>
+              <w:right w:w="90" w:type="dxa"/>
+            </w:tcMar>
+          </w:tcPr>
+          <w:p>
+            <w:pPr>
+              <w:keepNext w:val="0"/>
+              <w:spacing w:after="20" w:before="20" w:line="252" w:lineRule="auto"/>
+              <w:ind w:firstLine="0"/>
+              <w:jc w:val="left"/>
+            </w:pPr>
+            <w:r>
+              <w:rPr>
+                <w:rFonts w:ascii="Times New Roman" w:hAnsi="Times New Roman" w:eastAsia="Times New Roman" w:cs="Times New Roman"/>
+                <w:b w:val="0"/>
+                <w:i w:val="0"/>
+                <w:color w:val="000000"/>
+                <w:sz w:val="23"/>
+              </w:rPr>
+              <w:t>Trả lại cùng mã đơn nếu yêu cầu thuộc khách hiện tại; không thanh toán lại.</w:t>
             </w:r>
           </w:p>
         </w:tc>
@@ -6706,6 +7488,291 @@
           <w:color w:val="000000"/>
           <w:sz w:val="6"/>
         </w:rPr>
+      </w:r>
+    </w:p>
+    <w:p>
+      <w:pPr>
+        <w:widowControl/>
+        <w:spacing w:before="0" w:after="100" w:line="276" w:lineRule="auto"/>
+        <w:ind w:firstLine="369"/>
+        <w:jc w:val="both"/>
+      </w:pPr>
+      <w:r>
+        <w:rPr>
+          <w:rFonts w:ascii="Times New Roman" w:hAnsi="Times New Roman" w:eastAsia="Times New Roman" w:cs="Times New Roman"/>
+          <w:b w:val="0"/>
+          <w:i w:val="0"/>
+          <w:color w:val="000000"/>
+          <w:sz w:val="26"/>
+        </w:rPr>
+        <w:t>Sau khi thành công, đơn có ít nhất một chi tiết và một thanh toán. Tên, đơn giá, người mua, người nhận và các phí giữ giá trị tại thời điểm đặt; giỏ trở về trống.</w:t>
+      </w:r>
+    </w:p>
+    <w:p>
+      <w:pPr>
+        <w:pStyle w:val="Heading2"/>
+        <w:keepNext/>
+        <w:keepLines/>
+        <w:spacing w:before="140" w:after="100" w:line="276" w:lineRule="auto"/>
+        <w:ind w:firstLine="0"/>
+      </w:pPr>
+      <w:r>
+        <w:rPr>
+          <w:rFonts w:ascii="Times New Roman" w:hAnsi="Times New Roman" w:eastAsia="Times New Roman" w:cs="Times New Roman"/>
+          <w:b/>
+          <w:i w:val="0"/>
+          <w:color w:val="000000"/>
+          <w:sz w:val="26"/>
+        </w:rPr>
+        <w:t>2.2. Xây dựng biểu đồ lớp phân tích</w:t>
+      </w:r>
+    </w:p>
+    <w:p>
+      <w:pPr>
+        <w:keepNext/>
+        <w:spacing w:before="80" w:after="40" w:line="240" w:lineRule="auto"/>
+        <w:ind w:firstLine="0"/>
+        <w:jc w:val="center"/>
+      </w:pPr>
+      <w:r>
+        <w:drawing>
+          <wp:inline xmlns:a="http://schemas.openxmlformats.org/drawingml/2006/main" xmlns:pic="http://schemas.openxmlformats.org/drawingml/2006/picture">
+            <wp:extent cx="6091231" cy="7560000"/>
+            <wp:docPr id="3" name="Picture 3" descr="Hình 3. Biểu đồ lớp phân tích"/>
+            <wp:cNvGraphicFramePr>
+              <a:graphicFrameLocks noChangeAspect="1"/>
+            </wp:cNvGraphicFramePr>
+            <a:graphic>
+              <a:graphicData uri="http://schemas.openxmlformats.org/drawingml/2006/picture">
+                <pic:pic>
+                  <pic:nvPicPr>
+                    <pic:cNvPr id="0" name="03_lop_phan_tich.png"/>
+                    <pic:cNvPicPr/>
+                  </pic:nvPicPr>
+                  <pic:blipFill>
+                    <a:blip r:embed="rId9"/>
+                    <a:stretch>
+                      <a:fillRect/>
+                    </a:stretch>
+                  </pic:blipFill>
+                  <pic:spPr>
+                    <a:xfrm>
+                      <a:off x="0" y="0"/>
+                      <a:ext cx="6091231" cy="7560000"/>
+                    </a:xfrm>
+                    <a:prstGeom prst="rect"/>
+                  </pic:spPr>
+                </pic:pic>
+              </a:graphicData>
+            </a:graphic>
+          </wp:inline>
+        </w:drawing>
+      </w:r>
+    </w:p>
+    <w:p>
+      <w:pPr>
+        <w:keepLines/>
+        <w:spacing w:after="100"/>
+        <w:jc w:val="center"/>
+      </w:pPr>
+      <w:r>
+        <w:rPr>
+          <w:rFonts w:ascii="Times New Roman" w:hAnsi="Times New Roman" w:eastAsia="Times New Roman" w:cs="Times New Roman"/>
+          <w:b w:val="0"/>
+          <w:i/>
+          <w:color w:val="000000"/>
+          <w:sz w:val="23"/>
+        </w:rPr>
+        <w:t>Hình 3. Biểu đồ lớp phân tích</w:t>
+      </w:r>
+    </w:p>
+    <w:p>
+      <w:pPr>
+        <w:widowControl/>
+        <w:spacing w:before="0" w:after="100" w:line="276" w:lineRule="auto"/>
+        <w:ind w:firstLine="369"/>
+        <w:jc w:val="both"/>
+      </w:pPr>
+      <w:r>
+        <w:rPr>
+          <w:rFonts w:ascii="Times New Roman" w:hAnsi="Times New Roman" w:eastAsia="Times New Roman" w:cs="Times New Roman"/>
+          <w:b w:val="0"/>
+          <w:i w:val="0"/>
+          <w:color w:val="000000"/>
+          <w:sz w:val="26"/>
+        </w:rPr>
+        <w:t>Biểu đồ thể hiện các thực thể nghiệp vụ và quan hệ giữa chúng. NhomSanPham, SanPham là dữ liệu do hệ thống quản lý sản phẩm cung cấp. Một nhóm có nhiều sản phẩm; thuộc tính HinhAnh của sản phẩm có nhiều giá trị.</w:t>
+      </w:r>
+    </w:p>
+    <w:p>
+      <w:pPr>
+        <w:widowControl/>
+        <w:spacing w:before="0" w:after="100" w:line="276" w:lineRule="auto"/>
+        <w:ind w:firstLine="369"/>
+        <w:jc w:val="both"/>
+      </w:pPr>
+      <w:r>
+        <w:rPr>
+          <w:rFonts w:ascii="Times New Roman" w:hAnsi="Times New Roman" w:eastAsia="Times New Roman" w:cs="Times New Roman"/>
+          <w:b w:val="0"/>
+          <w:i w:val="0"/>
+          <w:color w:val="000000"/>
+          <w:sz w:val="26"/>
+        </w:rPr>
+        <w:t>GioHang hợp thành các ChiTietGioHang và tồn tại trong phiên. DonHang hợp thành các ChiTietDonHang; mỗi đơn đã ghi nhận có một ThanhToan và tối đa một EmailXacNhan. Một khách có thể đặt nhiều đơn. PhiGiaoHang được chọn theo khu vực và loại giao.</w:t>
+      </w:r>
+    </w:p>
+    <w:p>
+      <w:pPr>
+        <w:widowControl/>
+        <w:spacing w:before="0" w:after="100" w:line="276" w:lineRule="auto"/>
+        <w:ind w:firstLine="369"/>
+        <w:jc w:val="both"/>
+      </w:pPr>
+      <w:r>
+        <w:rPr>
+          <w:rFonts w:ascii="Times New Roman" w:hAnsi="Times New Roman" w:eastAsia="Times New Roman" w:cs="Times New Roman"/>
+          <w:b w:val="0"/>
+          <w:i w:val="0"/>
+          <w:color w:val="000000"/>
+          <w:sz w:val="26"/>
+        </w:rPr>
+        <w:t>Thông tin người nhận được lưu riêng trong đơn vì người nhận có thể khác người mua. DonGia của chi tiết đơn là giá đã chấp nhận lúc đặt, độc lập với GiaHienHanh của sản phẩm.</w:t>
+      </w:r>
+    </w:p>
+    <w:p>
+      <w:pPr>
+        <w:pStyle w:val="Heading2"/>
+        <w:keepNext/>
+        <w:keepLines/>
+        <w:spacing w:before="140" w:after="100" w:line="276" w:lineRule="auto"/>
+        <w:ind w:firstLine="0"/>
+      </w:pPr>
+      <w:r>
+        <w:rPr>
+          <w:rFonts w:ascii="Times New Roman" w:hAnsi="Times New Roman" w:eastAsia="Times New Roman" w:cs="Times New Roman"/>
+          <w:b/>
+          <w:i w:val="0"/>
+          <w:color w:val="000000"/>
+          <w:sz w:val="26"/>
+        </w:rPr>
+        <w:t>2.3. Biểu đồ trạng thái</w:t>
+      </w:r>
+    </w:p>
+    <w:p>
+      <w:pPr>
+        <w:keepNext/>
+        <w:spacing w:before="80" w:after="40" w:line="240" w:lineRule="auto"/>
+        <w:ind w:firstLine="0"/>
+        <w:jc w:val="center"/>
+      </w:pPr>
+      <w:r>
+        <w:drawing>
+          <wp:inline xmlns:a="http://schemas.openxmlformats.org/drawingml/2006/main" xmlns:pic="http://schemas.openxmlformats.org/drawingml/2006/picture">
+            <wp:extent cx="6120000" cy="5669914"/>
+            <wp:docPr id="4" name="Picture 4" descr="Hình 4. Biểu đồ trạng thái giỏ hàng"/>
+            <wp:cNvGraphicFramePr>
+              <a:graphicFrameLocks noChangeAspect="1"/>
+            </wp:cNvGraphicFramePr>
+            <a:graphic>
+              <a:graphicData uri="http://schemas.openxmlformats.org/drawingml/2006/picture">
+                <pic:pic>
+                  <pic:nvPicPr>
+                    <pic:cNvPr id="0" name="04_trang_thai_gio_hang.png"/>
+                    <pic:cNvPicPr/>
+                  </pic:nvPicPr>
+                  <pic:blipFill>
+                    <a:blip r:embed="rId10"/>
+                    <a:stretch>
+                      <a:fillRect/>
+                    </a:stretch>
+                  </pic:blipFill>
+                  <pic:spPr>
+                    <a:xfrm>
+                      <a:off x="0" y="0"/>
+                      <a:ext cx="6120000" cy="5669914"/>
+                    </a:xfrm>
+                    <a:prstGeom prst="rect"/>
+                  </pic:spPr>
+                </pic:pic>
+              </a:graphicData>
+            </a:graphic>
+          </wp:inline>
+        </w:drawing>
+      </w:r>
+    </w:p>
+    <w:p>
+      <w:pPr>
+        <w:keepLines/>
+        <w:spacing w:after="100"/>
+        <w:jc w:val="center"/>
+      </w:pPr>
+      <w:r>
+        <w:rPr>
+          <w:rFonts w:ascii="Times New Roman" w:hAnsi="Times New Roman" w:eastAsia="Times New Roman" w:cs="Times New Roman"/>
+          <w:b w:val="0"/>
+          <w:i/>
+          <w:color w:val="000000"/>
+          <w:sz w:val="23"/>
+        </w:rPr>
+        <w:t>Hình 4. Biểu đồ trạng thái giỏ hàng</w:t>
+      </w:r>
+    </w:p>
+    <w:p>
+      <w:pPr>
+        <w:widowControl/>
+        <w:spacing w:before="0" w:after="100" w:line="276" w:lineRule="auto"/>
+        <w:ind w:firstLine="369"/>
+        <w:jc w:val="both"/>
+      </w:pPr>
+      <w:r>
+        <w:rPr>
+          <w:rFonts w:ascii="Times New Roman" w:hAnsi="Times New Roman" w:eastAsia="Times New Roman" w:cs="Times New Roman"/>
+          <w:b w:val="0"/>
+          <w:i w:val="0"/>
+          <w:color w:val="000000"/>
+          <w:sz w:val="26"/>
+        </w:rPr>
+        <w:t>Giỏ bắt đầu ở trạng thái trống. Thêm một sản phẩm còn hàng chuyển giỏ sang có sản phẩm; xóa dòng cuối đưa giỏ về trống. Khi xác nhận thanh toán với dữ liệu hợp lệ, giỏ bị khóa trong lúc xử lý. Thanh toán bị từ chối hoặc lỗi lưu trả giỏ về trạng thái có sản phẩm. Chỉ sau commit thành công, hệ thống mới xóa giỏ và mở khóa. Đóng ứng dụng kết thúc phiên giỏ hàng.</w:t>
+      </w:r>
+    </w:p>
+    <w:p>
+      <w:pPr>
+        <w:pStyle w:val="Heading1"/>
+        <w:keepNext/>
+        <w:keepLines/>
+        <w:pageBreakBefore/>
+        <w:spacing w:before="180" w:after="100" w:line="276" w:lineRule="auto"/>
+        <w:ind w:firstLine="0"/>
+      </w:pPr>
+      <w:r>
+        <w:rPr>
+          <w:rFonts w:ascii="Times New Roman" w:hAnsi="Times New Roman" w:eastAsia="Times New Roman" w:cs="Times New Roman"/>
+          <w:b/>
+          <w:i w:val="0"/>
+          <w:color w:val="000000"/>
+          <w:sz w:val="26"/>
+        </w:rPr>
+        <w:t>3. PHA THIẾT KẾ</w:t>
+      </w:r>
+    </w:p>
+    <w:p>
+      <w:pPr>
+        <w:pStyle w:val="Heading2"/>
+        <w:keepNext/>
+        <w:keepLines/>
+        <w:spacing w:before="140" w:after="100" w:line="276" w:lineRule="auto"/>
+        <w:ind w:firstLine="0"/>
+      </w:pPr>
+      <w:r>
+        <w:rPr>
+          <w:rFonts w:ascii="Times New Roman" w:hAnsi="Times New Roman" w:eastAsia="Times New Roman" w:cs="Times New Roman"/>
+          <w:b/>
+          <w:i w:val="0"/>
+          <w:color w:val="000000"/>
+          <w:sz w:val="26"/>
+        </w:rPr>
+        <w:t>3.1. Các biểu đồ tuần tự</w:t>
       </w:r>
     </w:p>
     <w:p>
@@ -6724,7 +7791,312 @@
           <w:color w:val="000000"/>
           <w:sz w:val="26"/>
         </w:rPr>
-        <w:t>2.1.7. Đặc tả UC02 quản lý giỏ</w:t>
+        <w:t>3.1.1. Thêm sản phẩm vào giỏ hàng</w:t>
+      </w:r>
+    </w:p>
+    <w:p>
+      <w:pPr>
+        <w:keepNext/>
+        <w:spacing w:before="80" w:after="40" w:line="240" w:lineRule="auto"/>
+        <w:ind w:firstLine="0"/>
+        <w:jc w:val="center"/>
+      </w:pPr>
+      <w:r>
+        <w:drawing>
+          <wp:inline xmlns:a="http://schemas.openxmlformats.org/drawingml/2006/main" xmlns:pic="http://schemas.openxmlformats.org/drawingml/2006/picture">
+            <wp:extent cx="6120000" cy="6082747"/>
+            <wp:docPr id="5" name="Picture 5" descr="Hình 5. Biểu đồ tuần tự thêm sản phẩm vào giỏ hàng"/>
+            <wp:cNvGraphicFramePr>
+              <a:graphicFrameLocks noChangeAspect="1"/>
+            </wp:cNvGraphicFramePr>
+            <a:graphic>
+              <a:graphicData uri="http://schemas.openxmlformats.org/drawingml/2006/picture">
+                <pic:pic>
+                  <pic:nvPicPr>
+                    <pic:cNvPr id="0" name="05_tuan_tu_them_gio.png"/>
+                    <pic:cNvPicPr/>
+                  </pic:nvPicPr>
+                  <pic:blipFill>
+                    <a:blip r:embed="rId11"/>
+                    <a:stretch>
+                      <a:fillRect/>
+                    </a:stretch>
+                  </pic:blipFill>
+                  <pic:spPr>
+                    <a:xfrm>
+                      <a:off x="0" y="0"/>
+                      <a:ext cx="6120000" cy="6082747"/>
+                    </a:xfrm>
+                    <a:prstGeom prst="rect"/>
+                  </pic:spPr>
+                </pic:pic>
+              </a:graphicData>
+            </a:graphic>
+          </wp:inline>
+        </w:drawing>
+      </w:r>
+    </w:p>
+    <w:p>
+      <w:pPr>
+        <w:keepLines/>
+        <w:spacing w:after="100"/>
+        <w:jc w:val="center"/>
+      </w:pPr>
+      <w:r>
+        <w:rPr>
+          <w:rFonts w:ascii="Times New Roman" w:hAnsi="Times New Roman" w:eastAsia="Times New Roman" w:cs="Times New Roman"/>
+          <w:b w:val="0"/>
+          <w:i/>
+          <w:color w:val="000000"/>
+          <w:sz w:val="23"/>
+        </w:rPr>
+        <w:t>Hình 5. Biểu đồ tuần tự thêm sản phẩm vào giỏ hàng</w:t>
+      </w:r>
+    </w:p>
+    <w:p>
+      <w:pPr>
+        <w:widowControl/>
+        <w:spacing w:before="0" w:after="100" w:line="276" w:lineRule="auto"/>
+        <w:ind w:firstLine="369"/>
+        <w:jc w:val="both"/>
+      </w:pPr>
+      <w:r>
+        <w:rPr>
+          <w:rFonts w:ascii="Times New Roman" w:hAnsi="Times New Roman" w:eastAsia="Times New Roman" w:cs="Times New Roman"/>
+          <w:b w:val="0"/>
+          <w:i w:val="0"/>
+          <w:color w:val="000000"/>
+          <w:sz w:val="26"/>
+        </w:rPr>
+        <w:t>FrmSanPham nhận lựa chọn rồi gọi CartService.Add. Service kiểm tra giỏ và số lượng, lấy sản phẩm qua adapter. Sản phẩm còn hàng mới được thêm hoặc cộng số lượng vào dòng cùng mã. FrmChiTietSanPham sử dụng cùng xử lý Add nên có trình tự tương tự.</w:t>
+      </w:r>
+    </w:p>
+    <w:p>
+      <w:pPr>
+        <w:pStyle w:val="Heading3"/>
+        <w:keepNext/>
+        <w:keepLines/>
+        <w:spacing w:before="140" w:after="100" w:line="276" w:lineRule="auto"/>
+        <w:ind w:firstLine="0"/>
+      </w:pPr>
+      <w:r>
+        <w:rPr>
+          <w:rFonts w:ascii="Times New Roman" w:hAnsi="Times New Roman" w:eastAsia="Times New Roman" w:cs="Times New Roman"/>
+          <w:b/>
+          <w:i w:val="0"/>
+          <w:color w:val="000000"/>
+          <w:sz w:val="26"/>
+        </w:rPr>
+        <w:t>3.1.2. Đặt hàng và thanh toán</w:t>
+      </w:r>
+    </w:p>
+    <w:p>
+      <w:pPr>
+        <w:keepNext/>
+        <w:spacing w:before="80" w:after="40" w:line="240" w:lineRule="auto"/>
+        <w:ind w:firstLine="0"/>
+        <w:jc w:val="center"/>
+      </w:pPr>
+      <w:r>
+        <w:drawing>
+          <wp:inline xmlns:a="http://schemas.openxmlformats.org/drawingml/2006/main" xmlns:pic="http://schemas.openxmlformats.org/drawingml/2006/picture">
+            <wp:extent cx="6120000" cy="7068366"/>
+            <wp:docPr id="6" name="Picture 6" descr="Hình 6. Biểu đồ tuần tự đặt hàng và thanh toán"/>
+            <wp:cNvGraphicFramePr>
+              <a:graphicFrameLocks noChangeAspect="1"/>
+            </wp:cNvGraphicFramePr>
+            <a:graphic>
+              <a:graphicData uri="http://schemas.openxmlformats.org/drawingml/2006/picture">
+                <pic:pic>
+                  <pic:nvPicPr>
+                    <pic:cNvPr id="0" name="06_tuan_tu_dat_hang.png"/>
+                    <pic:cNvPicPr/>
+                  </pic:nvPicPr>
+                  <pic:blipFill>
+                    <a:blip r:embed="rId12"/>
+                    <a:stretch>
+                      <a:fillRect/>
+                    </a:stretch>
+                  </pic:blipFill>
+                  <pic:spPr>
+                    <a:xfrm>
+                      <a:off x="0" y="0"/>
+                      <a:ext cx="6120000" cy="7068366"/>
+                    </a:xfrm>
+                    <a:prstGeom prst="rect"/>
+                  </pic:spPr>
+                </pic:pic>
+              </a:graphicData>
+            </a:graphic>
+          </wp:inline>
+        </w:drawing>
+      </w:r>
+    </w:p>
+    <w:p>
+      <w:pPr>
+        <w:keepLines/>
+        <w:spacing w:after="100"/>
+        <w:jc w:val="center"/>
+      </w:pPr>
+      <w:r>
+        <w:rPr>
+          <w:rFonts w:ascii="Times New Roman" w:hAnsi="Times New Roman" w:eastAsia="Times New Roman" w:cs="Times New Roman"/>
+          <w:b w:val="0"/>
+          <w:i/>
+          <w:color w:val="000000"/>
+          <w:sz w:val="23"/>
+        </w:rPr>
+        <w:t>Hình 6. Biểu đồ tuần tự đặt hàng và thanh toán</w:t>
+      </w:r>
+    </w:p>
+    <w:p>
+      <w:pPr>
+        <w:widowControl/>
+        <w:spacing w:before="0" w:after="100" w:line="276" w:lineRule="auto"/>
+        <w:ind w:firstLine="369"/>
+        <w:jc w:val="both"/>
+      </w:pPr>
+      <w:r>
+        <w:rPr>
+          <w:rFonts w:ascii="Times New Roman" w:hAnsi="Times New Roman" w:eastAsia="Times New Roman" w:cs="Times New Roman"/>
+          <w:b w:val="0"/>
+          <w:i w:val="0"/>
+          <w:color w:val="000000"/>
+          <w:sz w:val="26"/>
+        </w:rPr>
+        <w:t>Biểu đồ mô tả một mã yêu cầu mới, dữ liệu thẻ và báo giá hợp lệ. CheckoutService.Quote đọc lại sản phẩm, kiểm tra người nhận, tính phí và tạo bản sao các dòng đặt. Thanh toán bị từ chối kết thúc nhánh trước SaveOrder. Khi chấp nhận, SaveOrder ghi đồng thời đơn, chi tiết và thanh toán; chỉ sau commit mới xóa giỏ và xử lý email.</w:t>
+      </w:r>
+    </w:p>
+    <w:p>
+      <w:pPr>
+        <w:widowControl/>
+        <w:spacing w:before="0" w:after="100" w:line="276" w:lineRule="auto"/>
+        <w:ind w:firstLine="369"/>
+        <w:jc w:val="both"/>
+      </w:pPr>
+      <w:r>
+        <w:rPr>
+          <w:rFonts w:ascii="Times New Roman" w:hAnsi="Times New Roman" w:eastAsia="Times New Roman" w:cs="Times New Roman"/>
+          <w:b w:val="0"/>
+          <w:i w:val="0"/>
+          <w:color w:val="000000"/>
+          <w:sz w:val="26"/>
+        </w:rPr>
+        <w:t>Nếu ghi dữ liệu thất bại, SaveOrder rollback và trả lỗi; giỏ được giữ lại. Nếu mã yêu cầu đã hoàn tất, FindOrder trả đơn cũ, kiểm tra khách sở hữu rồi kết thúc mà không gọi Pay lần nữa. Lỗi email được xử lý sau commit nên không làm mất đơn hàng.</w:t>
+      </w:r>
+    </w:p>
+    <w:p>
+      <w:pPr>
+        <w:pStyle w:val="Heading2"/>
+        <w:keepNext/>
+        <w:keepLines/>
+        <w:spacing w:before="140" w:after="100" w:line="276" w:lineRule="auto"/>
+        <w:ind w:firstLine="0"/>
+      </w:pPr>
+      <w:r>
+        <w:rPr>
+          <w:rFonts w:ascii="Times New Roman" w:hAnsi="Times New Roman" w:eastAsia="Times New Roman" w:cs="Times New Roman"/>
+          <w:b/>
+          <w:i w:val="0"/>
+          <w:color w:val="000000"/>
+          <w:sz w:val="26"/>
+        </w:rPr>
+        <w:t>3.2. Biểu đồ lớp thiết kế chi tiết</w:t>
+      </w:r>
+    </w:p>
+    <w:p>
+      <w:pPr>
+        <w:keepNext/>
+        <w:spacing w:before="80" w:after="40" w:line="240" w:lineRule="auto"/>
+        <w:ind w:firstLine="0"/>
+        <w:jc w:val="center"/>
+      </w:pPr>
+      <w:r>
+        <w:drawing>
+          <wp:inline xmlns:a="http://schemas.openxmlformats.org/drawingml/2006/main" xmlns:pic="http://schemas.openxmlformats.org/drawingml/2006/picture">
+            <wp:extent cx="6120000" cy="7341798"/>
+            <wp:docPr id="7" name="Picture 7" descr="Hình 7. Biểu đồ lớp thiết kế chi tiết các đối tượng đặt hàng"/>
+            <wp:cNvGraphicFramePr>
+              <a:graphicFrameLocks noChangeAspect="1"/>
+            </wp:cNvGraphicFramePr>
+            <a:graphic>
+              <a:graphicData uri="http://schemas.openxmlformats.org/drawingml/2006/picture">
+                <pic:pic>
+                  <pic:nvPicPr>
+                    <pic:cNvPr id="0" name="07_lop_thiet_ke.png"/>
+                    <pic:cNvPicPr/>
+                  </pic:nvPicPr>
+                  <pic:blipFill>
+                    <a:blip r:embed="rId13"/>
+                    <a:stretch>
+                      <a:fillRect/>
+                    </a:stretch>
+                  </pic:blipFill>
+                  <pic:spPr>
+                    <a:xfrm>
+                      <a:off x="0" y="0"/>
+                      <a:ext cx="6120000" cy="7341798"/>
+                    </a:xfrm>
+                    <a:prstGeom prst="rect"/>
+                  </pic:spPr>
+                </pic:pic>
+              </a:graphicData>
+            </a:graphic>
+          </wp:inline>
+        </w:drawing>
+      </w:r>
+    </w:p>
+    <w:p>
+      <w:pPr>
+        <w:keepLines/>
+        <w:spacing w:after="100"/>
+        <w:jc w:val="center"/>
+      </w:pPr>
+      <w:r>
+        <w:rPr>
+          <w:rFonts w:ascii="Times New Roman" w:hAnsi="Times New Roman" w:eastAsia="Times New Roman" w:cs="Times New Roman"/>
+          <w:b w:val="0"/>
+          <w:i/>
+          <w:color w:val="000000"/>
+          <w:sz w:val="23"/>
+        </w:rPr>
+        <w:t>Hình 7. Biểu đồ lớp thiết kế chi tiết các đối tượng đặt hàng</w:t>
+      </w:r>
+    </w:p>
+    <w:p>
+      <w:pPr>
+        <w:widowControl/>
+        <w:spacing w:before="0" w:after="100" w:line="276" w:lineRule="auto"/>
+        <w:ind w:firstLine="369"/>
+        <w:jc w:val="both"/>
+      </w:pPr>
+      <w:r>
+        <w:rPr>
+          <w:rFonts w:ascii="Times New Roman" w:hAnsi="Times New Roman" w:eastAsia="Times New Roman" w:cs="Times New Roman"/>
+          <w:b w:val="0"/>
+          <w:i w:val="0"/>
+          <w:color w:val="000000"/>
+          <w:sz w:val="26"/>
+        </w:rPr>
+        <w:t>Các lớp dùng tên và kiểu dữ liệu theo project. ChiTietGioHang được hiện thực bằng CartItem; CheckoutQuote giữ bản sao các dòng đã báo giá. CartItem.Copy tạo bản sao để đơn giữ số lượng và đơn giá đã chấp nhận. GioHang.TienHang, CartItem.ThanhTien và CheckoutQuote.TongTien là thuộc tính chỉ đọc, được tính từ các giá trị thành phần.</w:t>
+      </w:r>
+    </w:p>
+    <w:p>
+      <w:pPr>
+        <w:widowControl/>
+        <w:spacing w:before="0" w:after="100" w:line="276" w:lineRule="auto"/>
+        <w:ind w:firstLine="369"/>
+        <w:jc w:val="both"/>
+      </w:pPr>
+      <w:r>
+        <w:rPr>
+          <w:rFonts w:ascii="Times New Roman" w:hAnsi="Times New Roman" w:eastAsia="Times New Roman" w:cs="Times New Roman"/>
+          <w:b w:val="0"/>
+          <w:i w:val="0"/>
+          <w:color w:val="000000"/>
+          <w:sz w:val="26"/>
+        </w:rPr>
+        <w:t>CardInfo chỉ tồn tại khi nhập và kiểm tra thẻ. PaymentResult chứa kết quả dịch vụ trả về. Đơn lưu loại thẻ, bốn số cuối và mã giao dịch; không lưu CardInfo vào CSDL. Các lớp thực hiện nghiệp vụ được thể hiện ở phần thiết kế theo chức năng.</w:t>
       </w:r>
     </w:p>
     <w:tbl>
@@ -6778,7 +8150,7 @@
                 <w:color w:val="000000"/>
                 <w:sz w:val="23"/>
               </w:rPr>
-              <w:t>Thành phần</w:t>
+              <w:t>Lớp danh mục</w:t>
             </w:r>
           </w:p>
         </w:tc>
@@ -6809,7 +8181,7 @@
                 <w:color w:val="000000"/>
                 <w:sz w:val="23"/>
               </w:rPr>
-              <w:t>Nội dung</w:t>
+              <w:t>Thuộc tính thiết kế</w:t>
             </w:r>
           </w:p>
         </w:tc>
@@ -6844,7 +8216,7 @@
                 <w:color w:val="000000"/>
                 <w:sz w:val="23"/>
               </w:rPr>
-              <w:t>Tác nhân</w:t>
+              <w:t>NhomSanPham</w:t>
             </w:r>
           </w:p>
         </w:tc>
@@ -6874,7 +8246,7 @@
                 <w:color w:val="000000"/>
                 <w:sz w:val="23"/>
               </w:rPr>
-              <w:t>Khách truy cập hoặc khách hàng; hệ thống quản lý sản phẩm hỗ trợ khi thêm.</w:t>
+              <w:t>MaNhom: string; TenNhom: string.</w:t>
             </w:r>
           </w:p>
         </w:tc>
@@ -6909,7 +8281,7 @@
                 <w:color w:val="000000"/>
                 <w:sz w:val="23"/>
               </w:rPr>
-              <w:t>Tiền điều kiện</w:t>
+              <w:t>SanPham</w:t>
             </w:r>
           </w:p>
         </w:tc>
@@ -6939,267 +8311,7 @@
                 <w:color w:val="000000"/>
                 <w:sz w:val="23"/>
               </w:rPr>
-              <w:t>Phiên ứng dụng đang hoạt động; giỏ chưa bị khóa để thanh toán.</w:t>
-            </w:r>
-          </w:p>
-        </w:tc>
-      </w:tr>
-      <w:tr>
-        <w:trPr>
-          <w:cantSplit/>
-        </w:trPr>
-        <w:tc>
-          <w:tcPr>
-            <w:tcW w:type="dxa" w:w="2381"/>
-            <w:vAlign w:val="center"/>
-            <w:tcMar>
-              <w:top w:w="65" w:type="dxa"/>
-              <w:left w:w="90" w:type="dxa"/>
-              <w:bottom w:w="65" w:type="dxa"/>
-              <w:right w:w="90" w:type="dxa"/>
-            </w:tcMar>
-          </w:tcPr>
-          <w:p>
-            <w:pPr>
-              <w:keepNext w:val="0"/>
-              <w:spacing w:after="20" w:before="20" w:line="252" w:lineRule="auto"/>
-              <w:ind w:firstLine="0"/>
-              <w:jc w:val="left"/>
-            </w:pPr>
-            <w:r>
-              <w:rPr>
-                <w:rFonts w:ascii="Times New Roman" w:hAnsi="Times New Roman" w:eastAsia="Times New Roman" w:cs="Times New Roman"/>
-                <w:b w:val="0"/>
-                <w:i w:val="0"/>
-                <w:color w:val="000000"/>
-                <w:sz w:val="23"/>
-              </w:rPr>
-              <w:t>Luồng thêm</w:t>
-            </w:r>
-          </w:p>
-        </w:tc>
-        <w:tc>
-          <w:tcPr>
-            <w:tcW w:type="dxa" w:w="7257"/>
-            <w:vAlign w:val="center"/>
-            <w:tcMar>
-              <w:top w:w="65" w:type="dxa"/>
-              <w:left w:w="90" w:type="dxa"/>
-              <w:bottom w:w="65" w:type="dxa"/>
-              <w:right w:w="90" w:type="dxa"/>
-            </w:tcMar>
-          </w:tcPr>
-          <w:p>
-            <w:pPr>
-              <w:keepNext w:val="0"/>
-              <w:spacing w:after="20" w:before="20" w:line="252" w:lineRule="auto"/>
-              <w:ind w:firstLine="0"/>
-              <w:jc w:val="left"/>
-            </w:pPr>
-            <w:r>
-              <w:rPr>
-                <w:rFonts w:ascii="Times New Roman" w:hAnsi="Times New Roman" w:eastAsia="Times New Roman" w:cs="Times New Roman"/>
-                <w:b w:val="0"/>
-                <w:i w:val="0"/>
-                <w:color w:val="000000"/>
-                <w:sz w:val="23"/>
-              </w:rPr>
-              <w:t>1. Khách chọn mã và số lượng. 2. Kiểm tra số lượng dương. 3. Đọc sản phẩm và kiểm tra còn hàng. 4. Nếu chưa có mã thì thêm dòng; nếu đã có thì cộng số lượng. 5. Hiển thị thông báo và tiền hàng.</w:t>
-            </w:r>
-          </w:p>
-        </w:tc>
-      </w:tr>
-      <w:tr>
-        <w:trPr>
-          <w:cantSplit/>
-        </w:trPr>
-        <w:tc>
-          <w:tcPr>
-            <w:tcW w:type="dxa" w:w="2381"/>
-            <w:vAlign w:val="center"/>
-            <w:tcMar>
-              <w:top w:w="65" w:type="dxa"/>
-              <w:left w:w="90" w:type="dxa"/>
-              <w:bottom w:w="65" w:type="dxa"/>
-              <w:right w:w="90" w:type="dxa"/>
-            </w:tcMar>
-          </w:tcPr>
-          <w:p>
-            <w:pPr>
-              <w:keepNext w:val="0"/>
-              <w:spacing w:after="20" w:before="20" w:line="252" w:lineRule="auto"/>
-              <w:ind w:firstLine="0"/>
-              <w:jc w:val="left"/>
-            </w:pPr>
-            <w:r>
-              <w:rPr>
-                <w:rFonts w:ascii="Times New Roman" w:hAnsi="Times New Roman" w:eastAsia="Times New Roman" w:cs="Times New Roman"/>
-                <w:b w:val="0"/>
-                <w:i w:val="0"/>
-                <w:color w:val="000000"/>
-                <w:sz w:val="23"/>
-              </w:rPr>
-              <w:t>Luồng cập nhật</w:t>
-            </w:r>
-          </w:p>
-        </w:tc>
-        <w:tc>
-          <w:tcPr>
-            <w:tcW w:type="dxa" w:w="7257"/>
-            <w:vAlign w:val="center"/>
-            <w:tcMar>
-              <w:top w:w="65" w:type="dxa"/>
-              <w:left w:w="90" w:type="dxa"/>
-              <w:bottom w:w="65" w:type="dxa"/>
-              <w:right w:w="90" w:type="dxa"/>
-            </w:tcMar>
-          </w:tcPr>
-          <w:p>
-            <w:pPr>
-              <w:keepNext w:val="0"/>
-              <w:spacing w:after="20" w:before="20" w:line="252" w:lineRule="auto"/>
-              <w:ind w:firstLine="0"/>
-              <w:jc w:val="left"/>
-            </w:pPr>
-            <w:r>
-              <w:rPr>
-                <w:rFonts w:ascii="Times New Roman" w:hAnsi="Times New Roman" w:eastAsia="Times New Roman" w:cs="Times New Roman"/>
-                <w:b w:val="0"/>
-                <w:i w:val="0"/>
-                <w:color w:val="000000"/>
-                <w:sz w:val="23"/>
-              </w:rPr>
-              <w:t>1. Mở giỏ. 2. Chọn dòng và nhập số lượng mới. 3. Số lượng dương thì cập nhật, bằng 0 thì xóa. 4. Tính lại tiền hàng.</w:t>
-            </w:r>
-          </w:p>
-        </w:tc>
-      </w:tr>
-      <w:tr>
-        <w:trPr>
-          <w:cantSplit/>
-        </w:trPr>
-        <w:tc>
-          <w:tcPr>
-            <w:tcW w:type="dxa" w:w="2381"/>
-            <w:vAlign w:val="center"/>
-            <w:tcMar>
-              <w:top w:w="65" w:type="dxa"/>
-              <w:left w:w="90" w:type="dxa"/>
-              <w:bottom w:w="65" w:type="dxa"/>
-              <w:right w:w="90" w:type="dxa"/>
-            </w:tcMar>
-          </w:tcPr>
-          <w:p>
-            <w:pPr>
-              <w:keepNext w:val="0"/>
-              <w:spacing w:after="20" w:before="20" w:line="252" w:lineRule="auto"/>
-              <w:ind w:firstLine="0"/>
-              <w:jc w:val="left"/>
-            </w:pPr>
-            <w:r>
-              <w:rPr>
-                <w:rFonts w:ascii="Times New Roman" w:hAnsi="Times New Roman" w:eastAsia="Times New Roman" w:cs="Times New Roman"/>
-                <w:b w:val="0"/>
-                <w:i w:val="0"/>
-                <w:color w:val="000000"/>
-                <w:sz w:val="23"/>
-              </w:rPr>
-              <w:t>Luồng thay thế</w:t>
-            </w:r>
-          </w:p>
-        </w:tc>
-        <w:tc>
-          <w:tcPr>
-            <w:tcW w:type="dxa" w:w="7257"/>
-            <w:vAlign w:val="center"/>
-            <w:tcMar>
-              <w:top w:w="65" w:type="dxa"/>
-              <w:left w:w="90" w:type="dxa"/>
-              <w:bottom w:w="65" w:type="dxa"/>
-              <w:right w:w="90" w:type="dxa"/>
-            </w:tcMar>
-          </w:tcPr>
-          <w:p>
-            <w:pPr>
-              <w:keepNext w:val="0"/>
-              <w:spacing w:after="20" w:before="20" w:line="252" w:lineRule="auto"/>
-              <w:ind w:firstLine="0"/>
-              <w:jc w:val="left"/>
-            </w:pPr>
-            <w:r>
-              <w:rPr>
-                <w:rFonts w:ascii="Times New Roman" w:hAnsi="Times New Roman" w:eastAsia="Times New Roman" w:cs="Times New Roman"/>
-                <w:b w:val="0"/>
-                <w:i w:val="0"/>
-                <w:color w:val="000000"/>
-                <w:sz w:val="23"/>
-              </w:rPr>
-              <w:t>Số lượng âm, sản phẩm hết hàng hoặc đang thanh toán: từ chối thay đổi. Xóa dòng cuối: giỏ chuyển về trống.</w:t>
-            </w:r>
-          </w:p>
-        </w:tc>
-      </w:tr>
-      <w:tr>
-        <w:trPr>
-          <w:cantSplit/>
-        </w:trPr>
-        <w:tc>
-          <w:tcPr>
-            <w:tcW w:type="dxa" w:w="2381"/>
-            <w:vAlign w:val="center"/>
-            <w:tcMar>
-              <w:top w:w="65" w:type="dxa"/>
-              <w:left w:w="90" w:type="dxa"/>
-              <w:bottom w:w="65" w:type="dxa"/>
-              <w:right w:w="90" w:type="dxa"/>
-            </w:tcMar>
-          </w:tcPr>
-          <w:p>
-            <w:pPr>
-              <w:keepNext w:val="0"/>
-              <w:spacing w:after="20" w:before="20" w:line="252" w:lineRule="auto"/>
-              <w:ind w:firstLine="0"/>
-              <w:jc w:val="left"/>
-            </w:pPr>
-            <w:r>
-              <w:rPr>
-                <w:rFonts w:ascii="Times New Roman" w:hAnsi="Times New Roman" w:eastAsia="Times New Roman" w:cs="Times New Roman"/>
-                <w:b w:val="0"/>
-                <w:i w:val="0"/>
-                <w:color w:val="000000"/>
-                <w:sz w:val="23"/>
-              </w:rPr>
-              <w:t>Hậu điều kiện</w:t>
-            </w:r>
-          </w:p>
-        </w:tc>
-        <w:tc>
-          <w:tcPr>
-            <w:tcW w:type="dxa" w:w="7257"/>
-            <w:vAlign w:val="center"/>
-            <w:tcMar>
-              <w:top w:w="65" w:type="dxa"/>
-              <w:left w:w="90" w:type="dxa"/>
-              <w:bottom w:w="65" w:type="dxa"/>
-              <w:right w:w="90" w:type="dxa"/>
-            </w:tcMar>
-          </w:tcPr>
-          <w:p>
-            <w:pPr>
-              <w:keepNext w:val="0"/>
-              <w:spacing w:after="20" w:before="20" w:line="252" w:lineRule="auto"/>
-              <w:ind w:firstLine="0"/>
-              <w:jc w:val="left"/>
-            </w:pPr>
-            <w:r>
-              <w:rPr>
-                <w:rFonts w:ascii="Times New Roman" w:hAnsi="Times New Roman" w:eastAsia="Times New Roman" w:cs="Times New Roman"/>
-                <w:b w:val="0"/>
-                <w:i w:val="0"/>
-                <w:color w:val="000000"/>
-                <w:sz w:val="23"/>
-              </w:rPr>
-              <w:t>Mỗi mã chỉ có một dòng; số lượng các dòng còn lại đều lớn hơn 0. Chưa có đơn hàng trong CSDL.</w:t>
+              <w:t>MaSP, MaNhom, TenSP, NhaSanXuat, MoTa, ThongSo: string; GiaHienHanh: decimal; ConHang: bool; HinhAnh: List&lt;string&gt;.</w:t>
             </w:r>
           </w:p>
         </w:tc>
@@ -7217,6 +8329,25 @@
           <w:color w:val="000000"/>
           <w:sz w:val="6"/>
         </w:rPr>
+      </w:r>
+    </w:p>
+    <w:p>
+      <w:pPr>
+        <w:pStyle w:val="Heading2"/>
+        <w:keepNext/>
+        <w:keepLines/>
+        <w:spacing w:before="140" w:after="100" w:line="276" w:lineRule="auto"/>
+        <w:ind w:firstLine="0"/>
+      </w:pPr>
+      <w:r>
+        <w:rPr>
+          <w:rFonts w:ascii="Times New Roman" w:hAnsi="Times New Roman" w:eastAsia="Times New Roman" w:cs="Times New Roman"/>
+          <w:b/>
+          <w:i w:val="0"/>
+          <w:color w:val="000000"/>
+          <w:sz w:val="26"/>
+        </w:rPr>
+        <w:t>3.3. Thiết kế riêng từng chức năng</w:t>
       </w:r>
     </w:p>
     <w:p>
@@ -7235,7 +8366,333 @@
           <w:color w:val="000000"/>
           <w:sz w:val="26"/>
         </w:rPr>
-        <w:t>2.1.8. Đặc tả UC03 đăng ký</w:t>
+        <w:t>3.3.1. Chức năng quản lý giỏ hàng</w:t>
+      </w:r>
+    </w:p>
+    <w:p>
+      <w:pPr>
+        <w:keepNext/>
+        <w:spacing w:before="80" w:after="40" w:line="240" w:lineRule="auto"/>
+        <w:ind w:firstLine="0"/>
+        <w:jc w:val="center"/>
+      </w:pPr>
+      <w:r>
+        <w:drawing>
+          <wp:inline xmlns:a="http://schemas.openxmlformats.org/drawingml/2006/main" xmlns:pic="http://schemas.openxmlformats.org/drawingml/2006/picture">
+            <wp:extent cx="6120000" cy="5729722"/>
+            <wp:docPr id="8" name="Picture 8" descr="Hình 8. Thiết kế chức năng quản lý giỏ hàng"/>
+            <wp:cNvGraphicFramePr>
+              <a:graphicFrameLocks noChangeAspect="1"/>
+            </wp:cNvGraphicFramePr>
+            <a:graphic>
+              <a:graphicData uri="http://schemas.openxmlformats.org/drawingml/2006/picture">
+                <pic:pic>
+                  <pic:nvPicPr>
+                    <pic:cNvPr id="0" name="08_chuc_nang_gio_hang.png"/>
+                    <pic:cNvPicPr/>
+                  </pic:nvPicPr>
+                  <pic:blipFill>
+                    <a:blip r:embed="rId14"/>
+                    <a:stretch>
+                      <a:fillRect/>
+                    </a:stretch>
+                  </pic:blipFill>
+                  <pic:spPr>
+                    <a:xfrm>
+                      <a:off x="0" y="0"/>
+                      <a:ext cx="6120000" cy="5729722"/>
+                    </a:xfrm>
+                    <a:prstGeom prst="rect"/>
+                  </pic:spPr>
+                </pic:pic>
+              </a:graphicData>
+            </a:graphic>
+          </wp:inline>
+        </w:drawing>
+      </w:r>
+    </w:p>
+    <w:p>
+      <w:pPr>
+        <w:keepLines/>
+        <w:spacing w:after="100"/>
+        <w:jc w:val="center"/>
+      </w:pPr>
+      <w:r>
+        <w:rPr>
+          <w:rFonts w:ascii="Times New Roman" w:hAnsi="Times New Roman" w:eastAsia="Times New Roman" w:cs="Times New Roman"/>
+          <w:b w:val="0"/>
+          <w:i/>
+          <w:color w:val="000000"/>
+          <w:sz w:val="23"/>
+        </w:rPr>
+        <w:t>Hình 8. Thiết kế chức năng quản lý giỏ hàng</w:t>
+      </w:r>
+    </w:p>
+    <w:p>
+      <w:pPr>
+        <w:widowControl/>
+        <w:spacing w:before="0" w:after="100" w:line="276" w:lineRule="auto"/>
+        <w:ind w:firstLine="369"/>
+        <w:jc w:val="both"/>
+      </w:pPr>
+      <w:r>
+        <w:rPr>
+          <w:rFonts w:ascii="Times New Roman" w:hAnsi="Times New Roman" w:eastAsia="Times New Roman" w:cs="Times New Roman"/>
+          <w:b w:val="0"/>
+          <w:i w:val="0"/>
+          <w:color w:val="000000"/>
+          <w:sz w:val="26"/>
+        </w:rPr>
+        <w:t>Hai Form sản phẩm cùng gọi CartService.Add. FrmGioHang gọi Update hoặc Remove để sửa giỏ. CartService dùng AppSession để giữ giỏ và dùng IProductCatalog để đọc sản phẩm. ProductCatalogAdapter hiện thực interface này và đọc nguồn danh mục mô phỏng qua Data.</w:t>
+      </w:r>
+    </w:p>
+    <w:p>
+      <w:pPr>
+        <w:pStyle w:val="Heading3"/>
+        <w:keepNext/>
+        <w:keepLines/>
+        <w:spacing w:before="140" w:after="100" w:line="276" w:lineRule="auto"/>
+        <w:ind w:firstLine="0"/>
+      </w:pPr>
+      <w:r>
+        <w:rPr>
+          <w:rFonts w:ascii="Times New Roman" w:hAnsi="Times New Roman" w:eastAsia="Times New Roman" w:cs="Times New Roman"/>
+          <w:b/>
+          <w:i w:val="0"/>
+          <w:color w:val="000000"/>
+          <w:sz w:val="26"/>
+        </w:rPr>
+        <w:t>3.3.2. Chức năng đặt hàng</w:t>
+      </w:r>
+    </w:p>
+    <w:p>
+      <w:pPr>
+        <w:keepNext/>
+        <w:spacing w:before="80" w:after="40" w:line="240" w:lineRule="auto"/>
+        <w:ind w:firstLine="0"/>
+        <w:jc w:val="center"/>
+      </w:pPr>
+      <w:r>
+        <w:drawing>
+          <wp:inline xmlns:a="http://schemas.openxmlformats.org/drawingml/2006/main" xmlns:pic="http://schemas.openxmlformats.org/drawingml/2006/picture">
+            <wp:extent cx="6120000" cy="7020147"/>
+            <wp:docPr id="9" name="Picture 9" descr="Hình 9. Thiết kế chức năng đặt hàng"/>
+            <wp:cNvGraphicFramePr>
+              <a:graphicFrameLocks noChangeAspect="1"/>
+            </wp:cNvGraphicFramePr>
+            <a:graphic>
+              <a:graphicData uri="http://schemas.openxmlformats.org/drawingml/2006/picture">
+                <pic:pic>
+                  <pic:nvPicPr>
+                    <pic:cNvPr id="0" name="09_chuc_nang_dat_hang.png"/>
+                    <pic:cNvPicPr/>
+                  </pic:nvPicPr>
+                  <pic:blipFill>
+                    <a:blip r:embed="rId15"/>
+                    <a:stretch>
+                      <a:fillRect/>
+                    </a:stretch>
+                  </pic:blipFill>
+                  <pic:spPr>
+                    <a:xfrm>
+                      <a:off x="0" y="0"/>
+                      <a:ext cx="6120000" cy="7020147"/>
+                    </a:xfrm>
+                    <a:prstGeom prst="rect"/>
+                  </pic:spPr>
+                </pic:pic>
+              </a:graphicData>
+            </a:graphic>
+          </wp:inline>
+        </w:drawing>
+      </w:r>
+    </w:p>
+    <w:p>
+      <w:pPr>
+        <w:keepLines/>
+        <w:spacing w:after="100"/>
+        <w:jc w:val="center"/>
+      </w:pPr>
+      <w:r>
+        <w:rPr>
+          <w:rFonts w:ascii="Times New Roman" w:hAnsi="Times New Roman" w:eastAsia="Times New Roman" w:cs="Times New Roman"/>
+          <w:b w:val="0"/>
+          <w:i/>
+          <w:color w:val="000000"/>
+          <w:sz w:val="23"/>
+        </w:rPr>
+        <w:t>Hình 9. Thiết kế chức năng đặt hàng</w:t>
+      </w:r>
+    </w:p>
+    <w:p>
+      <w:pPr>
+        <w:widowControl/>
+        <w:spacing w:before="0" w:after="100" w:line="276" w:lineRule="auto"/>
+        <w:ind w:firstLine="369"/>
+        <w:jc w:val="both"/>
+      </w:pPr>
+      <w:r>
+        <w:rPr>
+          <w:rFonts w:ascii="Times New Roman" w:hAnsi="Times New Roman" w:eastAsia="Times New Roman" w:cs="Times New Roman"/>
+          <w:b w:val="0"/>
+          <w:i w:val="0"/>
+          <w:color w:val="000000"/>
+          <w:sz w:val="26"/>
+        </w:rPr>
+        <w:t>FrmCheckout gọi Quote để chuẩn bị báo giá. FrmThanhToan gọi Place; CheckoutService phối hợp phiên, danh mục, phí giao, dịch vụ thanh toán, lưu đơn và gửi xác nhận. SqlRepository thực hiện truy vấn qua Db và chịu trách nhiệm transaction.</w:t>
+      </w:r>
+    </w:p>
+    <w:p>
+      <w:pPr>
+        <w:widowControl/>
+        <w:spacing w:before="0" w:after="100" w:line="276" w:lineRule="auto"/>
+        <w:ind w:firstLine="369"/>
+        <w:jc w:val="both"/>
+      </w:pPr>
+      <w:r>
+        <w:rPr>
+          <w:rFonts w:ascii="Times New Roman" w:hAnsi="Times New Roman" w:eastAsia="Times New Roman" w:cs="Times New Roman"/>
+          <w:b w:val="0"/>
+          <w:i w:val="0"/>
+          <w:color w:val="000000"/>
+          <w:sz w:val="26"/>
+        </w:rPr>
+        <w:t>IPaymentGateway được hiện thực bằng PaymentGatewayAdapter; IEmailGateway được hiện thực bằng EmailGatewayAdapter. EmailService tạo nội dung từ đơn đã lưu và gọi dịch vụ email. Các adapter thanh toán và email trong prototype trả kết quả giả lập.</w:t>
+      </w:r>
+    </w:p>
+    <w:p>
+      <w:pPr>
+        <w:pStyle w:val="Heading2"/>
+        <w:keepNext/>
+        <w:keepLines/>
+        <w:spacing w:before="140" w:after="100" w:line="276" w:lineRule="auto"/>
+        <w:ind w:firstLine="0"/>
+      </w:pPr>
+      <w:r>
+        <w:rPr>
+          <w:rFonts w:ascii="Times New Roman" w:hAnsi="Times New Roman" w:eastAsia="Times New Roman" w:cs="Times New Roman"/>
+          <w:b/>
+          <w:i w:val="0"/>
+          <w:color w:val="000000"/>
+          <w:sz w:val="26"/>
+        </w:rPr>
+        <w:t>3.4. Biểu đồ hoạt động</w:t>
+      </w:r>
+    </w:p>
+    <w:p>
+      <w:pPr>
+        <w:keepNext/>
+        <w:spacing w:before="80" w:after="40" w:line="240" w:lineRule="auto"/>
+        <w:ind w:firstLine="0"/>
+        <w:jc w:val="center"/>
+      </w:pPr>
+      <w:r>
+        <w:drawing>
+          <wp:inline xmlns:a="http://schemas.openxmlformats.org/drawingml/2006/main" xmlns:pic="http://schemas.openxmlformats.org/drawingml/2006/picture">
+            <wp:extent cx="6059597" cy="7919999"/>
+            <wp:docPr id="10" name="Picture 10" descr="Hình 10. Biểu đồ hoạt động đặt hàng"/>
+            <wp:cNvGraphicFramePr>
+              <a:graphicFrameLocks noChangeAspect="1"/>
+            </wp:cNvGraphicFramePr>
+            <a:graphic>
+              <a:graphicData uri="http://schemas.openxmlformats.org/drawingml/2006/picture">
+                <pic:pic>
+                  <pic:nvPicPr>
+                    <pic:cNvPr id="0" name="10_hoat_dong_dat_hang.png"/>
+                    <pic:cNvPicPr/>
+                  </pic:nvPicPr>
+                  <pic:blipFill>
+                    <a:blip r:embed="rId16"/>
+                    <a:stretch>
+                      <a:fillRect/>
+                    </a:stretch>
+                  </pic:blipFill>
+                  <pic:spPr>
+                    <a:xfrm>
+                      <a:off x="0" y="0"/>
+                      <a:ext cx="6059597" cy="7919999"/>
+                    </a:xfrm>
+                    <a:prstGeom prst="rect"/>
+                  </pic:spPr>
+                </pic:pic>
+              </a:graphicData>
+            </a:graphic>
+          </wp:inline>
+        </w:drawing>
+      </w:r>
+    </w:p>
+    <w:p>
+      <w:pPr>
+        <w:keepLines/>
+        <w:spacing w:after="100"/>
+        <w:jc w:val="center"/>
+      </w:pPr>
+      <w:r>
+        <w:rPr>
+          <w:rFonts w:ascii="Times New Roman" w:hAnsi="Times New Roman" w:eastAsia="Times New Roman" w:cs="Times New Roman"/>
+          <w:b w:val="0"/>
+          <w:i/>
+          <w:color w:val="000000"/>
+          <w:sz w:val="23"/>
+        </w:rPr>
+        <w:t>Hình 10. Biểu đồ hoạt động đặt hàng</w:t>
+      </w:r>
+    </w:p>
+    <w:p>
+      <w:pPr>
+        <w:widowControl/>
+        <w:spacing w:before="0" w:after="100" w:line="276" w:lineRule="auto"/>
+        <w:ind w:firstLine="369"/>
+        <w:jc w:val="both"/>
+      </w:pPr>
+      <w:r>
+        <w:rPr>
+          <w:rFonts w:ascii="Times New Roman" w:hAnsi="Times New Roman" w:eastAsia="Times New Roman" w:cs="Times New Roman"/>
+          <w:b w:val="0"/>
+          <w:i w:val="0"/>
+          <w:color w:val="000000"/>
+          <w:sz w:val="26"/>
+        </w:rPr>
+        <w:t>Điều kiện dữ liệu hợp lệ gồm giỏ có hàng, khách đã đăng nhập, người nhận đầy đủ, vùng và loại giao được hỗ trợ, giá đã xác nhận và thẻ đúng định dạng. Luồng ghi đơn chỉ được thực hiện khi dịch vụ thanh toán chấp nhận. Lỗi ghi dữ liệu quay lại xử lý với giỏ còn nguyên; thành công mới xóa giỏ và hiển thị xác nhận.</w:t>
+      </w:r>
+    </w:p>
+    <w:p>
+      <w:pPr>
+        <w:pStyle w:val="Heading1"/>
+        <w:keepNext/>
+        <w:keepLines/>
+        <w:pageBreakBefore/>
+        <w:spacing w:before="180" w:after="100" w:line="276" w:lineRule="auto"/>
+        <w:ind w:firstLine="0"/>
+      </w:pPr>
+      <w:r>
+        <w:rPr>
+          <w:rFonts w:ascii="Times New Roman" w:hAnsi="Times New Roman" w:eastAsia="Times New Roman" w:cs="Times New Roman"/>
+          <w:b/>
+          <w:i w:val="0"/>
+          <w:color w:val="000000"/>
+          <w:sz w:val="26"/>
+        </w:rPr>
+        <w:t>4. THIẾT KẾ CƠ SỞ DỮ LIỆU SQL SERVER</w:t>
+      </w:r>
+    </w:p>
+    <w:p>
+      <w:pPr>
+        <w:pStyle w:val="Heading2"/>
+        <w:keepNext/>
+        <w:keepLines/>
+        <w:spacing w:before="140" w:after="100" w:line="276" w:lineRule="auto"/>
+        <w:ind w:firstLine="0"/>
+      </w:pPr>
+      <w:r>
+        <w:rPr>
+          <w:rFonts w:ascii="Times New Roman" w:hAnsi="Times New Roman" w:eastAsia="Times New Roman" w:cs="Times New Roman"/>
+          <w:b/>
+          <w:i w:val="0"/>
+          <w:color w:val="000000"/>
+          <w:sz w:val="26"/>
+        </w:rPr>
+        <w:t>4.1. Chuyển đổi lớp sang bảng và biểu đồ quan hệ</w:t>
       </w:r>
     </w:p>
     <w:tbl>
@@ -7289,7 +8746,7 @@
                 <w:color w:val="000000"/>
                 <w:sz w:val="23"/>
               </w:rPr>
-              <w:t>Thành phần</w:t>
+              <w:t>Quy tắc chuyển đổi</w:t>
             </w:r>
           </w:p>
         </w:tc>
@@ -7320,7 +8777,7 @@
                 <w:color w:val="000000"/>
                 <w:sz w:val="23"/>
               </w:rPr>
-              <w:t>Nội dung</w:t>
+              <w:t>Áp dụng cho e-SHOPPING</w:t>
             </w:r>
           </w:p>
         </w:tc>
@@ -7355,7 +8812,7 @@
                 <w:color w:val="000000"/>
                 <w:sz w:val="23"/>
               </w:rPr>
-              <w:t>Tác nhân</w:t>
+              <w:t>Lớp thực thể → bảng</w:t>
             </w:r>
           </w:p>
         </w:tc>
@@ -7385,7 +8842,7 @@
                 <w:color w:val="000000"/>
                 <w:sz w:val="23"/>
               </w:rPr>
-              <w:t>Khách truy cập.</w:t>
+              <w:t>KhachHang, DonHang, PhiGiaoHang, ThanhToan, EmailXacNhan và chi tiết đơn. GioHang theo phiên nên không ánh xạ bảng.</w:t>
             </w:r>
           </w:p>
         </w:tc>
@@ -7420,7 +8877,7 @@
                 <w:color w:val="000000"/>
                 <w:sz w:val="23"/>
               </w:rPr>
-              <w:t>Tiền điều kiện</w:t>
+              <w:t>Liên kết 1–n</w:t>
             </w:r>
           </w:p>
         </w:tc>
@@ -7450,7 +8907,7 @@
                 <w:color w:val="000000"/>
                 <w:sz w:val="23"/>
               </w:rPr>
-              <w:t>Khách chưa có tên đăng nhập muốn sử dụng.</w:t>
+              <w:t>MaKH ở DonHang; MaDH ở ChiTietDonHang; MaNhom ở SanPham. Khóa ở phía một được đưa sang phía nhiều.</w:t>
             </w:r>
           </w:p>
         </w:tc>
@@ -7485,7 +8942,7 @@
                 <w:color w:val="000000"/>
                 <w:sz w:val="23"/>
               </w:rPr>
-              <w:t>Luồng chính</w:t>
+              <w:t>Liên kết 1–1 hoặc 1–0..1</w:t>
             </w:r>
           </w:p>
         </w:tc>
@@ -7515,7 +8972,7 @@
                 <w:color w:val="000000"/>
                 <w:sz w:val="23"/>
               </w:rPr>
-              <w:t>1. Mở Form tài khoản. 2. Nhập họ tên, ngày sinh, giấy tờ, địa chỉ, điện thoại, tên đăng nhập, mật khẩu, email nếu có. 3. Kiểm tra dữ liệu. 4. Tạo salt và hash. 5. Lưu tài khoản. 6. Gán khách hàng mới vào phiên.</w:t>
+              <w:t>ThanhToan và EmailXacNhan dùng MaDH vừa là khóa chính vừa là khóa ngoại để mỗi đơn có tối đa một dòng ở mỗi bảng.</w:t>
             </w:r>
           </w:p>
         </w:tc>
@@ -7550,7 +9007,7 @@
                 <w:color w:val="000000"/>
                 <w:sz w:val="23"/>
               </w:rPr>
-              <w:t>Luồng thay thế</w:t>
+              <w:t>Liên kết n–n có thuộc tính</w:t>
             </w:r>
           </w:p>
         </w:tc>
@@ -7580,7 +9037,7 @@
                 <w:color w:val="000000"/>
                 <w:sz w:val="23"/>
               </w:rPr>
-              <w:t>Thiếu thông tin; ngày sinh ở tương lai; điện thoại hoặc email không hợp lệ; tên đăng nhập trùng; mật khẩu ngắn: báo lý do và giữ Form để sửa.</w:t>
+              <w:t>Đơn và mã sản phẩm có ChiTietDonHang, khóa ghép (MaDH, MaSP), kèm SoLuong, DonGia và tên tại lúc đặt. MaSP tham chiếu hệ thống ngoài nên không ép FK sang catalog.</w:t>
             </w:r>
           </w:p>
         </w:tc>
@@ -7615,7 +9072,7 @@
                 <w:color w:val="000000"/>
                 <w:sz w:val="23"/>
               </w:rPr>
-              <w:t>Hậu điều kiện</w:t>
+              <w:t>Thuộc tính nhiều giá trị</w:t>
             </w:r>
           </w:p>
         </w:tc>
@@ -7645,128 +9102,7 @@
                 <w:color w:val="000000"/>
                 <w:sz w:val="23"/>
               </w:rPr>
-              <w:t>Có một tài khoản mới; giỏ vẫn giữ nguyên. Mật khẩu rõ không được lưu.</w:t>
-            </w:r>
-          </w:p>
-        </w:tc>
-      </w:tr>
-    </w:tbl>
-    <w:p>
-      <w:pPr>
-        <w:spacing w:after="0" w:before="0" w:line="60" w:lineRule="exact"/>
-      </w:pPr>
-      <w:r>
-        <w:rPr>
-          <w:rFonts w:ascii="Times New Roman" w:hAnsi="Times New Roman" w:eastAsia="Times New Roman" w:cs="Times New Roman"/>
-          <w:b w:val="0"/>
-          <w:i w:val="0"/>
-          <w:color w:val="000000"/>
-          <w:sz w:val="6"/>
-        </w:rPr>
-      </w:r>
-    </w:p>
-    <w:p>
-      <w:pPr>
-        <w:pStyle w:val="Heading3"/>
-        <w:keepNext/>
-        <w:keepLines/>
-        <w:spacing w:before="140" w:after="100" w:line="276" w:lineRule="auto"/>
-        <w:ind w:firstLine="0"/>
-      </w:pPr>
-      <w:r>
-        <w:rPr>
-          <w:rFonts w:ascii="Times New Roman" w:hAnsi="Times New Roman" w:eastAsia="Times New Roman" w:cs="Times New Roman"/>
-          <w:b/>
-          <w:i w:val="0"/>
-          <w:color w:val="000000"/>
-          <w:sz w:val="26"/>
-        </w:rPr>
-        <w:t>2.1.9. Đặc tả UC04 đăng nhập</w:t>
-      </w:r>
-    </w:p>
-    <w:tbl>
-      <w:tblPr>
-        <w:tblW w:w="0" w:type="auto"/>
-        <w:jc w:val="center"/>
-        <w:tblBorders>
-          <w:top w:val="single" w:sz="4" w:space="0" w:color="D9D9D9"/>
-          <w:left w:val="single" w:sz="4" w:space="0" w:color="D9D9D9"/>
-          <w:bottom w:val="single" w:sz="4" w:space="0" w:color="D9D9D9"/>
-          <w:right w:val="single" w:sz="4" w:space="0" w:color="D9D9D9"/>
-          <w:insideH w:val="single" w:sz="4" w:space="0" w:color="D9D9D9"/>
-          <w:insideV w:val="single" w:sz="4" w:space="0" w:color="D9D9D9"/>
-        </w:tblBorders>
-        <w:tblLayout w:type="fixed"/>
-        <w:tblLook w:val="04A0" w:firstRow="1" w:lastRow="0" w:firstColumn="1" w:lastColumn="0" w:noHBand="0" w:noVBand="1"/>
-      </w:tblPr>
-      <w:tblGrid>
-        <w:gridCol w:w="2381"/>
-        <w:gridCol w:w="7257"/>
-      </w:tblGrid>
-      <w:tr>
-        <w:trPr>
-          <w:cantSplit/>
-          <w:tblHeader/>
-        </w:trPr>
-        <w:tc>
-          <w:tcPr>
-            <w:tcW w:type="dxa" w:w="2381"/>
-            <w:vAlign w:val="center"/>
-            <w:tcMar>
-              <w:top w:w="65" w:type="dxa"/>
-              <w:left w:w="90" w:type="dxa"/>
-              <w:bottom w:w="65" w:type="dxa"/>
-              <w:right w:w="90" w:type="dxa"/>
-            </w:tcMar>
-            <w:shd w:fill="E2EBF2"/>
-          </w:tcPr>
-          <w:p>
-            <w:pPr>
-              <w:keepNext/>
-              <w:spacing w:after="20" w:before="20" w:line="252" w:lineRule="auto"/>
-              <w:ind w:firstLine="0"/>
-              <w:jc w:val="left"/>
-            </w:pPr>
-            <w:r>
-              <w:rPr>
-                <w:rFonts w:ascii="Times New Roman" w:hAnsi="Times New Roman" w:eastAsia="Times New Roman" w:cs="Times New Roman"/>
-                <w:b/>
-                <w:i w:val="0"/>
-                <w:color w:val="000000"/>
-                <w:sz w:val="23"/>
-              </w:rPr>
-              <w:t>Thành phần</w:t>
-            </w:r>
-          </w:p>
-        </w:tc>
-        <w:tc>
-          <w:tcPr>
-            <w:tcW w:type="dxa" w:w="7257"/>
-            <w:vAlign w:val="center"/>
-            <w:tcMar>
-              <w:top w:w="65" w:type="dxa"/>
-              <w:left w:w="90" w:type="dxa"/>
-              <w:bottom w:w="65" w:type="dxa"/>
-              <w:right w:w="90" w:type="dxa"/>
-            </w:tcMar>
-            <w:shd w:fill="E2EBF2"/>
-          </w:tcPr>
-          <w:p>
-            <w:pPr>
-              <w:keepNext/>
-              <w:spacing w:after="20" w:before="20" w:line="252" w:lineRule="auto"/>
-              <w:ind w:firstLine="0"/>
-              <w:jc w:val="left"/>
-            </w:pPr>
-            <w:r>
-              <w:rPr>
-                <w:rFonts w:ascii="Times New Roman" w:hAnsi="Times New Roman" w:eastAsia="Times New Roman" w:cs="Times New Roman"/>
-                <w:b/>
-                <w:i w:val="0"/>
-                <w:color w:val="000000"/>
-                <w:sz w:val="23"/>
-              </w:rPr>
-              <w:t>Nội dung</w:t>
+              <w:t>Nhiều ảnh tách thành HinhAnhSanPham, khóa ghép (MaSP, ThuTu). Không ghép nhiều đường dẫn vào một ô dữ liệu.</w:t>
             </w:r>
           </w:p>
         </w:tc>
@@ -7801,7 +9137,7 @@
                 <w:color w:val="000000"/>
                 <w:sz w:val="23"/>
               </w:rPr>
-              <w:t>Tác nhân</w:t>
+              <w:t>Giá trị cấu hình</w:t>
             </w:r>
           </w:p>
         </w:tc>
@@ -7831,267 +9167,7 @@
                 <w:color w:val="000000"/>
                 <w:sz w:val="23"/>
               </w:rPr>
-              <w:t>Khách hàng.</w:t>
-            </w:r>
-          </w:p>
-        </w:tc>
-      </w:tr>
-      <w:tr>
-        <w:trPr>
-          <w:cantSplit/>
-        </w:trPr>
-        <w:tc>
-          <w:tcPr>
-            <w:tcW w:type="dxa" w:w="2381"/>
-            <w:vAlign w:val="center"/>
-            <w:tcMar>
-              <w:top w:w="65" w:type="dxa"/>
-              <w:left w:w="90" w:type="dxa"/>
-              <w:bottom w:w="65" w:type="dxa"/>
-              <w:right w:w="90" w:type="dxa"/>
-            </w:tcMar>
-          </w:tcPr>
-          <w:p>
-            <w:pPr>
-              <w:keepNext w:val="0"/>
-              <w:spacing w:after="20" w:before="20" w:line="252" w:lineRule="auto"/>
-              <w:ind w:firstLine="0"/>
-              <w:jc w:val="left"/>
-            </w:pPr>
-            <w:r>
-              <w:rPr>
-                <w:rFonts w:ascii="Times New Roman" w:hAnsi="Times New Roman" w:eastAsia="Times New Roman" w:cs="Times New Roman"/>
-                <w:b w:val="0"/>
-                <w:i w:val="0"/>
-                <w:color w:val="000000"/>
-                <w:sz w:val="23"/>
-              </w:rPr>
-              <w:t>Tiền điều kiện</w:t>
-            </w:r>
-          </w:p>
-        </w:tc>
-        <w:tc>
-          <w:tcPr>
-            <w:tcW w:type="dxa" w:w="7257"/>
-            <w:vAlign w:val="center"/>
-            <w:tcMar>
-              <w:top w:w="65" w:type="dxa"/>
-              <w:left w:w="90" w:type="dxa"/>
-              <w:bottom w:w="65" w:type="dxa"/>
-              <w:right w:w="90" w:type="dxa"/>
-            </w:tcMar>
-          </w:tcPr>
-          <w:p>
-            <w:pPr>
-              <w:keepNext w:val="0"/>
-              <w:spacing w:after="20" w:before="20" w:line="252" w:lineRule="auto"/>
-              <w:ind w:firstLine="0"/>
-              <w:jc w:val="left"/>
-            </w:pPr>
-            <w:r>
-              <w:rPr>
-                <w:rFonts w:ascii="Times New Roman" w:hAnsi="Times New Roman" w:eastAsia="Times New Roman" w:cs="Times New Roman"/>
-                <w:b w:val="0"/>
-                <w:i w:val="0"/>
-                <w:color w:val="000000"/>
-                <w:sz w:val="23"/>
-              </w:rPr>
-              <w:t>Tài khoản đã được đăng ký.</w:t>
-            </w:r>
-          </w:p>
-        </w:tc>
-      </w:tr>
-      <w:tr>
-        <w:trPr>
-          <w:cantSplit/>
-        </w:trPr>
-        <w:tc>
-          <w:tcPr>
-            <w:tcW w:type="dxa" w:w="2381"/>
-            <w:vAlign w:val="center"/>
-            <w:tcMar>
-              <w:top w:w="65" w:type="dxa"/>
-              <w:left w:w="90" w:type="dxa"/>
-              <w:bottom w:w="65" w:type="dxa"/>
-              <w:right w:w="90" w:type="dxa"/>
-            </w:tcMar>
-          </w:tcPr>
-          <w:p>
-            <w:pPr>
-              <w:keepNext w:val="0"/>
-              <w:spacing w:after="20" w:before="20" w:line="252" w:lineRule="auto"/>
-              <w:ind w:firstLine="0"/>
-              <w:jc w:val="left"/>
-            </w:pPr>
-            <w:r>
-              <w:rPr>
-                <w:rFonts w:ascii="Times New Roman" w:hAnsi="Times New Roman" w:eastAsia="Times New Roman" w:cs="Times New Roman"/>
-                <w:b w:val="0"/>
-                <w:i w:val="0"/>
-                <w:color w:val="000000"/>
-                <w:sz w:val="23"/>
-              </w:rPr>
-              <w:t>Luồng chính</w:t>
-            </w:r>
-          </w:p>
-        </w:tc>
-        <w:tc>
-          <w:tcPr>
-            <w:tcW w:type="dxa" w:w="7257"/>
-            <w:vAlign w:val="center"/>
-            <w:tcMar>
-              <w:top w:w="65" w:type="dxa"/>
-              <w:left w:w="90" w:type="dxa"/>
-              <w:bottom w:w="65" w:type="dxa"/>
-              <w:right w:w="90" w:type="dxa"/>
-            </w:tcMar>
-          </w:tcPr>
-          <w:p>
-            <w:pPr>
-              <w:keepNext w:val="0"/>
-              <w:spacing w:after="20" w:before="20" w:line="252" w:lineRule="auto"/>
-              <w:ind w:firstLine="0"/>
-              <w:jc w:val="left"/>
-            </w:pPr>
-            <w:r>
-              <w:rPr>
-                <w:rFonts w:ascii="Times New Roman" w:hAnsi="Times New Roman" w:eastAsia="Times New Roman" w:cs="Times New Roman"/>
-                <w:b w:val="0"/>
-                <w:i w:val="0"/>
-                <w:color w:val="000000"/>
-                <w:sz w:val="23"/>
-              </w:rPr>
-              <w:t>1. Nhập tên đăng nhập và mật khẩu. 2. Đọc tài khoản theo tên. 3. Tạo hash từ mật khẩu nhập và salt đã lưu. 4. So sánh hash. 5. Gán AppSession.Customer và đóng Form.</w:t>
-            </w:r>
-          </w:p>
-        </w:tc>
-      </w:tr>
-      <w:tr>
-        <w:trPr>
-          <w:cantSplit/>
-        </w:trPr>
-        <w:tc>
-          <w:tcPr>
-            <w:tcW w:type="dxa" w:w="2381"/>
-            <w:vAlign w:val="center"/>
-            <w:tcMar>
-              <w:top w:w="65" w:type="dxa"/>
-              <w:left w:w="90" w:type="dxa"/>
-              <w:bottom w:w="65" w:type="dxa"/>
-              <w:right w:w="90" w:type="dxa"/>
-            </w:tcMar>
-          </w:tcPr>
-          <w:p>
-            <w:pPr>
-              <w:keepNext w:val="0"/>
-              <w:spacing w:after="20" w:before="20" w:line="252" w:lineRule="auto"/>
-              <w:ind w:firstLine="0"/>
-              <w:jc w:val="left"/>
-            </w:pPr>
-            <w:r>
-              <w:rPr>
-                <w:rFonts w:ascii="Times New Roman" w:hAnsi="Times New Roman" w:eastAsia="Times New Roman" w:cs="Times New Roman"/>
-                <w:b w:val="0"/>
-                <w:i w:val="0"/>
-                <w:color w:val="000000"/>
-                <w:sz w:val="23"/>
-              </w:rPr>
-              <w:t>Luồng thay thế</w:t>
-            </w:r>
-          </w:p>
-        </w:tc>
-        <w:tc>
-          <w:tcPr>
-            <w:tcW w:type="dxa" w:w="7257"/>
-            <w:vAlign w:val="center"/>
-            <w:tcMar>
-              <w:top w:w="65" w:type="dxa"/>
-              <w:left w:w="90" w:type="dxa"/>
-              <w:bottom w:w="65" w:type="dxa"/>
-              <w:right w:w="90" w:type="dxa"/>
-            </w:tcMar>
-          </w:tcPr>
-          <w:p>
-            <w:pPr>
-              <w:keepNext w:val="0"/>
-              <w:spacing w:after="20" w:before="20" w:line="252" w:lineRule="auto"/>
-              <w:ind w:firstLine="0"/>
-              <w:jc w:val="left"/>
-            </w:pPr>
-            <w:r>
-              <w:rPr>
-                <w:rFonts w:ascii="Times New Roman" w:hAnsi="Times New Roman" w:eastAsia="Times New Roman" w:cs="Times New Roman"/>
-                <w:b w:val="0"/>
-                <w:i w:val="0"/>
-                <w:color w:val="000000"/>
-                <w:sz w:val="23"/>
-              </w:rPr>
-              <w:t>Không tìm thấy tên hoặc mật khẩu sai: báo chung sai tên đăng nhập hoặc mật khẩu. Khách đóng Form: chưa đăng nhập, không tiếp tục đặt hàng.</w:t>
-            </w:r>
-          </w:p>
-        </w:tc>
-      </w:tr>
-      <w:tr>
-        <w:trPr>
-          <w:cantSplit/>
-        </w:trPr>
-        <w:tc>
-          <w:tcPr>
-            <w:tcW w:type="dxa" w:w="2381"/>
-            <w:vAlign w:val="center"/>
-            <w:tcMar>
-              <w:top w:w="65" w:type="dxa"/>
-              <w:left w:w="90" w:type="dxa"/>
-              <w:bottom w:w="65" w:type="dxa"/>
-              <w:right w:w="90" w:type="dxa"/>
-            </w:tcMar>
-          </w:tcPr>
-          <w:p>
-            <w:pPr>
-              <w:keepNext w:val="0"/>
-              <w:spacing w:after="20" w:before="20" w:line="252" w:lineRule="auto"/>
-              <w:ind w:firstLine="0"/>
-              <w:jc w:val="left"/>
-            </w:pPr>
-            <w:r>
-              <w:rPr>
-                <w:rFonts w:ascii="Times New Roman" w:hAnsi="Times New Roman" w:eastAsia="Times New Roman" w:cs="Times New Roman"/>
-                <w:b w:val="0"/>
-                <w:i w:val="0"/>
-                <w:color w:val="000000"/>
-                <w:sz w:val="23"/>
-              </w:rPr>
-              <w:t>Hậu điều kiện</w:t>
-            </w:r>
-          </w:p>
-        </w:tc>
-        <w:tc>
-          <w:tcPr>
-            <w:tcW w:type="dxa" w:w="7257"/>
-            <w:vAlign w:val="center"/>
-            <w:tcMar>
-              <w:top w:w="65" w:type="dxa"/>
-              <w:left w:w="90" w:type="dxa"/>
-              <w:bottom w:w="65" w:type="dxa"/>
-              <w:right w:w="90" w:type="dxa"/>
-            </w:tcMar>
-          </w:tcPr>
-          <w:p>
-            <w:pPr>
-              <w:keepNext w:val="0"/>
-              <w:spacing w:after="20" w:before="20" w:line="252" w:lineRule="auto"/>
-              <w:ind w:firstLine="0"/>
-              <w:jc w:val="left"/>
-            </w:pPr>
-            <w:r>
-              <w:rPr>
-                <w:rFonts w:ascii="Times New Roman" w:hAnsi="Times New Roman" w:eastAsia="Times New Roman" w:cs="Times New Roman"/>
-                <w:b w:val="0"/>
-                <w:i w:val="0"/>
-                <w:color w:val="000000"/>
-                <w:sz w:val="23"/>
-              </w:rPr>
-              <w:t>Phiên biết khách hàng đang mua; giỏ không bị xóa.</w:t>
+              <w:t>PhiGiaoHang dùng khóa (KhuVuc, LoaiGiao). Phụ phí thẻ là cấu hình ứng dụng; giá trị thực dùng cho đơn được lưu ở DonHang.PhiThe.</w:t>
             </w:r>
           </w:p>
         </w:tc>
@@ -8113,764 +9189,10 @@
     </w:p>
     <w:p>
       <w:pPr>
-        <w:pStyle w:val="Heading3"/>
-        <w:keepNext/>
-        <w:keepLines/>
-        <w:spacing w:before="140" w:after="100" w:line="276" w:lineRule="auto"/>
-        <w:ind w:firstLine="0"/>
-      </w:pPr>
-      <w:r>
-        <w:rPr>
-          <w:rFonts w:ascii="Times New Roman" w:hAnsi="Times New Roman" w:eastAsia="Times New Roman" w:cs="Times New Roman"/>
-          <w:b/>
-          <w:i w:val="0"/>
-          <w:color w:val="000000"/>
-          <w:sz w:val="26"/>
-        </w:rPr>
-        <w:t>2.1.10. Đặc tả UC05 đặt hàng và UC06–UC09</w:t>
-      </w:r>
-    </w:p>
-    <w:tbl>
-      <w:tblPr>
-        <w:tblW w:w="0" w:type="auto"/>
-        <w:jc w:val="center"/>
-        <w:tblBorders>
-          <w:top w:val="single" w:sz="4" w:space="0" w:color="D9D9D9"/>
-          <w:left w:val="single" w:sz="4" w:space="0" w:color="D9D9D9"/>
-          <w:bottom w:val="single" w:sz="4" w:space="0" w:color="D9D9D9"/>
-          <w:right w:val="single" w:sz="4" w:space="0" w:color="D9D9D9"/>
-          <w:insideH w:val="single" w:sz="4" w:space="0" w:color="D9D9D9"/>
-          <w:insideV w:val="single" w:sz="4" w:space="0" w:color="D9D9D9"/>
-        </w:tblBorders>
-        <w:tblLayout w:type="fixed"/>
-        <w:tblLook w:val="04A0" w:firstRow="1" w:lastRow="0" w:firstColumn="1" w:lastColumn="0" w:noHBand="0" w:noVBand="1"/>
-      </w:tblPr>
-      <w:tblGrid>
-        <w:gridCol w:w="2381"/>
-        <w:gridCol w:w="7257"/>
-      </w:tblGrid>
-      <w:tr>
-        <w:trPr>
-          <w:cantSplit/>
-          <w:tblHeader/>
-        </w:trPr>
-        <w:tc>
-          <w:tcPr>
-            <w:tcW w:type="dxa" w:w="2381"/>
-            <w:vAlign w:val="center"/>
-            <w:tcMar>
-              <w:top w:w="65" w:type="dxa"/>
-              <w:left w:w="90" w:type="dxa"/>
-              <w:bottom w:w="65" w:type="dxa"/>
-              <w:right w:w="90" w:type="dxa"/>
-            </w:tcMar>
-            <w:shd w:fill="E2EBF2"/>
-          </w:tcPr>
-          <w:p>
-            <w:pPr>
-              <w:keepNext/>
-              <w:spacing w:after="20" w:before="20" w:line="252" w:lineRule="auto"/>
-              <w:ind w:firstLine="0"/>
-              <w:jc w:val="left"/>
-            </w:pPr>
-            <w:r>
-              <w:rPr>
-                <w:rFonts w:ascii="Times New Roman" w:hAnsi="Times New Roman" w:eastAsia="Times New Roman" w:cs="Times New Roman"/>
-                <w:b/>
-                <w:i w:val="0"/>
-                <w:color w:val="000000"/>
-                <w:sz w:val="23"/>
-              </w:rPr>
-              <w:t>Thành phần</w:t>
-            </w:r>
-          </w:p>
-        </w:tc>
-        <w:tc>
-          <w:tcPr>
-            <w:tcW w:type="dxa" w:w="7257"/>
-            <w:vAlign w:val="center"/>
-            <w:tcMar>
-              <w:top w:w="65" w:type="dxa"/>
-              <w:left w:w="90" w:type="dxa"/>
-              <w:bottom w:w="65" w:type="dxa"/>
-              <w:right w:w="90" w:type="dxa"/>
-            </w:tcMar>
-            <w:shd w:fill="E2EBF2"/>
-          </w:tcPr>
-          <w:p>
-            <w:pPr>
-              <w:keepNext/>
-              <w:spacing w:after="20" w:before="20" w:line="252" w:lineRule="auto"/>
-              <w:ind w:firstLine="0"/>
-              <w:jc w:val="left"/>
-            </w:pPr>
-            <w:r>
-              <w:rPr>
-                <w:rFonts w:ascii="Times New Roman" w:hAnsi="Times New Roman" w:eastAsia="Times New Roman" w:cs="Times New Roman"/>
-                <w:b/>
-                <w:i w:val="0"/>
-                <w:color w:val="000000"/>
-                <w:sz w:val="23"/>
-              </w:rPr>
-              <w:t>Nội dung</w:t>
-            </w:r>
-          </w:p>
-        </w:tc>
-      </w:tr>
-      <w:tr>
-        <w:trPr>
-          <w:cantSplit/>
-        </w:trPr>
-        <w:tc>
-          <w:tcPr>
-            <w:tcW w:type="dxa" w:w="2381"/>
-            <w:vAlign w:val="center"/>
-            <w:tcMar>
-              <w:top w:w="65" w:type="dxa"/>
-              <w:left w:w="90" w:type="dxa"/>
-              <w:bottom w:w="65" w:type="dxa"/>
-              <w:right w:w="90" w:type="dxa"/>
-            </w:tcMar>
-          </w:tcPr>
-          <w:p>
-            <w:pPr>
-              <w:keepNext w:val="0"/>
-              <w:spacing w:after="20" w:before="20" w:line="252" w:lineRule="auto"/>
-              <w:ind w:firstLine="0"/>
-              <w:jc w:val="left"/>
-            </w:pPr>
-            <w:r>
-              <w:rPr>
-                <w:rFonts w:ascii="Times New Roman" w:hAnsi="Times New Roman" w:eastAsia="Times New Roman" w:cs="Times New Roman"/>
-                <w:b w:val="0"/>
-                <w:i w:val="0"/>
-                <w:color w:val="000000"/>
-                <w:sz w:val="23"/>
-              </w:rPr>
-              <w:t>Tác nhân</w:t>
-            </w:r>
-          </w:p>
-        </w:tc>
-        <w:tc>
-          <w:tcPr>
-            <w:tcW w:type="dxa" w:w="7257"/>
-            <w:vAlign w:val="center"/>
-            <w:tcMar>
-              <w:top w:w="65" w:type="dxa"/>
-              <w:left w:w="90" w:type="dxa"/>
-              <w:bottom w:w="65" w:type="dxa"/>
-              <w:right w:w="90" w:type="dxa"/>
-            </w:tcMar>
-          </w:tcPr>
-          <w:p>
-            <w:pPr>
-              <w:keepNext w:val="0"/>
-              <w:spacing w:after="20" w:before="20" w:line="252" w:lineRule="auto"/>
-              <w:ind w:firstLine="0"/>
-              <w:jc w:val="left"/>
-            </w:pPr>
-            <w:r>
-              <w:rPr>
-                <w:rFonts w:ascii="Times New Roman" w:hAnsi="Times New Roman" w:eastAsia="Times New Roman" w:cs="Times New Roman"/>
-                <w:b w:val="0"/>
-                <w:i w:val="0"/>
-                <w:color w:val="000000"/>
-                <w:sz w:val="23"/>
-              </w:rPr>
-              <w:t>Khách hàng; danh mục và thanh toán ngoài hỗ trợ.</w:t>
-            </w:r>
-          </w:p>
-        </w:tc>
-      </w:tr>
-      <w:tr>
-        <w:trPr>
-          <w:cantSplit/>
-        </w:trPr>
-        <w:tc>
-          <w:tcPr>
-            <w:tcW w:type="dxa" w:w="2381"/>
-            <w:vAlign w:val="center"/>
-            <w:tcMar>
-              <w:top w:w="65" w:type="dxa"/>
-              <w:left w:w="90" w:type="dxa"/>
-              <w:bottom w:w="65" w:type="dxa"/>
-              <w:right w:w="90" w:type="dxa"/>
-            </w:tcMar>
-          </w:tcPr>
-          <w:p>
-            <w:pPr>
-              <w:keepNext w:val="0"/>
-              <w:spacing w:after="20" w:before="20" w:line="252" w:lineRule="auto"/>
-              <w:ind w:firstLine="0"/>
-              <w:jc w:val="left"/>
-            </w:pPr>
-            <w:r>
-              <w:rPr>
-                <w:rFonts w:ascii="Times New Roman" w:hAnsi="Times New Roman" w:eastAsia="Times New Roman" w:cs="Times New Roman"/>
-                <w:b w:val="0"/>
-                <w:i w:val="0"/>
-                <w:color w:val="000000"/>
-                <w:sz w:val="23"/>
-              </w:rPr>
-              <w:t>Tiền điều kiện</w:t>
-            </w:r>
-          </w:p>
-        </w:tc>
-        <w:tc>
-          <w:tcPr>
-            <w:tcW w:type="dxa" w:w="7257"/>
-            <w:vAlign w:val="center"/>
-            <w:tcMar>
-              <w:top w:w="65" w:type="dxa"/>
-              <w:left w:w="90" w:type="dxa"/>
-              <w:bottom w:w="65" w:type="dxa"/>
-              <w:right w:w="90" w:type="dxa"/>
-            </w:tcMar>
-          </w:tcPr>
-          <w:p>
-            <w:pPr>
-              <w:keepNext w:val="0"/>
-              <w:spacing w:after="20" w:before="20" w:line="252" w:lineRule="auto"/>
-              <w:ind w:firstLine="0"/>
-              <w:jc w:val="left"/>
-            </w:pPr>
-            <w:r>
-              <w:rPr>
-                <w:rFonts w:ascii="Times New Roman" w:hAnsi="Times New Roman" w:eastAsia="Times New Roman" w:cs="Times New Roman"/>
-                <w:b w:val="0"/>
-                <w:i w:val="0"/>
-                <w:color w:val="000000"/>
-                <w:sz w:val="23"/>
-              </w:rPr>
-              <w:t>Giỏ có ít nhất một dòng; khách đã đăng nhập hoặc hoàn tất đăng nhập trong luồng.</w:t>
-            </w:r>
-          </w:p>
-        </w:tc>
-      </w:tr>
-      <w:tr>
-        <w:trPr>
-          <w:cantSplit/>
-        </w:trPr>
-        <w:tc>
-          <w:tcPr>
-            <w:tcW w:type="dxa" w:w="2381"/>
-            <w:vAlign w:val="center"/>
-            <w:tcMar>
-              <w:top w:w="65" w:type="dxa"/>
-              <w:left w:w="90" w:type="dxa"/>
-              <w:bottom w:w="65" w:type="dxa"/>
-              <w:right w:w="90" w:type="dxa"/>
-            </w:tcMar>
-          </w:tcPr>
-          <w:p>
-            <w:pPr>
-              <w:keepNext w:val="0"/>
-              <w:spacing w:after="20" w:before="20" w:line="252" w:lineRule="auto"/>
-              <w:ind w:firstLine="0"/>
-              <w:jc w:val="left"/>
-            </w:pPr>
-            <w:r>
-              <w:rPr>
-                <w:rFonts w:ascii="Times New Roman" w:hAnsi="Times New Roman" w:eastAsia="Times New Roman" w:cs="Times New Roman"/>
-                <w:b w:val="0"/>
-                <w:i w:val="0"/>
-                <w:color w:val="000000"/>
-                <w:sz w:val="23"/>
-              </w:rPr>
-              <w:t>Luồng chính</w:t>
-            </w:r>
-          </w:p>
-        </w:tc>
-        <w:tc>
-          <w:tcPr>
-            <w:tcW w:type="dxa" w:w="7257"/>
-            <w:vAlign w:val="center"/>
-            <w:tcMar>
-              <w:top w:w="65" w:type="dxa"/>
-              <w:left w:w="90" w:type="dxa"/>
-              <w:bottom w:w="65" w:type="dxa"/>
-              <w:right w:w="90" w:type="dxa"/>
-            </w:tcMar>
-          </w:tcPr>
-          <w:p>
-            <w:pPr>
-              <w:keepNext w:val="0"/>
-              <w:spacing w:after="20" w:before="20" w:line="252" w:lineRule="auto"/>
-              <w:ind w:firstLine="0"/>
-              <w:jc w:val="left"/>
-            </w:pPr>
-            <w:r>
-              <w:rPr>
-                <w:rFonts w:ascii="Times New Roman" w:hAnsi="Times New Roman" w:eastAsia="Times New Roman" w:cs="Times New Roman"/>
-                <w:b w:val="0"/>
-                <w:i w:val="0"/>
-                <w:color w:val="000000"/>
-                <w:sz w:val="23"/>
-              </w:rPr>
-              <w:t>1. Khách chọn tính tiền. 2. Bảo đảm đã đăng nhập. 3. Nhập người nhận, vùng và loại giao. 4. Đọc lại giá, tình trạng. 5. Tính và hiển thị tổng tạm tính. 6. Chọn loại thẻ, nhập dữ liệu thẻ và xác nhận tổng thanh toán. 7. Kiểm tra thẻ và kiểm tra lại báo giá. 8. Gọi dịch vụ thanh toán. 9. Nếu chấp nhận, ghi đơn, các chi tiết và thanh toán trong một transaction. 10. Commit, xóa giỏ. 11. Xử lý email nếu có. 12. Hiển thị xác nhận.</w:t>
-            </w:r>
-          </w:p>
-        </w:tc>
-      </w:tr>
-      <w:tr>
-        <w:trPr>
-          <w:cantSplit/>
-        </w:trPr>
-        <w:tc>
-          <w:tcPr>
-            <w:tcW w:type="dxa" w:w="2381"/>
-            <w:vAlign w:val="center"/>
-            <w:tcMar>
-              <w:top w:w="65" w:type="dxa"/>
-              <w:left w:w="90" w:type="dxa"/>
-              <w:bottom w:w="65" w:type="dxa"/>
-              <w:right w:w="90" w:type="dxa"/>
-            </w:tcMar>
-          </w:tcPr>
-          <w:p>
-            <w:pPr>
-              <w:keepNext w:val="0"/>
-              <w:spacing w:after="20" w:before="20" w:line="252" w:lineRule="auto"/>
-              <w:ind w:firstLine="0"/>
-              <w:jc w:val="left"/>
-            </w:pPr>
-            <w:r>
-              <w:rPr>
-                <w:rFonts w:ascii="Times New Roman" w:hAnsi="Times New Roman" w:eastAsia="Times New Roman" w:cs="Times New Roman"/>
-                <w:b w:val="0"/>
-                <w:i w:val="0"/>
-                <w:color w:val="000000"/>
-                <w:sz w:val="23"/>
-              </w:rPr>
-              <w:t>A1 Giỏ trống hoặc chưa đăng nhập</w:t>
-            </w:r>
-          </w:p>
-        </w:tc>
-        <w:tc>
-          <w:tcPr>
-            <w:tcW w:type="dxa" w:w="7257"/>
-            <w:vAlign w:val="center"/>
-            <w:tcMar>
-              <w:top w:w="65" w:type="dxa"/>
-              <w:left w:w="90" w:type="dxa"/>
-              <w:bottom w:w="65" w:type="dxa"/>
-              <w:right w:w="90" w:type="dxa"/>
-            </w:tcMar>
-          </w:tcPr>
-          <w:p>
-            <w:pPr>
-              <w:keepNext w:val="0"/>
-              <w:spacing w:after="20" w:before="20" w:line="252" w:lineRule="auto"/>
-              <w:ind w:firstLine="0"/>
-              <w:jc w:val="left"/>
-            </w:pPr>
-            <w:r>
-              <w:rPr>
-                <w:rFonts w:ascii="Times New Roman" w:hAnsi="Times New Roman" w:eastAsia="Times New Roman" w:cs="Times New Roman"/>
-                <w:b w:val="0"/>
-                <w:i w:val="0"/>
-                <w:color w:val="000000"/>
-                <w:sz w:val="23"/>
-              </w:rPr>
-              <w:t>Không mở thanh toán; yêu cầu chọn hàng hoặc đăng nhập. Đóng Form tài khoản thì dừng, giữ giỏ.</w:t>
-            </w:r>
-          </w:p>
-        </w:tc>
-      </w:tr>
-      <w:tr>
-        <w:trPr>
-          <w:cantSplit/>
-        </w:trPr>
-        <w:tc>
-          <w:tcPr>
-            <w:tcW w:type="dxa" w:w="2381"/>
-            <w:vAlign w:val="center"/>
-            <w:tcMar>
-              <w:top w:w="65" w:type="dxa"/>
-              <w:left w:w="90" w:type="dxa"/>
-              <w:bottom w:w="65" w:type="dxa"/>
-              <w:right w:w="90" w:type="dxa"/>
-            </w:tcMar>
-          </w:tcPr>
-          <w:p>
-            <w:pPr>
-              <w:keepNext w:val="0"/>
-              <w:spacing w:after="20" w:before="20" w:line="252" w:lineRule="auto"/>
-              <w:ind w:firstLine="0"/>
-              <w:jc w:val="left"/>
-            </w:pPr>
-            <w:r>
-              <w:rPr>
-                <w:rFonts w:ascii="Times New Roman" w:hAnsi="Times New Roman" w:eastAsia="Times New Roman" w:cs="Times New Roman"/>
-                <w:b w:val="0"/>
-                <w:i w:val="0"/>
-                <w:color w:val="000000"/>
-                <w:sz w:val="23"/>
-              </w:rPr>
-              <w:t>A2 Giá đổi hoặc hết hàng</w:t>
-            </w:r>
-          </w:p>
-        </w:tc>
-        <w:tc>
-          <w:tcPr>
-            <w:tcW w:type="dxa" w:w="7257"/>
-            <w:vAlign w:val="center"/>
-            <w:tcMar>
-              <w:top w:w="65" w:type="dxa"/>
-              <w:left w:w="90" w:type="dxa"/>
-              <w:bottom w:w="65" w:type="dxa"/>
-              <w:right w:w="90" w:type="dxa"/>
-            </w:tcMar>
-          </w:tcPr>
-          <w:p>
-            <w:pPr>
-              <w:keepNext w:val="0"/>
-              <w:spacing w:after="20" w:before="20" w:line="252" w:lineRule="auto"/>
-              <w:ind w:firstLine="0"/>
-              <w:jc w:val="left"/>
-            </w:pPr>
-            <w:r>
-              <w:rPr>
-                <w:rFonts w:ascii="Times New Roman" w:hAnsi="Times New Roman" w:eastAsia="Times New Roman" w:cs="Times New Roman"/>
-                <w:b w:val="0"/>
-                <w:i w:val="0"/>
-                <w:color w:val="000000"/>
-                <w:sz w:val="23"/>
-              </w:rPr>
-              <w:t>Giá đổi: cập nhật giá giỏ và yêu cầu xác nhận lại. Hết hàng: báo mã sản phẩm; khách quay về sửa giỏ.</w:t>
-            </w:r>
-          </w:p>
-        </w:tc>
-      </w:tr>
-      <w:tr>
-        <w:trPr>
-          <w:cantSplit/>
-        </w:trPr>
-        <w:tc>
-          <w:tcPr>
-            <w:tcW w:type="dxa" w:w="2381"/>
-            <w:vAlign w:val="center"/>
-            <w:tcMar>
-              <w:top w:w="65" w:type="dxa"/>
-              <w:left w:w="90" w:type="dxa"/>
-              <w:bottom w:w="65" w:type="dxa"/>
-              <w:right w:w="90" w:type="dxa"/>
-            </w:tcMar>
-          </w:tcPr>
-          <w:p>
-            <w:pPr>
-              <w:keepNext w:val="0"/>
-              <w:spacing w:after="20" w:before="20" w:line="252" w:lineRule="auto"/>
-              <w:ind w:firstLine="0"/>
-              <w:jc w:val="left"/>
-            </w:pPr>
-            <w:r>
-              <w:rPr>
-                <w:rFonts w:ascii="Times New Roman" w:hAnsi="Times New Roman" w:eastAsia="Times New Roman" w:cs="Times New Roman"/>
-                <w:b w:val="0"/>
-                <w:i w:val="0"/>
-                <w:color w:val="000000"/>
-                <w:sz w:val="23"/>
-              </w:rPr>
-              <w:t>A3 Chính sách giao chưa có</w:t>
-            </w:r>
-          </w:p>
-        </w:tc>
-        <w:tc>
-          <w:tcPr>
-            <w:tcW w:type="dxa" w:w="7257"/>
-            <w:vAlign w:val="center"/>
-            <w:tcMar>
-              <w:top w:w="65" w:type="dxa"/>
-              <w:left w:w="90" w:type="dxa"/>
-              <w:bottom w:w="65" w:type="dxa"/>
-              <w:right w:w="90" w:type="dxa"/>
-            </w:tcMar>
-          </w:tcPr>
-          <w:p>
-            <w:pPr>
-              <w:keepNext w:val="0"/>
-              <w:spacing w:after="20" w:before="20" w:line="252" w:lineRule="auto"/>
-              <w:ind w:firstLine="0"/>
-              <w:jc w:val="left"/>
-            </w:pPr>
-            <w:r>
-              <w:rPr>
-                <w:rFonts w:ascii="Times New Roman" w:hAnsi="Times New Roman" w:eastAsia="Times New Roman" w:cs="Times New Roman"/>
-                <w:b w:val="0"/>
-                <w:i w:val="0"/>
-                <w:color w:val="000000"/>
-                <w:sz w:val="23"/>
-              </w:rPr>
-              <w:t>Báo khu vực chưa hỗ trợ loại giao; khách chọn lại.</w:t>
-            </w:r>
-          </w:p>
-        </w:tc>
-      </w:tr>
-      <w:tr>
-        <w:trPr>
-          <w:cantSplit/>
-        </w:trPr>
-        <w:tc>
-          <w:tcPr>
-            <w:tcW w:type="dxa" w:w="2381"/>
-            <w:vAlign w:val="center"/>
-            <w:tcMar>
-              <w:top w:w="65" w:type="dxa"/>
-              <w:left w:w="90" w:type="dxa"/>
-              <w:bottom w:w="65" w:type="dxa"/>
-              <w:right w:w="90" w:type="dxa"/>
-            </w:tcMar>
-          </w:tcPr>
-          <w:p>
-            <w:pPr>
-              <w:keepNext w:val="0"/>
-              <w:spacing w:after="20" w:before="20" w:line="252" w:lineRule="auto"/>
-              <w:ind w:firstLine="0"/>
-              <w:jc w:val="left"/>
-            </w:pPr>
-            <w:r>
-              <w:rPr>
-                <w:rFonts w:ascii="Times New Roman" w:hAnsi="Times New Roman" w:eastAsia="Times New Roman" w:cs="Times New Roman"/>
-                <w:b w:val="0"/>
-                <w:i w:val="0"/>
-                <w:color w:val="000000"/>
-                <w:sz w:val="23"/>
-              </w:rPr>
-              <w:t>A4 Thẻ sai hoặc dịch vụ từ chối</w:t>
-            </w:r>
-          </w:p>
-        </w:tc>
-        <w:tc>
-          <w:tcPr>
-            <w:tcW w:type="dxa" w:w="7257"/>
-            <w:vAlign w:val="center"/>
-            <w:tcMar>
-              <w:top w:w="65" w:type="dxa"/>
-              <w:left w:w="90" w:type="dxa"/>
-              <w:bottom w:w="65" w:type="dxa"/>
-              <w:right w:w="90" w:type="dxa"/>
-            </w:tcMar>
-          </w:tcPr>
-          <w:p>
-            <w:pPr>
-              <w:keepNext w:val="0"/>
-              <w:spacing w:after="20" w:before="20" w:line="252" w:lineRule="auto"/>
-              <w:ind w:firstLine="0"/>
-              <w:jc w:val="left"/>
-            </w:pPr>
-            <w:r>
-              <w:rPr>
-                <w:rFonts w:ascii="Times New Roman" w:hAnsi="Times New Roman" w:eastAsia="Times New Roman" w:cs="Times New Roman"/>
-                <w:b w:val="0"/>
-                <w:i w:val="0"/>
-                <w:color w:val="000000"/>
-                <w:sz w:val="23"/>
-              </w:rPr>
-              <w:t>Không tạo đơn; giữ giỏ và mở khóa để nhập lại.</w:t>
-            </w:r>
-          </w:p>
-        </w:tc>
-      </w:tr>
-      <w:tr>
-        <w:trPr>
-          <w:cantSplit/>
-        </w:trPr>
-        <w:tc>
-          <w:tcPr>
-            <w:tcW w:type="dxa" w:w="2381"/>
-            <w:vAlign w:val="center"/>
-            <w:tcMar>
-              <w:top w:w="65" w:type="dxa"/>
-              <w:left w:w="90" w:type="dxa"/>
-              <w:bottom w:w="65" w:type="dxa"/>
-              <w:right w:w="90" w:type="dxa"/>
-            </w:tcMar>
-          </w:tcPr>
-          <w:p>
-            <w:pPr>
-              <w:keepNext w:val="0"/>
-              <w:spacing w:after="20" w:before="20" w:line="252" w:lineRule="auto"/>
-              <w:ind w:firstLine="0"/>
-              <w:jc w:val="left"/>
-            </w:pPr>
-            <w:r>
-              <w:rPr>
-                <w:rFonts w:ascii="Times New Roman" w:hAnsi="Times New Roman" w:eastAsia="Times New Roman" w:cs="Times New Roman"/>
-                <w:b w:val="0"/>
-                <w:i w:val="0"/>
-                <w:color w:val="000000"/>
-                <w:sz w:val="23"/>
-              </w:rPr>
-              <w:t>A5 Lỗi ghi dữ liệu</w:t>
-            </w:r>
-          </w:p>
-        </w:tc>
-        <w:tc>
-          <w:tcPr>
-            <w:tcW w:type="dxa" w:w="7257"/>
-            <w:vAlign w:val="center"/>
-            <w:tcMar>
-              <w:top w:w="65" w:type="dxa"/>
-              <w:left w:w="90" w:type="dxa"/>
-              <w:bottom w:w="65" w:type="dxa"/>
-              <w:right w:w="90" w:type="dxa"/>
-            </w:tcMar>
-          </w:tcPr>
-          <w:p>
-            <w:pPr>
-              <w:keepNext w:val="0"/>
-              <w:spacing w:after="20" w:before="20" w:line="252" w:lineRule="auto"/>
-              <w:ind w:firstLine="0"/>
-              <w:jc w:val="left"/>
-            </w:pPr>
-            <w:r>
-              <w:rPr>
-                <w:rFonts w:ascii="Times New Roman" w:hAnsi="Times New Roman" w:eastAsia="Times New Roman" w:cs="Times New Roman"/>
-                <w:b w:val="0"/>
-                <w:i w:val="0"/>
-                <w:color w:val="000000"/>
-                <w:sz w:val="23"/>
-              </w:rPr>
-              <w:t>Rollback các bảng của đơn; không xóa giỏ.</w:t>
-            </w:r>
-          </w:p>
-        </w:tc>
-      </w:tr>
-      <w:tr>
-        <w:trPr>
-          <w:cantSplit/>
-        </w:trPr>
-        <w:tc>
-          <w:tcPr>
-            <w:tcW w:type="dxa" w:w="2381"/>
-            <w:vAlign w:val="center"/>
-            <w:tcMar>
-              <w:top w:w="65" w:type="dxa"/>
-              <w:left w:w="90" w:type="dxa"/>
-              <w:bottom w:w="65" w:type="dxa"/>
-              <w:right w:w="90" w:type="dxa"/>
-            </w:tcMar>
-          </w:tcPr>
-          <w:p>
-            <w:pPr>
-              <w:keepNext w:val="0"/>
-              <w:spacing w:after="20" w:before="20" w:line="252" w:lineRule="auto"/>
-              <w:ind w:firstLine="0"/>
-              <w:jc w:val="left"/>
-            </w:pPr>
-            <w:r>
-              <w:rPr>
-                <w:rFonts w:ascii="Times New Roman" w:hAnsi="Times New Roman" w:eastAsia="Times New Roman" w:cs="Times New Roman"/>
-                <w:b w:val="0"/>
-                <w:i w:val="0"/>
-                <w:color w:val="000000"/>
-                <w:sz w:val="23"/>
-              </w:rPr>
-              <w:t>A6 Yêu cầu đã hoàn tất</w:t>
-            </w:r>
-          </w:p>
-        </w:tc>
-        <w:tc>
-          <w:tcPr>
-            <w:tcW w:type="dxa" w:w="7257"/>
-            <w:vAlign w:val="center"/>
-            <w:tcMar>
-              <w:top w:w="65" w:type="dxa"/>
-              <w:left w:w="90" w:type="dxa"/>
-              <w:bottom w:w="65" w:type="dxa"/>
-              <w:right w:w="90" w:type="dxa"/>
-            </w:tcMar>
-          </w:tcPr>
-          <w:p>
-            <w:pPr>
-              <w:keepNext w:val="0"/>
-              <w:spacing w:after="20" w:before="20" w:line="252" w:lineRule="auto"/>
-              <w:ind w:firstLine="0"/>
-              <w:jc w:val="left"/>
-            </w:pPr>
-            <w:r>
-              <w:rPr>
-                <w:rFonts w:ascii="Times New Roman" w:hAnsi="Times New Roman" w:eastAsia="Times New Roman" w:cs="Times New Roman"/>
-                <w:b w:val="0"/>
-                <w:i w:val="0"/>
-                <w:color w:val="000000"/>
-                <w:sz w:val="23"/>
-              </w:rPr>
-              <w:t>MaYeuCau đã có và thuộc khách hiện tại: trả lại cùng đơn, không gọi thanh toán lần nữa.</w:t>
-            </w:r>
-          </w:p>
-        </w:tc>
-      </w:tr>
-      <w:tr>
-        <w:trPr>
-          <w:cantSplit/>
-        </w:trPr>
-        <w:tc>
-          <w:tcPr>
-            <w:tcW w:type="dxa" w:w="2381"/>
-            <w:vAlign w:val="center"/>
-            <w:tcMar>
-              <w:top w:w="65" w:type="dxa"/>
-              <w:left w:w="90" w:type="dxa"/>
-              <w:bottom w:w="65" w:type="dxa"/>
-              <w:right w:w="90" w:type="dxa"/>
-            </w:tcMar>
-          </w:tcPr>
-          <w:p>
-            <w:pPr>
-              <w:keepNext w:val="0"/>
-              <w:spacing w:after="20" w:before="20" w:line="252" w:lineRule="auto"/>
-              <w:ind w:firstLine="0"/>
-              <w:jc w:val="left"/>
-            </w:pPr>
-            <w:r>
-              <w:rPr>
-                <w:rFonts w:ascii="Times New Roman" w:hAnsi="Times New Roman" w:eastAsia="Times New Roman" w:cs="Times New Roman"/>
-                <w:b w:val="0"/>
-                <w:i w:val="0"/>
-                <w:color w:val="000000"/>
-                <w:sz w:val="23"/>
-              </w:rPr>
-              <w:t>Hậu điều kiện thành công</w:t>
-            </w:r>
-          </w:p>
-        </w:tc>
-        <w:tc>
-          <w:tcPr>
-            <w:tcW w:type="dxa" w:w="7257"/>
-            <w:vAlign w:val="center"/>
-            <w:tcMar>
-              <w:top w:w="65" w:type="dxa"/>
-              <w:left w:w="90" w:type="dxa"/>
-              <w:bottom w:w="65" w:type="dxa"/>
-              <w:right w:w="90" w:type="dxa"/>
-            </w:tcMar>
-          </w:tcPr>
-          <w:p>
-            <w:pPr>
-              <w:keepNext w:val="0"/>
-              <w:spacing w:after="20" w:before="20" w:line="252" w:lineRule="auto"/>
-              <w:ind w:firstLine="0"/>
-              <w:jc w:val="left"/>
-            </w:pPr>
-            <w:r>
-              <w:rPr>
-                <w:rFonts w:ascii="Times New Roman" w:hAnsi="Times New Roman" w:eastAsia="Times New Roman" w:cs="Times New Roman"/>
-                <w:b w:val="0"/>
-                <w:i w:val="0"/>
-                <w:color w:val="000000"/>
-                <w:sz w:val="23"/>
-              </w:rPr>
-              <w:t>Có mã đơn, ít nhất một chi tiết và đúng một bản ghi thanh toán. Đơn giữ đơn giá đã chấp nhận; giỏ rỗng.</w:t>
-            </w:r>
-          </w:p>
-        </w:tc>
-      </w:tr>
-    </w:tbl>
-    <w:p>
-      <w:pPr>
-        <w:spacing w:after="0" w:before="0" w:line="60" w:lineRule="exact"/>
+        <w:widowControl/>
+        <w:spacing w:before="0" w:after="100" w:line="276" w:lineRule="auto"/>
+        <w:ind w:firstLine="369"/>
+        <w:jc w:val="both"/>
       </w:pPr>
       <w:r>
         <w:rPr>
@@ -8878,474 +9200,9 @@
           <w:b w:val="0"/>
           <w:i w:val="0"/>
           <w:color w:val="000000"/>
-          <w:sz w:val="6"/>
-        </w:rPr>
-      </w:r>
-    </w:p>
-    <w:p>
-      <w:pPr>
-        <w:pStyle w:val="Heading3"/>
-        <w:keepNext/>
-        <w:keepLines/>
-        <w:spacing w:before="140" w:after="100" w:line="276" w:lineRule="auto"/>
-        <w:ind w:firstLine="0"/>
-      </w:pPr>
-      <w:r>
-        <w:rPr>
-          <w:rFonts w:ascii="Times New Roman" w:hAnsi="Times New Roman" w:eastAsia="Times New Roman" w:cs="Times New Roman"/>
-          <w:b/>
-          <w:i w:val="0"/>
-          <w:color w:val="000000"/>
           <w:sz w:val="26"/>
         </w:rPr>
-        <w:t>2.1.11. Đặc tả UC10 gửi email</w:t>
-      </w:r>
-    </w:p>
-    <w:tbl>
-      <w:tblPr>
-        <w:tblW w:w="0" w:type="auto"/>
-        <w:jc w:val="center"/>
-        <w:tblBorders>
-          <w:top w:val="single" w:sz="4" w:space="0" w:color="D9D9D9"/>
-          <w:left w:val="single" w:sz="4" w:space="0" w:color="D9D9D9"/>
-          <w:bottom w:val="single" w:sz="4" w:space="0" w:color="D9D9D9"/>
-          <w:right w:val="single" w:sz="4" w:space="0" w:color="D9D9D9"/>
-          <w:insideH w:val="single" w:sz="4" w:space="0" w:color="D9D9D9"/>
-          <w:insideV w:val="single" w:sz="4" w:space="0" w:color="D9D9D9"/>
-        </w:tblBorders>
-        <w:tblLayout w:type="fixed"/>
-        <w:tblLook w:val="04A0" w:firstRow="1" w:lastRow="0" w:firstColumn="1" w:lastColumn="0" w:noHBand="0" w:noVBand="1"/>
-      </w:tblPr>
-      <w:tblGrid>
-        <w:gridCol w:w="2381"/>
-        <w:gridCol w:w="7257"/>
-      </w:tblGrid>
-      <w:tr>
-        <w:trPr>
-          <w:cantSplit/>
-          <w:tblHeader/>
-        </w:trPr>
-        <w:tc>
-          <w:tcPr>
-            <w:tcW w:type="dxa" w:w="2381"/>
-            <w:vAlign w:val="center"/>
-            <w:tcMar>
-              <w:top w:w="65" w:type="dxa"/>
-              <w:left w:w="90" w:type="dxa"/>
-              <w:bottom w:w="65" w:type="dxa"/>
-              <w:right w:w="90" w:type="dxa"/>
-            </w:tcMar>
-            <w:shd w:fill="E2EBF2"/>
-          </w:tcPr>
-          <w:p>
-            <w:pPr>
-              <w:keepNext/>
-              <w:spacing w:after="20" w:before="20" w:line="252" w:lineRule="auto"/>
-              <w:ind w:firstLine="0"/>
-              <w:jc w:val="left"/>
-            </w:pPr>
-            <w:r>
-              <w:rPr>
-                <w:rFonts w:ascii="Times New Roman" w:hAnsi="Times New Roman" w:eastAsia="Times New Roman" w:cs="Times New Roman"/>
-                <w:b/>
-                <w:i w:val="0"/>
-                <w:color w:val="000000"/>
-                <w:sz w:val="23"/>
-              </w:rPr>
-              <w:t>Thành phần</w:t>
-            </w:r>
-          </w:p>
-        </w:tc>
-        <w:tc>
-          <w:tcPr>
-            <w:tcW w:type="dxa" w:w="7257"/>
-            <w:vAlign w:val="center"/>
-            <w:tcMar>
-              <w:top w:w="65" w:type="dxa"/>
-              <w:left w:w="90" w:type="dxa"/>
-              <w:bottom w:w="65" w:type="dxa"/>
-              <w:right w:w="90" w:type="dxa"/>
-            </w:tcMar>
-            <w:shd w:fill="E2EBF2"/>
-          </w:tcPr>
-          <w:p>
-            <w:pPr>
-              <w:keepNext/>
-              <w:spacing w:after="20" w:before="20" w:line="252" w:lineRule="auto"/>
-              <w:ind w:firstLine="0"/>
-              <w:jc w:val="left"/>
-            </w:pPr>
-            <w:r>
-              <w:rPr>
-                <w:rFonts w:ascii="Times New Roman" w:hAnsi="Times New Roman" w:eastAsia="Times New Roman" w:cs="Times New Roman"/>
-                <w:b/>
-                <w:i w:val="0"/>
-                <w:color w:val="000000"/>
-                <w:sz w:val="23"/>
-              </w:rPr>
-              <w:t>Nội dung</w:t>
-            </w:r>
-          </w:p>
-        </w:tc>
-      </w:tr>
-      <w:tr>
-        <w:trPr>
-          <w:cantSplit/>
-        </w:trPr>
-        <w:tc>
-          <w:tcPr>
-            <w:tcW w:type="dxa" w:w="2381"/>
-            <w:vAlign w:val="center"/>
-            <w:tcMar>
-              <w:top w:w="65" w:type="dxa"/>
-              <w:left w:w="90" w:type="dxa"/>
-              <w:bottom w:w="65" w:type="dxa"/>
-              <w:right w:w="90" w:type="dxa"/>
-            </w:tcMar>
-          </w:tcPr>
-          <w:p>
-            <w:pPr>
-              <w:keepNext w:val="0"/>
-              <w:spacing w:after="20" w:before="20" w:line="252" w:lineRule="auto"/>
-              <w:ind w:firstLine="0"/>
-              <w:jc w:val="left"/>
-            </w:pPr>
-            <w:r>
-              <w:rPr>
-                <w:rFonts w:ascii="Times New Roman" w:hAnsi="Times New Roman" w:eastAsia="Times New Roman" w:cs="Times New Roman"/>
-                <w:b w:val="0"/>
-                <w:i w:val="0"/>
-                <w:color w:val="000000"/>
-                <w:sz w:val="23"/>
-              </w:rPr>
-              <w:t>Điểm mở rộng</w:t>
-            </w:r>
-          </w:p>
-        </w:tc>
-        <w:tc>
-          <w:tcPr>
-            <w:tcW w:type="dxa" w:w="7257"/>
-            <w:vAlign w:val="center"/>
-            <w:tcMar>
-              <w:top w:w="65" w:type="dxa"/>
-              <w:left w:w="90" w:type="dxa"/>
-              <w:bottom w:w="65" w:type="dxa"/>
-              <w:right w:w="90" w:type="dxa"/>
-            </w:tcMar>
-          </w:tcPr>
-          <w:p>
-            <w:pPr>
-              <w:keepNext w:val="0"/>
-              <w:spacing w:after="20" w:before="20" w:line="252" w:lineRule="auto"/>
-              <w:ind w:firstLine="0"/>
-              <w:jc w:val="left"/>
-            </w:pPr>
-            <w:r>
-              <w:rPr>
-                <w:rFonts w:ascii="Times New Roman" w:hAnsi="Times New Roman" w:eastAsia="Times New Roman" w:cs="Times New Roman"/>
-                <w:b w:val="0"/>
-                <w:i w:val="0"/>
-                <w:color w:val="000000"/>
-                <w:sz w:val="23"/>
-              </w:rPr>
-              <w:t>Sau khi UC05 commit đơn thành công.</w:t>
-            </w:r>
-          </w:p>
-        </w:tc>
-      </w:tr>
-      <w:tr>
-        <w:trPr>
-          <w:cantSplit/>
-        </w:trPr>
-        <w:tc>
-          <w:tcPr>
-            <w:tcW w:type="dxa" w:w="2381"/>
-            <w:vAlign w:val="center"/>
-            <w:tcMar>
-              <w:top w:w="65" w:type="dxa"/>
-              <w:left w:w="90" w:type="dxa"/>
-              <w:bottom w:w="65" w:type="dxa"/>
-              <w:right w:w="90" w:type="dxa"/>
-            </w:tcMar>
-          </w:tcPr>
-          <w:p>
-            <w:pPr>
-              <w:keepNext w:val="0"/>
-              <w:spacing w:after="20" w:before="20" w:line="252" w:lineRule="auto"/>
-              <w:ind w:firstLine="0"/>
-              <w:jc w:val="left"/>
-            </w:pPr>
-            <w:r>
-              <w:rPr>
-                <w:rFonts w:ascii="Times New Roman" w:hAnsi="Times New Roman" w:eastAsia="Times New Roman" w:cs="Times New Roman"/>
-                <w:b w:val="0"/>
-                <w:i w:val="0"/>
-                <w:color w:val="000000"/>
-                <w:sz w:val="23"/>
-              </w:rPr>
-              <w:t>Điều kiện</w:t>
-            </w:r>
-          </w:p>
-        </w:tc>
-        <w:tc>
-          <w:tcPr>
-            <w:tcW w:type="dxa" w:w="7257"/>
-            <w:vAlign w:val="center"/>
-            <w:tcMar>
-              <w:top w:w="65" w:type="dxa"/>
-              <w:left w:w="90" w:type="dxa"/>
-              <w:bottom w:w="65" w:type="dxa"/>
-              <w:right w:w="90" w:type="dxa"/>
-            </w:tcMar>
-          </w:tcPr>
-          <w:p>
-            <w:pPr>
-              <w:keepNext w:val="0"/>
-              <w:spacing w:after="20" w:before="20" w:line="252" w:lineRule="auto"/>
-              <w:ind w:firstLine="0"/>
-              <w:jc w:val="left"/>
-            </w:pPr>
-            <w:r>
-              <w:rPr>
-                <w:rFonts w:ascii="Times New Roman" w:hAnsi="Times New Roman" w:eastAsia="Times New Roman" w:cs="Times New Roman"/>
-                <w:b w:val="0"/>
-                <w:i w:val="0"/>
-                <w:color w:val="000000"/>
-                <w:sz w:val="23"/>
-              </w:rPr>
-              <w:t>Khách có email trong thông tin mua hàng.</w:t>
-            </w:r>
-          </w:p>
-        </w:tc>
-      </w:tr>
-      <w:tr>
-        <w:trPr>
-          <w:cantSplit/>
-        </w:trPr>
-        <w:tc>
-          <w:tcPr>
-            <w:tcW w:type="dxa" w:w="2381"/>
-            <w:vAlign w:val="center"/>
-            <w:tcMar>
-              <w:top w:w="65" w:type="dxa"/>
-              <w:left w:w="90" w:type="dxa"/>
-              <w:bottom w:w="65" w:type="dxa"/>
-              <w:right w:w="90" w:type="dxa"/>
-            </w:tcMar>
-          </w:tcPr>
-          <w:p>
-            <w:pPr>
-              <w:keepNext w:val="0"/>
-              <w:spacing w:after="20" w:before="20" w:line="252" w:lineRule="auto"/>
-              <w:ind w:firstLine="0"/>
-              <w:jc w:val="left"/>
-            </w:pPr>
-            <w:r>
-              <w:rPr>
-                <w:rFonts w:ascii="Times New Roman" w:hAnsi="Times New Roman" w:eastAsia="Times New Roman" w:cs="Times New Roman"/>
-                <w:b w:val="0"/>
-                <w:i w:val="0"/>
-                <w:color w:val="000000"/>
-                <w:sz w:val="23"/>
-              </w:rPr>
-              <w:t>Luồng chính</w:t>
-            </w:r>
-          </w:p>
-        </w:tc>
-        <w:tc>
-          <w:tcPr>
-            <w:tcW w:type="dxa" w:w="7257"/>
-            <w:vAlign w:val="center"/>
-            <w:tcMar>
-              <w:top w:w="65" w:type="dxa"/>
-              <w:left w:w="90" w:type="dxa"/>
-              <w:bottom w:w="65" w:type="dxa"/>
-              <w:right w:w="90" w:type="dxa"/>
-            </w:tcMar>
-          </w:tcPr>
-          <w:p>
-            <w:pPr>
-              <w:keepNext w:val="0"/>
-              <w:spacing w:after="20" w:before="20" w:line="252" w:lineRule="auto"/>
-              <w:ind w:firstLine="0"/>
-              <w:jc w:val="left"/>
-            </w:pPr>
-            <w:r>
-              <w:rPr>
-                <w:rFonts w:ascii="Times New Roman" w:hAnsi="Times New Roman" w:eastAsia="Times New Roman" w:cs="Times New Roman"/>
-                <w:b w:val="0"/>
-                <w:i w:val="0"/>
-                <w:color w:val="000000"/>
-                <w:sz w:val="23"/>
-              </w:rPr>
-              <w:t>Tạo nội dung gồm mã đơn, thời điểm, người mua, người nhận, địa chỉ, điện thoại, khu vực, loại giao, danh sách sản phẩm, số lượng, đơn giá, tiền hàng, các phí và tổng. Gọi dịch vụ email rồi ghi trạng thái.</w:t>
-            </w:r>
-          </w:p>
-        </w:tc>
-      </w:tr>
-      <w:tr>
-        <w:trPr>
-          <w:cantSplit/>
-        </w:trPr>
-        <w:tc>
-          <w:tcPr>
-            <w:tcW w:type="dxa" w:w="2381"/>
-            <w:vAlign w:val="center"/>
-            <w:tcMar>
-              <w:top w:w="65" w:type="dxa"/>
-              <w:left w:w="90" w:type="dxa"/>
-              <w:bottom w:w="65" w:type="dxa"/>
-              <w:right w:w="90" w:type="dxa"/>
-            </w:tcMar>
-          </w:tcPr>
-          <w:p>
-            <w:pPr>
-              <w:keepNext w:val="0"/>
-              <w:spacing w:after="20" w:before="20" w:line="252" w:lineRule="auto"/>
-              <w:ind w:firstLine="0"/>
-              <w:jc w:val="left"/>
-            </w:pPr>
-            <w:r>
-              <w:rPr>
-                <w:rFonts w:ascii="Times New Roman" w:hAnsi="Times New Roman" w:eastAsia="Times New Roman" w:cs="Times New Roman"/>
-                <w:b w:val="0"/>
-                <w:i w:val="0"/>
-                <w:color w:val="000000"/>
-                <w:sz w:val="23"/>
-              </w:rPr>
-              <w:t>Luồng thay thế</w:t>
-            </w:r>
-          </w:p>
-        </w:tc>
-        <w:tc>
-          <w:tcPr>
-            <w:tcW w:type="dxa" w:w="7257"/>
-            <w:vAlign w:val="center"/>
-            <w:tcMar>
-              <w:top w:w="65" w:type="dxa"/>
-              <w:left w:w="90" w:type="dxa"/>
-              <w:bottom w:w="65" w:type="dxa"/>
-              <w:right w:w="90" w:type="dxa"/>
-            </w:tcMar>
-          </w:tcPr>
-          <w:p>
-            <w:pPr>
-              <w:keepNext w:val="0"/>
-              <w:spacing w:after="20" w:before="20" w:line="252" w:lineRule="auto"/>
-              <w:ind w:firstLine="0"/>
-              <w:jc w:val="left"/>
-            </w:pPr>
-            <w:r>
-              <w:rPr>
-                <w:rFonts w:ascii="Times New Roman" w:hAnsi="Times New Roman" w:eastAsia="Times New Roman" w:cs="Times New Roman"/>
-                <w:b w:val="0"/>
-                <w:i w:val="0"/>
-                <w:color w:val="000000"/>
-                <w:sz w:val="23"/>
-              </w:rPr>
-              <w:t>Không email: bỏ qua. Dịch vụ báo lỗi: ghi LoiGui, vẫn báo đơn thành công. Lỗi ghi nhật ký: trả thông báo trạng thái email, không thanh toán lại.</w:t>
-            </w:r>
-          </w:p>
-        </w:tc>
-      </w:tr>
-      <w:tr>
-        <w:trPr>
-          <w:cantSplit/>
-        </w:trPr>
-        <w:tc>
-          <w:tcPr>
-            <w:tcW w:type="dxa" w:w="2381"/>
-            <w:vAlign w:val="center"/>
-            <w:tcMar>
-              <w:top w:w="65" w:type="dxa"/>
-              <w:left w:w="90" w:type="dxa"/>
-              <w:bottom w:w="65" w:type="dxa"/>
-              <w:right w:w="90" w:type="dxa"/>
-            </w:tcMar>
-          </w:tcPr>
-          <w:p>
-            <w:pPr>
-              <w:keepNext w:val="0"/>
-              <w:spacing w:after="20" w:before="20" w:line="252" w:lineRule="auto"/>
-              <w:ind w:firstLine="0"/>
-              <w:jc w:val="left"/>
-            </w:pPr>
-            <w:r>
-              <w:rPr>
-                <w:rFonts w:ascii="Times New Roman" w:hAnsi="Times New Roman" w:eastAsia="Times New Roman" w:cs="Times New Roman"/>
-                <w:b w:val="0"/>
-                <w:i w:val="0"/>
-                <w:color w:val="000000"/>
-                <w:sz w:val="23"/>
-              </w:rPr>
-              <w:t>Hậu điều kiện</w:t>
-            </w:r>
-          </w:p>
-        </w:tc>
-        <w:tc>
-          <w:tcPr>
-            <w:tcW w:type="dxa" w:w="7257"/>
-            <w:vAlign w:val="center"/>
-            <w:tcMar>
-              <w:top w:w="65" w:type="dxa"/>
-              <w:left w:w="90" w:type="dxa"/>
-              <w:bottom w:w="65" w:type="dxa"/>
-              <w:right w:w="90" w:type="dxa"/>
-            </w:tcMar>
-          </w:tcPr>
-          <w:p>
-            <w:pPr>
-              <w:keepNext w:val="0"/>
-              <w:spacing w:after="20" w:before="20" w:line="252" w:lineRule="auto"/>
-              <w:ind w:firstLine="0"/>
-              <w:jc w:val="left"/>
-            </w:pPr>
-            <w:r>
-              <w:rPr>
-                <w:rFonts w:ascii="Times New Roman" w:hAnsi="Times New Roman" w:eastAsia="Times New Roman" w:cs="Times New Roman"/>
-                <w:b w:val="0"/>
-                <w:i w:val="0"/>
-                <w:color w:val="000000"/>
-                <w:sz w:val="23"/>
-              </w:rPr>
-              <w:t>Không có thông tin loại thẻ, số thẻ, bốn số cuối, hạn thẻ, chủ thẻ hoặc CSV trong email.</w:t>
-            </w:r>
-          </w:p>
-        </w:tc>
-      </w:tr>
-    </w:tbl>
-    <w:p>
-      <w:pPr>
-        <w:spacing w:after="0" w:before="0" w:line="60" w:lineRule="exact"/>
-      </w:pPr>
-      <w:r>
-        <w:rPr>
-          <w:rFonts w:ascii="Times New Roman" w:hAnsi="Times New Roman" w:eastAsia="Times New Roman" w:cs="Times New Roman"/>
-          <w:b w:val="0"/>
-          <w:i w:val="0"/>
-          <w:color w:val="000000"/>
-          <w:sz w:val="6"/>
-        </w:rPr>
-      </w:r>
-    </w:p>
-    <w:p>
-      <w:pPr>
-        <w:pStyle w:val="Heading2"/>
-        <w:keepNext/>
-        <w:keepLines/>
-        <w:pageBreakBefore/>
-        <w:spacing w:before="140" w:after="100" w:line="276" w:lineRule="auto"/>
-        <w:ind w:firstLine="0"/>
-      </w:pPr>
-      <w:r>
-        <w:rPr>
-          <w:rFonts w:ascii="Times New Roman" w:hAnsi="Times New Roman" w:eastAsia="Times New Roman" w:cs="Times New Roman"/>
-          <w:b/>
-          <w:i w:val="0"/>
-          <w:color w:val="000000"/>
-          <w:sz w:val="26"/>
-        </w:rPr>
-        <w:t>2.2. Mô hình lớp phân tích</w:t>
+        <w:t>Quan hệ MaSP của chi tiết đơn khác với khóa ngoại nội bộ: sản phẩm ngoài có thể bị đổi hoặc ngừng cung cấp nhưng đơn cũ vẫn phải đọc được. Chi tiết giữ MaSP, TenSP và DonGia tại thời điểm đặt. Quan hệ 1–1 bảo đảm tối đa một thanh toán bằng khóa; điều kiện phải có một thanh toán và ít nhất một chi tiết được bảo đảm bởi transaction của SaveOrder, không chỉ bằng khóa ngoại.</w:t>
       </w:r>
     </w:p>
     <w:p>
@@ -9358,8 +9215,8 @@
       <w:r>
         <w:drawing>
           <wp:inline xmlns:a="http://schemas.openxmlformats.org/drawingml/2006/main" xmlns:pic="http://schemas.openxmlformats.org/drawingml/2006/picture">
-            <wp:extent cx="6120000" cy="4721022"/>
-            <wp:docPr id="5" name="Picture 5" descr="Hình 5a. Lớp phân tích phần tài khoản và đơn hàng"/>
+            <wp:extent cx="6120000" cy="7309702"/>
+            <wp:docPr id="11" name="Picture 11" descr="Hình 11. Biểu đồ quan hệ CSDL"/>
             <wp:cNvGraphicFramePr>
               <a:graphicFrameLocks noChangeAspect="1"/>
             </wp:cNvGraphicFramePr>
@@ -9367,11 +9224,11 @@
               <a:graphicData uri="http://schemas.openxmlformats.org/drawingml/2006/picture">
                 <pic:pic>
                   <pic:nvPicPr>
-                    <pic:cNvPr id="0" name="analysis.png"/>
+                    <pic:cNvPr id="0" name="11_erd.png"/>
                     <pic:cNvPicPr/>
                   </pic:nvPicPr>
                   <pic:blipFill>
-                    <a:blip r:embed="rId36"/>
+                    <a:blip r:embed="rId17"/>
                     <a:stretch>
                       <a:fillRect/>
                     </a:stretch>
@@ -9379,7 +9236,7 @@
                   <pic:spPr>
                     <a:xfrm>
                       <a:off x="0" y="0"/>
-                      <a:ext cx="6120000" cy="4721022"/>
+                      <a:ext cx="6120000" cy="7309702"/>
                     </a:xfrm>
                     <a:prstGeom prst="rect"/>
                   </pic:spPr>
@@ -9404,66 +9261,7 @@
           <w:color w:val="000000"/>
           <w:sz w:val="23"/>
         </w:rPr>
-        <w:t>Hình 5a. Lớp phân tích phần tài khoản và đơn hàng</w:t>
-      </w:r>
-    </w:p>
-    <w:p>
-      <w:pPr>
-        <w:keepNext/>
-        <w:spacing w:before="80" w:after="40" w:line="240" w:lineRule="auto"/>
-        <w:ind w:firstLine="0"/>
-        <w:jc w:val="center"/>
-      </w:pPr>
-      <w:r>
-        <w:drawing>
-          <wp:inline xmlns:a="http://schemas.openxmlformats.org/drawingml/2006/main" xmlns:pic="http://schemas.openxmlformats.org/drawingml/2006/picture">
-            <wp:extent cx="6120000" cy="4643070"/>
-            <wp:docPr id="6" name="Picture 6" descr="Hình 5b. Lớp phân tích phần giỏ và danh mục ngoài"/>
-            <wp:cNvGraphicFramePr>
-              <a:graphicFrameLocks noChangeAspect="1"/>
-            </wp:cNvGraphicFramePr>
-            <a:graphic>
-              <a:graphicData uri="http://schemas.openxmlformats.org/drawingml/2006/picture">
-                <pic:pic>
-                  <pic:nvPicPr>
-                    <pic:cNvPr id="0" name="analysis_catalog.png"/>
-                    <pic:cNvPicPr/>
-                  </pic:nvPicPr>
-                  <pic:blipFill>
-                    <a:blip r:embed="rId37"/>
-                    <a:stretch>
-                      <a:fillRect/>
-                    </a:stretch>
-                  </pic:blipFill>
-                  <pic:spPr>
-                    <a:xfrm>
-                      <a:off x="0" y="0"/>
-                      <a:ext cx="6120000" cy="4643070"/>
-                    </a:xfrm>
-                    <a:prstGeom prst="rect"/>
-                  </pic:spPr>
-                </pic:pic>
-              </a:graphicData>
-            </a:graphic>
-          </wp:inline>
-        </w:drawing>
-      </w:r>
-    </w:p>
-    <w:p>
-      <w:pPr>
-        <w:keepLines/>
-        <w:spacing w:after="100"/>
-        <w:jc w:val="center"/>
-      </w:pPr>
-      <w:r>
-        <w:rPr>
-          <w:rFonts w:ascii="Times New Roman" w:hAnsi="Times New Roman" w:eastAsia="Times New Roman" w:cs="Times New Roman"/>
-          <w:b w:val="0"/>
-          <w:i/>
-          <w:color w:val="000000"/>
-          <w:sz w:val="23"/>
-        </w:rPr>
-        <w:t>Hình 5b. Lớp phân tích phần giỏ và danh mục ngoài</w:t>
+        <w:t>Hình 11. Biểu đồ quan hệ CSDL</w:t>
       </w:r>
     </w:p>
     <w:p>
@@ -9481,629 +9279,7 @@
           <w:color w:val="000000"/>
           <w:sz w:val="26"/>
         </w:rPr>
-        <w:t>Các lớp phân tích biểu diễn dữ liệu và quan hệ nghiệp vụ. DonHang có các chi tiết, một thanh toán và tối đa một xác nhận email. GioHang và các chi tiết giỏ tồn tại trong phiên; MaSP nhận biết sản phẩm của hệ thống danh mục ngoài.</w:t>
-      </w:r>
-    </w:p>
-    <w:tbl>
-      <w:tblPr>
-        <w:tblW w:w="0" w:type="auto"/>
-        <w:jc w:val="center"/>
-        <w:tblBorders>
-          <w:top w:val="single" w:sz="4" w:space="0" w:color="D9D9D9"/>
-          <w:left w:val="single" w:sz="4" w:space="0" w:color="D9D9D9"/>
-          <w:bottom w:val="single" w:sz="4" w:space="0" w:color="D9D9D9"/>
-          <w:right w:val="single" w:sz="4" w:space="0" w:color="D9D9D9"/>
-          <w:insideH w:val="single" w:sz="4" w:space="0" w:color="D9D9D9"/>
-          <w:insideV w:val="single" w:sz="4" w:space="0" w:color="D9D9D9"/>
-        </w:tblBorders>
-        <w:tblLayout w:type="fixed"/>
-        <w:tblLook w:val="04A0" w:firstRow="1" w:lastRow="0" w:firstColumn="1" w:lastColumn="0" w:noHBand="0" w:noVBand="1"/>
-      </w:tblPr>
-      <w:tblGrid>
-        <w:gridCol w:w="2381"/>
-        <w:gridCol w:w="7257"/>
-      </w:tblGrid>
-      <w:tr>
-        <w:trPr>
-          <w:cantSplit/>
-          <w:tblHeader/>
-        </w:trPr>
-        <w:tc>
-          <w:tcPr>
-            <w:tcW w:type="dxa" w:w="2381"/>
-            <w:vAlign w:val="center"/>
-            <w:tcMar>
-              <w:top w:w="65" w:type="dxa"/>
-              <w:left w:w="90" w:type="dxa"/>
-              <w:bottom w:w="65" w:type="dxa"/>
-              <w:right w:w="90" w:type="dxa"/>
-            </w:tcMar>
-            <w:shd w:fill="E2EBF2"/>
-          </w:tcPr>
-          <w:p>
-            <w:pPr>
-              <w:keepNext/>
-              <w:spacing w:after="20" w:before="20" w:line="252" w:lineRule="auto"/>
-              <w:ind w:firstLine="0"/>
-              <w:jc w:val="left"/>
-            </w:pPr>
-            <w:r>
-              <w:rPr>
-                <w:rFonts w:ascii="Times New Roman" w:hAnsi="Times New Roman" w:eastAsia="Times New Roman" w:cs="Times New Roman"/>
-                <w:b/>
-                <w:i w:val="0"/>
-                <w:color w:val="000000"/>
-                <w:sz w:val="23"/>
-              </w:rPr>
-              <w:t>Lớp hoặc quan hệ</w:t>
-            </w:r>
-          </w:p>
-        </w:tc>
-        <w:tc>
-          <w:tcPr>
-            <w:tcW w:type="dxa" w:w="7257"/>
-            <w:vAlign w:val="center"/>
-            <w:tcMar>
-              <w:top w:w="65" w:type="dxa"/>
-              <w:left w:w="90" w:type="dxa"/>
-              <w:bottom w:w="65" w:type="dxa"/>
-              <w:right w:w="90" w:type="dxa"/>
-            </w:tcMar>
-            <w:shd w:fill="E2EBF2"/>
-          </w:tcPr>
-          <w:p>
-            <w:pPr>
-              <w:keepNext/>
-              <w:spacing w:after="20" w:before="20" w:line="252" w:lineRule="auto"/>
-              <w:ind w:firstLine="0"/>
-              <w:jc w:val="left"/>
-            </w:pPr>
-            <w:r>
-              <w:rPr>
-                <w:rFonts w:ascii="Times New Roman" w:hAnsi="Times New Roman" w:eastAsia="Times New Roman" w:cs="Times New Roman"/>
-                <w:b/>
-                <w:i w:val="0"/>
-                <w:color w:val="000000"/>
-                <w:sz w:val="23"/>
-              </w:rPr>
-              <w:t>Giải thích</w:t>
-            </w:r>
-          </w:p>
-        </w:tc>
-      </w:tr>
-      <w:tr>
-        <w:trPr>
-          <w:cantSplit/>
-        </w:trPr>
-        <w:tc>
-          <w:tcPr>
-            <w:tcW w:type="dxa" w:w="2381"/>
-            <w:vAlign w:val="center"/>
-            <w:tcMar>
-              <w:top w:w="65" w:type="dxa"/>
-              <w:left w:w="90" w:type="dxa"/>
-              <w:bottom w:w="65" w:type="dxa"/>
-              <w:right w:w="90" w:type="dxa"/>
-            </w:tcMar>
-          </w:tcPr>
-          <w:p>
-            <w:pPr>
-              <w:keepNext w:val="0"/>
-              <w:spacing w:after="20" w:before="20" w:line="252" w:lineRule="auto"/>
-              <w:ind w:firstLine="0"/>
-              <w:jc w:val="left"/>
-            </w:pPr>
-            <w:r>
-              <w:rPr>
-                <w:rFonts w:ascii="Times New Roman" w:hAnsi="Times New Roman" w:eastAsia="Times New Roman" w:cs="Times New Roman"/>
-                <w:b w:val="0"/>
-                <w:i w:val="0"/>
-                <w:color w:val="000000"/>
-                <w:sz w:val="23"/>
-              </w:rPr>
-              <w:t>NhomSanPham – SanPham</w:t>
-            </w:r>
-          </w:p>
-        </w:tc>
-        <w:tc>
-          <w:tcPr>
-            <w:tcW w:type="dxa" w:w="7257"/>
-            <w:vAlign w:val="center"/>
-            <w:tcMar>
-              <w:top w:w="65" w:type="dxa"/>
-              <w:left w:w="90" w:type="dxa"/>
-              <w:bottom w:w="65" w:type="dxa"/>
-              <w:right w:w="90" w:type="dxa"/>
-            </w:tcMar>
-          </w:tcPr>
-          <w:p>
-            <w:pPr>
-              <w:keepNext w:val="0"/>
-              <w:spacing w:after="20" w:before="20" w:line="252" w:lineRule="auto"/>
-              <w:ind w:firstLine="0"/>
-              <w:jc w:val="left"/>
-            </w:pPr>
-            <w:r>
-              <w:rPr>
-                <w:rFonts w:ascii="Times New Roman" w:hAnsi="Times New Roman" w:eastAsia="Times New Roman" w:cs="Times New Roman"/>
-                <w:b w:val="0"/>
-                <w:i w:val="0"/>
-                <w:color w:val="000000"/>
-                <w:sz w:val="23"/>
-              </w:rPr>
-              <w:t>Một nhóm có nhiều sản phẩm; một sản phẩm thuộc một nhóm. Đây là dữ liệu danh mục ngoài.</w:t>
-            </w:r>
-          </w:p>
-        </w:tc>
-      </w:tr>
-      <w:tr>
-        <w:trPr>
-          <w:cantSplit/>
-        </w:trPr>
-        <w:tc>
-          <w:tcPr>
-            <w:tcW w:type="dxa" w:w="2381"/>
-            <w:vAlign w:val="center"/>
-            <w:tcMar>
-              <w:top w:w="65" w:type="dxa"/>
-              <w:left w:w="90" w:type="dxa"/>
-              <w:bottom w:w="65" w:type="dxa"/>
-              <w:right w:w="90" w:type="dxa"/>
-            </w:tcMar>
-          </w:tcPr>
-          <w:p>
-            <w:pPr>
-              <w:keepNext w:val="0"/>
-              <w:spacing w:after="20" w:before="20" w:line="252" w:lineRule="auto"/>
-              <w:ind w:firstLine="0"/>
-              <w:jc w:val="left"/>
-            </w:pPr>
-            <w:r>
-              <w:rPr>
-                <w:rFonts w:ascii="Times New Roman" w:hAnsi="Times New Roman" w:eastAsia="Times New Roman" w:cs="Times New Roman"/>
-                <w:b w:val="0"/>
-                <w:i w:val="0"/>
-                <w:color w:val="000000"/>
-                <w:sz w:val="23"/>
-              </w:rPr>
-              <w:t>SanPham – HinhAnhSanPham</w:t>
-            </w:r>
-          </w:p>
-        </w:tc>
-        <w:tc>
-          <w:tcPr>
-            <w:tcW w:type="dxa" w:w="7257"/>
-            <w:vAlign w:val="center"/>
-            <w:tcMar>
-              <w:top w:w="65" w:type="dxa"/>
-              <w:left w:w="90" w:type="dxa"/>
-              <w:bottom w:w="65" w:type="dxa"/>
-              <w:right w:w="90" w:type="dxa"/>
-            </w:tcMar>
-          </w:tcPr>
-          <w:p>
-            <w:pPr>
-              <w:keepNext w:val="0"/>
-              <w:spacing w:after="20" w:before="20" w:line="252" w:lineRule="auto"/>
-              <w:ind w:firstLine="0"/>
-              <w:jc w:val="left"/>
-            </w:pPr>
-            <w:r>
-              <w:rPr>
-                <w:rFonts w:ascii="Times New Roman" w:hAnsi="Times New Roman" w:eastAsia="Times New Roman" w:cs="Times New Roman"/>
-                <w:b w:val="0"/>
-                <w:i w:val="0"/>
-                <w:color w:val="000000"/>
-                <w:sz w:val="23"/>
-              </w:rPr>
-              <w:t>Một sản phẩm có nhiều ảnh sắp theo thứ tự. Bản mô phỏng cho phép chưa có ảnh, giao diện hiển thị vùng ảnh trống.</w:t>
-            </w:r>
-          </w:p>
-        </w:tc>
-      </w:tr>
-      <w:tr>
-        <w:trPr>
-          <w:cantSplit/>
-        </w:trPr>
-        <w:tc>
-          <w:tcPr>
-            <w:tcW w:type="dxa" w:w="2381"/>
-            <w:vAlign w:val="center"/>
-            <w:tcMar>
-              <w:top w:w="65" w:type="dxa"/>
-              <w:left w:w="90" w:type="dxa"/>
-              <w:bottom w:w="65" w:type="dxa"/>
-              <w:right w:w="90" w:type="dxa"/>
-            </w:tcMar>
-          </w:tcPr>
-          <w:p>
-            <w:pPr>
-              <w:keepNext w:val="0"/>
-              <w:spacing w:after="20" w:before="20" w:line="252" w:lineRule="auto"/>
-              <w:ind w:firstLine="0"/>
-              <w:jc w:val="left"/>
-            </w:pPr>
-            <w:r>
-              <w:rPr>
-                <w:rFonts w:ascii="Times New Roman" w:hAnsi="Times New Roman" w:eastAsia="Times New Roman" w:cs="Times New Roman"/>
-                <w:b w:val="0"/>
-                <w:i w:val="0"/>
-                <w:color w:val="000000"/>
-                <w:sz w:val="23"/>
-              </w:rPr>
-              <w:t>GioHang – ChiTietGioHang</w:t>
-            </w:r>
-          </w:p>
-        </w:tc>
-        <w:tc>
-          <w:tcPr>
-            <w:tcW w:type="dxa" w:w="7257"/>
-            <w:vAlign w:val="center"/>
-            <w:tcMar>
-              <w:top w:w="65" w:type="dxa"/>
-              <w:left w:w="90" w:type="dxa"/>
-              <w:bottom w:w="65" w:type="dxa"/>
-              <w:right w:w="90" w:type="dxa"/>
-            </w:tcMar>
-          </w:tcPr>
-          <w:p>
-            <w:pPr>
-              <w:keepNext w:val="0"/>
-              <w:spacing w:after="20" w:before="20" w:line="252" w:lineRule="auto"/>
-              <w:ind w:firstLine="0"/>
-              <w:jc w:val="left"/>
-            </w:pPr>
-            <w:r>
-              <w:rPr>
-                <w:rFonts w:ascii="Times New Roman" w:hAnsi="Times New Roman" w:eastAsia="Times New Roman" w:cs="Times New Roman"/>
-                <w:b w:val="0"/>
-                <w:i w:val="0"/>
-                <w:color w:val="000000"/>
-                <w:sz w:val="23"/>
-              </w:rPr>
-              <w:t>Quan hệ thành phần: các dòng chỉ tồn tại trong giỏ của phiên. ChiTietGioHang được hiện thực bằng CartItem.</w:t>
-            </w:r>
-          </w:p>
-        </w:tc>
-      </w:tr>
-      <w:tr>
-        <w:trPr>
-          <w:cantSplit/>
-        </w:trPr>
-        <w:tc>
-          <w:tcPr>
-            <w:tcW w:type="dxa" w:w="2381"/>
-            <w:vAlign w:val="center"/>
-            <w:tcMar>
-              <w:top w:w="65" w:type="dxa"/>
-              <w:left w:w="90" w:type="dxa"/>
-              <w:bottom w:w="65" w:type="dxa"/>
-              <w:right w:w="90" w:type="dxa"/>
-            </w:tcMar>
-          </w:tcPr>
-          <w:p>
-            <w:pPr>
-              <w:keepNext w:val="0"/>
-              <w:spacing w:after="20" w:before="20" w:line="252" w:lineRule="auto"/>
-              <w:ind w:firstLine="0"/>
-              <w:jc w:val="left"/>
-            </w:pPr>
-            <w:r>
-              <w:rPr>
-                <w:rFonts w:ascii="Times New Roman" w:hAnsi="Times New Roman" w:eastAsia="Times New Roman" w:cs="Times New Roman"/>
-                <w:b w:val="0"/>
-                <w:i w:val="0"/>
-                <w:color w:val="000000"/>
-                <w:sz w:val="23"/>
-              </w:rPr>
-              <w:t>KhachHang – DonHang</w:t>
-            </w:r>
-          </w:p>
-        </w:tc>
-        <w:tc>
-          <w:tcPr>
-            <w:tcW w:type="dxa" w:w="7257"/>
-            <w:vAlign w:val="center"/>
-            <w:tcMar>
-              <w:top w:w="65" w:type="dxa"/>
-              <w:left w:w="90" w:type="dxa"/>
-              <w:bottom w:w="65" w:type="dxa"/>
-              <w:right w:w="90" w:type="dxa"/>
-            </w:tcMar>
-          </w:tcPr>
-          <w:p>
-            <w:pPr>
-              <w:keepNext w:val="0"/>
-              <w:spacing w:after="20" w:before="20" w:line="252" w:lineRule="auto"/>
-              <w:ind w:firstLine="0"/>
-              <w:jc w:val="left"/>
-            </w:pPr>
-            <w:r>
-              <w:rPr>
-                <w:rFonts w:ascii="Times New Roman" w:hAnsi="Times New Roman" w:eastAsia="Times New Roman" w:cs="Times New Roman"/>
-                <w:b w:val="0"/>
-                <w:i w:val="0"/>
-                <w:color w:val="000000"/>
-                <w:sz w:val="23"/>
-              </w:rPr>
-              <w:t>Một khách có thể có nhiều đơn; mỗi đơn có một người mua đã đăng nhập.</w:t>
-            </w:r>
-          </w:p>
-        </w:tc>
-      </w:tr>
-      <w:tr>
-        <w:trPr>
-          <w:cantSplit/>
-        </w:trPr>
-        <w:tc>
-          <w:tcPr>
-            <w:tcW w:type="dxa" w:w="2381"/>
-            <w:vAlign w:val="center"/>
-            <w:tcMar>
-              <w:top w:w="65" w:type="dxa"/>
-              <w:left w:w="90" w:type="dxa"/>
-              <w:bottom w:w="65" w:type="dxa"/>
-              <w:right w:w="90" w:type="dxa"/>
-            </w:tcMar>
-          </w:tcPr>
-          <w:p>
-            <w:pPr>
-              <w:keepNext w:val="0"/>
-              <w:spacing w:after="20" w:before="20" w:line="252" w:lineRule="auto"/>
-              <w:ind w:firstLine="0"/>
-              <w:jc w:val="left"/>
-            </w:pPr>
-            <w:r>
-              <w:rPr>
-                <w:rFonts w:ascii="Times New Roman" w:hAnsi="Times New Roman" w:eastAsia="Times New Roman" w:cs="Times New Roman"/>
-                <w:b w:val="0"/>
-                <w:i w:val="0"/>
-                <w:color w:val="000000"/>
-                <w:sz w:val="23"/>
-              </w:rPr>
-              <w:t>DonHang – ChiTietDonHang</w:t>
-            </w:r>
-          </w:p>
-        </w:tc>
-        <w:tc>
-          <w:tcPr>
-            <w:tcW w:type="dxa" w:w="7257"/>
-            <w:vAlign w:val="center"/>
-            <w:tcMar>
-              <w:top w:w="65" w:type="dxa"/>
-              <w:left w:w="90" w:type="dxa"/>
-              <w:bottom w:w="65" w:type="dxa"/>
-              <w:right w:w="90" w:type="dxa"/>
-            </w:tcMar>
-          </w:tcPr>
-          <w:p>
-            <w:pPr>
-              <w:keepNext w:val="0"/>
-              <w:spacing w:after="20" w:before="20" w:line="252" w:lineRule="auto"/>
-              <w:ind w:firstLine="0"/>
-              <w:jc w:val="left"/>
-            </w:pPr>
-            <w:r>
-              <w:rPr>
-                <w:rFonts w:ascii="Times New Roman" w:hAnsi="Times New Roman" w:eastAsia="Times New Roman" w:cs="Times New Roman"/>
-                <w:b w:val="0"/>
-                <w:i w:val="0"/>
-                <w:color w:val="000000"/>
-                <w:sz w:val="23"/>
-              </w:rPr>
-              <w:t>Một đơn thành công có ít nhất một dòng. Chi tiết chứa số lượng và đơn giá đã đặt.</w:t>
-            </w:r>
-          </w:p>
-        </w:tc>
-      </w:tr>
-      <w:tr>
-        <w:trPr>
-          <w:cantSplit/>
-        </w:trPr>
-        <w:tc>
-          <w:tcPr>
-            <w:tcW w:type="dxa" w:w="2381"/>
-            <w:vAlign w:val="center"/>
-            <w:tcMar>
-              <w:top w:w="65" w:type="dxa"/>
-              <w:left w:w="90" w:type="dxa"/>
-              <w:bottom w:w="65" w:type="dxa"/>
-              <w:right w:w="90" w:type="dxa"/>
-            </w:tcMar>
-          </w:tcPr>
-          <w:p>
-            <w:pPr>
-              <w:keepNext w:val="0"/>
-              <w:spacing w:after="20" w:before="20" w:line="252" w:lineRule="auto"/>
-              <w:ind w:firstLine="0"/>
-              <w:jc w:val="left"/>
-            </w:pPr>
-            <w:r>
-              <w:rPr>
-                <w:rFonts w:ascii="Times New Roman" w:hAnsi="Times New Roman" w:eastAsia="Times New Roman" w:cs="Times New Roman"/>
-                <w:b w:val="0"/>
-                <w:i w:val="0"/>
-                <w:color w:val="000000"/>
-                <w:sz w:val="23"/>
-              </w:rPr>
-              <w:t>PhiGiaoHang – DonHang</w:t>
-            </w:r>
-          </w:p>
-        </w:tc>
-        <w:tc>
-          <w:tcPr>
-            <w:tcW w:type="dxa" w:w="7257"/>
-            <w:vAlign w:val="center"/>
-            <w:tcMar>
-              <w:top w:w="65" w:type="dxa"/>
-              <w:left w:w="90" w:type="dxa"/>
-              <w:bottom w:w="65" w:type="dxa"/>
-              <w:right w:w="90" w:type="dxa"/>
-            </w:tcMar>
-          </w:tcPr>
-          <w:p>
-            <w:pPr>
-              <w:keepNext w:val="0"/>
-              <w:spacing w:after="20" w:before="20" w:line="252" w:lineRule="auto"/>
-              <w:ind w:firstLine="0"/>
-              <w:jc w:val="left"/>
-            </w:pPr>
-            <w:r>
-              <w:rPr>
-                <w:rFonts w:ascii="Times New Roman" w:hAnsi="Times New Roman" w:eastAsia="Times New Roman" w:cs="Times New Roman"/>
-                <w:b w:val="0"/>
-                <w:i w:val="0"/>
-                <w:color w:val="000000"/>
-                <w:sz w:val="23"/>
-              </w:rPr>
-              <w:t>Một cấu hình khu vực và loại giao có thể áp dụng cho nhiều đơn. Đơn giữ phí đã tính để không bị đổi khi cấu hình sau này thay đổi.</w:t>
-            </w:r>
-          </w:p>
-        </w:tc>
-      </w:tr>
-      <w:tr>
-        <w:trPr>
-          <w:cantSplit/>
-        </w:trPr>
-        <w:tc>
-          <w:tcPr>
-            <w:tcW w:type="dxa" w:w="2381"/>
-            <w:vAlign w:val="center"/>
-            <w:tcMar>
-              <w:top w:w="65" w:type="dxa"/>
-              <w:left w:w="90" w:type="dxa"/>
-              <w:bottom w:w="65" w:type="dxa"/>
-              <w:right w:w="90" w:type="dxa"/>
-            </w:tcMar>
-          </w:tcPr>
-          <w:p>
-            <w:pPr>
-              <w:keepNext w:val="0"/>
-              <w:spacing w:after="20" w:before="20" w:line="252" w:lineRule="auto"/>
-              <w:ind w:firstLine="0"/>
-              <w:jc w:val="left"/>
-            </w:pPr>
-            <w:r>
-              <w:rPr>
-                <w:rFonts w:ascii="Times New Roman" w:hAnsi="Times New Roman" w:eastAsia="Times New Roman" w:cs="Times New Roman"/>
-                <w:b w:val="0"/>
-                <w:i w:val="0"/>
-                <w:color w:val="000000"/>
-                <w:sz w:val="23"/>
-              </w:rPr>
-              <w:t>DonHang – ThanhToan</w:t>
-            </w:r>
-          </w:p>
-        </w:tc>
-        <w:tc>
-          <w:tcPr>
-            <w:tcW w:type="dxa" w:w="7257"/>
-            <w:vAlign w:val="center"/>
-            <w:tcMar>
-              <w:top w:w="65" w:type="dxa"/>
-              <w:left w:w="90" w:type="dxa"/>
-              <w:bottom w:w="65" w:type="dxa"/>
-              <w:right w:w="90" w:type="dxa"/>
-            </w:tcMar>
-          </w:tcPr>
-          <w:p>
-            <w:pPr>
-              <w:keepNext w:val="0"/>
-              <w:spacing w:after="20" w:before="20" w:line="252" w:lineRule="auto"/>
-              <w:ind w:firstLine="0"/>
-              <w:jc w:val="left"/>
-            </w:pPr>
-            <w:r>
-              <w:rPr>
-                <w:rFonts w:ascii="Times New Roman" w:hAnsi="Times New Roman" w:eastAsia="Times New Roman" w:cs="Times New Roman"/>
-                <w:b w:val="0"/>
-                <w:i w:val="0"/>
-                <w:color w:val="000000"/>
-                <w:sz w:val="23"/>
-              </w:rPr>
-              <w:t>Mỗi đơn đã ghi nhận có đúng một giao dịch được chấp nhận. Dữ liệu từ chối không tạo đơn thành công.</w:t>
-            </w:r>
-          </w:p>
-        </w:tc>
-      </w:tr>
-      <w:tr>
-        <w:trPr>
-          <w:cantSplit/>
-        </w:trPr>
-        <w:tc>
-          <w:tcPr>
-            <w:tcW w:type="dxa" w:w="2381"/>
-            <w:vAlign w:val="center"/>
-            <w:tcMar>
-              <w:top w:w="65" w:type="dxa"/>
-              <w:left w:w="90" w:type="dxa"/>
-              <w:bottom w:w="65" w:type="dxa"/>
-              <w:right w:w="90" w:type="dxa"/>
-            </w:tcMar>
-          </w:tcPr>
-          <w:p>
-            <w:pPr>
-              <w:keepNext w:val="0"/>
-              <w:spacing w:after="20" w:before="20" w:line="252" w:lineRule="auto"/>
-              <w:ind w:firstLine="0"/>
-              <w:jc w:val="left"/>
-            </w:pPr>
-            <w:r>
-              <w:rPr>
-                <w:rFonts w:ascii="Times New Roman" w:hAnsi="Times New Roman" w:eastAsia="Times New Roman" w:cs="Times New Roman"/>
-                <w:b w:val="0"/>
-                <w:i w:val="0"/>
-                <w:color w:val="000000"/>
-                <w:sz w:val="23"/>
-              </w:rPr>
-              <w:t>DonHang – EmailXacNhan</w:t>
-            </w:r>
-          </w:p>
-        </w:tc>
-        <w:tc>
-          <w:tcPr>
-            <w:tcW w:type="dxa" w:w="7257"/>
-            <w:vAlign w:val="center"/>
-            <w:tcMar>
-              <w:top w:w="65" w:type="dxa"/>
-              <w:left w:w="90" w:type="dxa"/>
-              <w:bottom w:w="65" w:type="dxa"/>
-              <w:right w:w="90" w:type="dxa"/>
-            </w:tcMar>
-          </w:tcPr>
-          <w:p>
-            <w:pPr>
-              <w:keepNext w:val="0"/>
-              <w:spacing w:after="20" w:before="20" w:line="252" w:lineRule="auto"/>
-              <w:ind w:firstLine="0"/>
-              <w:jc w:val="left"/>
-            </w:pPr>
-            <w:r>
-              <w:rPr>
-                <w:rFonts w:ascii="Times New Roman" w:hAnsi="Times New Roman" w:eastAsia="Times New Roman" w:cs="Times New Roman"/>
-                <w:b w:val="0"/>
-                <w:i w:val="0"/>
-                <w:color w:val="000000"/>
-                <w:sz w:val="23"/>
-              </w:rPr>
-              <w:t>Không có email thì không có bản ghi; có email thì tối đa một bản ghi xác nhận cho đơn trong prototype.</w:t>
-            </w:r>
-          </w:p>
-        </w:tc>
-      </w:tr>
-    </w:tbl>
-    <w:p>
-      <w:pPr>
-        <w:spacing w:after="0" w:before="0" w:line="60" w:lineRule="exact"/>
-      </w:pPr>
-      <w:r>
-        <w:rPr>
-          <w:rFonts w:ascii="Times New Roman" w:hAnsi="Times New Roman" w:eastAsia="Times New Roman" w:cs="Times New Roman"/>
-          <w:b w:val="0"/>
-          <w:i w:val="0"/>
-          <w:color w:val="000000"/>
-          <w:sz w:val="6"/>
-        </w:rPr>
+        <w:t>Sáu bảng nghiệp vụ lưu dữ liệu e-SHOPPING. Ba bảng catalog chỉ mô phỏng nguồn danh mục ngoài. MaSP trong ChiTietDonHang tham chiếu sản phẩm ở phần catalog bằng mã, không tạo ràng buộc khóa ngoại SQL giữa hai phần.</w:t>
       </w:r>
     </w:p>
     <w:p>
@@ -10122,7 +9298,7 @@
           <w:color w:val="000000"/>
           <w:sz w:val="26"/>
         </w:rPr>
-        <w:t>2.3. Mô hình trạng thái</w:t>
+        <w:t>4.2. Từ điển dữ liệu</w:t>
       </w:r>
     </w:p>
     <w:p>
@@ -10141,2924 +9317,7 @@
           <w:color w:val="000000"/>
           <w:sz w:val="26"/>
         </w:rPr>
-        <w:t>2.3.1. Trạng thái giỏ hàng</w:t>
-      </w:r>
-    </w:p>
-    <w:p>
-      <w:pPr>
-        <w:keepNext/>
-        <w:spacing w:before="80" w:after="40" w:line="240" w:lineRule="auto"/>
-        <w:ind w:firstLine="0"/>
-        <w:jc w:val="center"/>
-      </w:pPr>
-      <w:r>
-        <w:drawing>
-          <wp:inline xmlns:a="http://schemas.openxmlformats.org/drawingml/2006/main" xmlns:pic="http://schemas.openxmlformats.org/drawingml/2006/picture">
-            <wp:extent cx="6120000" cy="4452985"/>
-            <wp:docPr id="7" name="Picture 7" descr="Hình 6. Trạng thái giỏ hàng trong một phiên"/>
-            <wp:cNvGraphicFramePr>
-              <a:graphicFrameLocks noChangeAspect="1"/>
-            </wp:cNvGraphicFramePr>
-            <a:graphic>
-              <a:graphicData uri="http://schemas.openxmlformats.org/drawingml/2006/picture">
-                <pic:pic>
-                  <pic:nvPicPr>
-                    <pic:cNvPr id="0" name="state_cart.png"/>
-                    <pic:cNvPicPr/>
-                  </pic:nvPicPr>
-                  <pic:blipFill>
-                    <a:blip r:embed="rId38"/>
-                    <a:stretch>
-                      <a:fillRect/>
-                    </a:stretch>
-                  </pic:blipFill>
-                  <pic:spPr>
-                    <a:xfrm>
-                      <a:off x="0" y="0"/>
-                      <a:ext cx="6120000" cy="4452985"/>
-                    </a:xfrm>
-                    <a:prstGeom prst="rect"/>
-                  </pic:spPr>
-                </pic:pic>
-              </a:graphicData>
-            </a:graphic>
-          </wp:inline>
-        </w:drawing>
-      </w:r>
-    </w:p>
-    <w:p>
-      <w:pPr>
-        <w:keepLines/>
-        <w:spacing w:after="100"/>
-        <w:jc w:val="center"/>
-      </w:pPr>
-      <w:r>
-        <w:rPr>
-          <w:rFonts w:ascii="Times New Roman" w:hAnsi="Times New Roman" w:eastAsia="Times New Roman" w:cs="Times New Roman"/>
-          <w:b w:val="0"/>
-          <w:i/>
-          <w:color w:val="000000"/>
-          <w:sz w:val="23"/>
-        </w:rPr>
-        <w:t>Hình 6. Trạng thái giỏ hàng trong một phiên</w:t>
-      </w:r>
-    </w:p>
-    <w:p>
-      <w:pPr>
-        <w:widowControl/>
-        <w:spacing w:before="0" w:after="100" w:line="276" w:lineRule="auto"/>
-        <w:ind w:firstLine="369"/>
-        <w:jc w:val="both"/>
-      </w:pPr>
-      <w:r>
-        <w:rPr>
-          <w:rFonts w:ascii="Times New Roman" w:hAnsi="Times New Roman" w:eastAsia="Times New Roman" w:cs="Times New Roman"/>
-          <w:b w:val="0"/>
-          <w:i w:val="0"/>
-          <w:color w:val="000000"/>
-          <w:sz w:val="26"/>
-        </w:rPr>
-        <w:t>Giỏ chuyển từ trống sang có sản phẩm khi thêm hợp lệ. Xóa dòng cuối làm giỏ trống lại. Trong lúc thanh toán, Busy khóa việc thay đổi giỏ. Thanh toán hoặc ghi dữ liệu lỗi thì giỏ được giữ; commit thành công thì xóa giỏ. Lỗi gửi email xảy ra sau commit nên không đưa giỏ trở lại trạng thái có hàng.</w:t>
-      </w:r>
-    </w:p>
-    <w:p>
-      <w:pPr>
-        <w:pStyle w:val="Heading3"/>
-        <w:keepNext/>
-        <w:keepLines/>
-        <w:spacing w:before="140" w:after="100" w:line="276" w:lineRule="auto"/>
-        <w:ind w:firstLine="0"/>
-      </w:pPr>
-      <w:r>
-        <w:rPr>
-          <w:rFonts w:ascii="Times New Roman" w:hAnsi="Times New Roman" w:eastAsia="Times New Roman" w:cs="Times New Roman"/>
-          <w:b/>
-          <w:i w:val="0"/>
-          <w:color w:val="000000"/>
-          <w:sz w:val="26"/>
-        </w:rPr>
-        <w:t>2.3.2. Trạng thái thanh toán và ghi đơn</w:t>
-      </w:r>
-    </w:p>
-    <w:p>
-      <w:pPr>
-        <w:keepNext/>
-        <w:spacing w:before="80" w:after="40" w:line="240" w:lineRule="auto"/>
-        <w:ind w:firstLine="0"/>
-        <w:jc w:val="center"/>
-      </w:pPr>
-      <w:r>
-        <w:drawing>
-          <wp:inline xmlns:a="http://schemas.openxmlformats.org/drawingml/2006/main" xmlns:pic="http://schemas.openxmlformats.org/drawingml/2006/picture">
-            <wp:extent cx="6120000" cy="6115842"/>
-            <wp:docPr id="8" name="Picture 8" descr="Hình 7. Trạng thái xử lý một yêu cầu thanh toán"/>
-            <wp:cNvGraphicFramePr>
-              <a:graphicFrameLocks noChangeAspect="1"/>
-            </wp:cNvGraphicFramePr>
-            <a:graphic>
-              <a:graphicData uri="http://schemas.openxmlformats.org/drawingml/2006/picture">
-                <pic:pic>
-                  <pic:nvPicPr>
-                    <pic:cNvPr id="0" name="state_payment.png"/>
-                    <pic:cNvPicPr/>
-                  </pic:nvPicPr>
-                  <pic:blipFill>
-                    <a:blip r:embed="rId39"/>
-                    <a:stretch>
-                      <a:fillRect/>
-                    </a:stretch>
-                  </pic:blipFill>
-                  <pic:spPr>
-                    <a:xfrm>
-                      <a:off x="0" y="0"/>
-                      <a:ext cx="6120000" cy="6115842"/>
-                    </a:xfrm>
-                    <a:prstGeom prst="rect"/>
-                  </pic:spPr>
-                </pic:pic>
-              </a:graphicData>
-            </a:graphic>
-          </wp:inline>
-        </w:drawing>
-      </w:r>
-    </w:p>
-    <w:p>
-      <w:pPr>
-        <w:keepLines/>
-        <w:spacing w:after="100"/>
-        <w:jc w:val="center"/>
-      </w:pPr>
-      <w:r>
-        <w:rPr>
-          <w:rFonts w:ascii="Times New Roman" w:hAnsi="Times New Roman" w:eastAsia="Times New Roman" w:cs="Times New Roman"/>
-          <w:b w:val="0"/>
-          <w:i/>
-          <w:color w:val="000000"/>
-          <w:sz w:val="23"/>
-        </w:rPr>
-        <w:t>Hình 7. Trạng thái xử lý một yêu cầu thanh toán</w:t>
-      </w:r>
-    </w:p>
-    <w:p>
-      <w:pPr>
-        <w:widowControl/>
-        <w:spacing w:before="0" w:after="100" w:line="276" w:lineRule="auto"/>
-        <w:ind w:firstLine="369"/>
-        <w:jc w:val="both"/>
-      </w:pPr>
-      <w:r>
-        <w:rPr>
-          <w:rFonts w:ascii="Times New Roman" w:hAnsi="Times New Roman" w:eastAsia="Times New Roman" w:cs="Times New Roman"/>
-          <w:b w:val="0"/>
-          <w:i w:val="0"/>
-          <w:color w:val="000000"/>
-          <w:sz w:val="26"/>
-        </w:rPr>
-        <w:t>Yêu cầu thanh toán đi qua các trạng thái kiểm tra, chấp nhận hoặc từ chối và lưu đơn. Lỗi lưu không tạo đơn hoàn tất; giỏ vẫn được giữ để xử lý lại.</w:t>
-      </w:r>
-    </w:p>
-    <w:p>
-      <w:pPr>
-        <w:pStyle w:val="Heading1"/>
-        <w:keepNext/>
-        <w:keepLines/>
-        <w:pageBreakBefore/>
-        <w:spacing w:before="180" w:after="100" w:line="276" w:lineRule="auto"/>
-        <w:ind w:firstLine="0"/>
-      </w:pPr>
-      <w:r>
-        <w:rPr>
-          <w:rFonts w:ascii="Times New Roman" w:hAnsi="Times New Roman" w:eastAsia="Times New Roman" w:cs="Times New Roman"/>
-          <w:b/>
-          <w:i w:val="0"/>
-          <w:color w:val="000000"/>
-          <w:sz w:val="26"/>
-        </w:rPr>
-        <w:t>3. PHA THIẾT KẾ</w:t>
-      </w:r>
-    </w:p>
-    <w:p>
-      <w:pPr>
-        <w:pStyle w:val="Heading2"/>
-        <w:keepNext/>
-        <w:keepLines/>
-        <w:spacing w:before="140" w:after="100" w:line="276" w:lineRule="auto"/>
-        <w:ind w:firstLine="0"/>
-      </w:pPr>
-      <w:r>
-        <w:rPr>
-          <w:rFonts w:ascii="Times New Roman" w:hAnsi="Times New Roman" w:eastAsia="Times New Roman" w:cs="Times New Roman"/>
-          <w:b/>
-          <w:i w:val="0"/>
-          <w:color w:val="000000"/>
-          <w:sz w:val="26"/>
-        </w:rPr>
-        <w:t>3.1. Sơ đồ tuần tự</w:t>
-      </w:r>
-    </w:p>
-    <w:p>
-      <w:pPr>
-        <w:pStyle w:val="Heading3"/>
-        <w:keepNext/>
-        <w:keepLines/>
-        <w:spacing w:before="140" w:after="100" w:line="276" w:lineRule="auto"/>
-        <w:ind w:firstLine="0"/>
-      </w:pPr>
-      <w:r>
-        <w:rPr>
-          <w:rFonts w:ascii="Times New Roman" w:hAnsi="Times New Roman" w:eastAsia="Times New Roman" w:cs="Times New Roman"/>
-          <w:b/>
-          <w:i w:val="0"/>
-          <w:color w:val="000000"/>
-          <w:sz w:val="26"/>
-        </w:rPr>
-        <w:t>3.1.1. Xem và tìm sản phẩm</w:t>
-      </w:r>
-    </w:p>
-    <w:p>
-      <w:pPr>
-        <w:keepNext/>
-        <w:spacing w:before="80" w:after="40" w:line="240" w:lineRule="auto"/>
-        <w:ind w:firstLine="0"/>
-        <w:jc w:val="center"/>
-      </w:pPr>
-      <w:r>
-        <w:drawing>
-          <wp:inline xmlns:a="http://schemas.openxmlformats.org/drawingml/2006/main" xmlns:pic="http://schemas.openxmlformats.org/drawingml/2006/picture">
-            <wp:extent cx="6120000" cy="4164549"/>
-            <wp:docPr id="9" name="Picture 9" descr="Hình 8. Tuần tự xem danh sách và đọc chi tiết sản phẩm"/>
-            <wp:cNvGraphicFramePr>
-              <a:graphicFrameLocks noChangeAspect="1"/>
-            </wp:cNvGraphicFramePr>
-            <a:graphic>
-              <a:graphicData uri="http://schemas.openxmlformats.org/drawingml/2006/picture">
-                <pic:pic>
-                  <pic:nvPicPr>
-                    <pic:cNvPr id="0" name="seq_product.png"/>
-                    <pic:cNvPicPr/>
-                  </pic:nvPicPr>
-                  <pic:blipFill>
-                    <a:blip r:embed="rId40"/>
-                    <a:stretch>
-                      <a:fillRect/>
-                    </a:stretch>
-                  </pic:blipFill>
-                  <pic:spPr>
-                    <a:xfrm>
-                      <a:off x="0" y="0"/>
-                      <a:ext cx="6120000" cy="4164549"/>
-                    </a:xfrm>
-                    <a:prstGeom prst="rect"/>
-                  </pic:spPr>
-                </pic:pic>
-              </a:graphicData>
-            </a:graphic>
-          </wp:inline>
-        </w:drawing>
-      </w:r>
-    </w:p>
-    <w:p>
-      <w:pPr>
-        <w:keepLines/>
-        <w:spacing w:after="100"/>
-        <w:jc w:val="center"/>
-      </w:pPr>
-      <w:r>
-        <w:rPr>
-          <w:rFonts w:ascii="Times New Roman" w:hAnsi="Times New Roman" w:eastAsia="Times New Roman" w:cs="Times New Roman"/>
-          <w:b w:val="0"/>
-          <w:i/>
-          <w:color w:val="000000"/>
-          <w:sz w:val="23"/>
-        </w:rPr>
-        <w:t>Hình 8. Tuần tự xem danh sách và đọc chi tiết sản phẩm</w:t>
-      </w:r>
-    </w:p>
-    <w:p>
-      <w:pPr>
-        <w:widowControl/>
-        <w:spacing w:before="0" w:after="100" w:line="276" w:lineRule="auto"/>
-        <w:ind w:firstLine="369"/>
-        <w:jc w:val="both"/>
-      </w:pPr>
-      <w:r>
-        <w:rPr>
-          <w:rFonts w:ascii="Times New Roman" w:hAnsi="Times New Roman" w:eastAsia="Times New Roman" w:cs="Times New Roman"/>
-          <w:b w:val="0"/>
-          <w:i w:val="0"/>
-          <w:color w:val="000000"/>
-          <w:sz w:val="26"/>
-        </w:rPr>
-        <w:t>FrmSanPham nhận thao tác khách, gọi ProductService. ProductCatalogAdapter đọc dữ liệu qua SqlRepository trong bản mô phỏng. Khi thay bằng API thật, Form vẫn sử dụng cùng ProductService và interface IProductCatalog.</w:t>
-      </w:r>
-    </w:p>
-    <w:p>
-      <w:pPr>
-        <w:pStyle w:val="Heading3"/>
-        <w:keepNext/>
-        <w:keepLines/>
-        <w:spacing w:before="140" w:after="100" w:line="276" w:lineRule="auto"/>
-        <w:ind w:firstLine="0"/>
-      </w:pPr>
-      <w:r>
-        <w:rPr>
-          <w:rFonts w:ascii="Times New Roman" w:hAnsi="Times New Roman" w:eastAsia="Times New Roman" w:cs="Times New Roman"/>
-          <w:b/>
-          <w:i w:val="0"/>
-          <w:color w:val="000000"/>
-          <w:sz w:val="26"/>
-        </w:rPr>
-        <w:t>3.1.2. Thêm sản phẩm vào giỏ</w:t>
-      </w:r>
-    </w:p>
-    <w:p>
-      <w:pPr>
-        <w:keepNext/>
-        <w:spacing w:before="80" w:after="40" w:line="240" w:lineRule="auto"/>
-        <w:ind w:firstLine="0"/>
-        <w:jc w:val="center"/>
-      </w:pPr>
-      <w:r>
-        <w:drawing>
-          <wp:inline xmlns:a="http://schemas.openxmlformats.org/drawingml/2006/main" xmlns:pic="http://schemas.openxmlformats.org/drawingml/2006/picture">
-            <wp:extent cx="6120000" cy="5127567"/>
-            <wp:docPr id="10" name="Picture 10" descr="Hình 9. Tuần tự thêm từ danh sách hoặc chi tiết"/>
-            <wp:cNvGraphicFramePr>
-              <a:graphicFrameLocks noChangeAspect="1"/>
-            </wp:cNvGraphicFramePr>
-            <a:graphic>
-              <a:graphicData uri="http://schemas.openxmlformats.org/drawingml/2006/picture">
-                <pic:pic>
-                  <pic:nvPicPr>
-                    <pic:cNvPr id="0" name="seq_add.png"/>
-                    <pic:cNvPicPr/>
-                  </pic:nvPicPr>
-                  <pic:blipFill>
-                    <a:blip r:embed="rId41"/>
-                    <a:stretch>
-                      <a:fillRect/>
-                    </a:stretch>
-                  </pic:blipFill>
-                  <pic:spPr>
-                    <a:xfrm>
-                      <a:off x="0" y="0"/>
-                      <a:ext cx="6120000" cy="5127567"/>
-                    </a:xfrm>
-                    <a:prstGeom prst="rect"/>
-                  </pic:spPr>
-                </pic:pic>
-              </a:graphicData>
-            </a:graphic>
-          </wp:inline>
-        </w:drawing>
-      </w:r>
-    </w:p>
-    <w:p>
-      <w:pPr>
-        <w:keepLines/>
-        <w:spacing w:after="100"/>
-        <w:jc w:val="center"/>
-      </w:pPr>
-      <w:r>
-        <w:rPr>
-          <w:rFonts w:ascii="Times New Roman" w:hAnsi="Times New Roman" w:eastAsia="Times New Roman" w:cs="Times New Roman"/>
-          <w:b w:val="0"/>
-          <w:i/>
-          <w:color w:val="000000"/>
-          <w:sz w:val="23"/>
-        </w:rPr>
-        <w:t>Hình 9. Tuần tự thêm từ danh sách hoặc chi tiết</w:t>
-      </w:r>
-    </w:p>
-    <w:p>
-      <w:pPr>
-        <w:widowControl/>
-        <w:spacing w:before="0" w:after="100" w:line="276" w:lineRule="auto"/>
-        <w:ind w:firstLine="369"/>
-        <w:jc w:val="both"/>
-      </w:pPr>
-      <w:r>
-        <w:rPr>
-          <w:rFonts w:ascii="Times New Roman" w:hAnsi="Times New Roman" w:eastAsia="Times New Roman" w:cs="Times New Roman"/>
-          <w:b w:val="0"/>
-          <w:i w:val="0"/>
-          <w:color w:val="000000"/>
-          <w:sz w:val="26"/>
-        </w:rPr>
-        <w:t>CartService kiểm tra số lượng và tình trạng sản phẩm trước khi sửa AppSession.Cart. Thêm trùng mã chỉ tăng số lượng. Đơn giá trong giỏ là giá tạm vừa đọc; giá chính thức vẫn phải được xác nhận lại khi đặt hàng.</w:t>
-      </w:r>
-    </w:p>
-    <w:p>
-      <w:pPr>
-        <w:pStyle w:val="Heading3"/>
-        <w:keepNext/>
-        <w:keepLines/>
-        <w:spacing w:before="140" w:after="100" w:line="276" w:lineRule="auto"/>
-        <w:ind w:firstLine="0"/>
-      </w:pPr>
-      <w:r>
-        <w:rPr>
-          <w:rFonts w:ascii="Times New Roman" w:hAnsi="Times New Roman" w:eastAsia="Times New Roman" w:cs="Times New Roman"/>
-          <w:b/>
-          <w:i w:val="0"/>
-          <w:color w:val="000000"/>
-          <w:sz w:val="26"/>
-        </w:rPr>
-        <w:t>3.1.3. Cập nhật và xóa giỏ</w:t>
-      </w:r>
-    </w:p>
-    <w:p>
-      <w:pPr>
-        <w:keepNext/>
-        <w:spacing w:before="80" w:after="40" w:line="240" w:lineRule="auto"/>
-        <w:ind w:firstLine="0"/>
-        <w:jc w:val="center"/>
-      </w:pPr>
-      <w:r>
-        <w:drawing>
-          <wp:inline xmlns:a="http://schemas.openxmlformats.org/drawingml/2006/main" xmlns:pic="http://schemas.openxmlformats.org/drawingml/2006/picture">
-            <wp:extent cx="5945806" cy="5760000"/>
-            <wp:docPr id="11" name="Picture 11" descr="Hình 10. Tuần tự cập nhật số lượng trong giỏ"/>
-            <wp:cNvGraphicFramePr>
-              <a:graphicFrameLocks noChangeAspect="1"/>
-            </wp:cNvGraphicFramePr>
-            <a:graphic>
-              <a:graphicData uri="http://schemas.openxmlformats.org/drawingml/2006/picture">
-                <pic:pic>
-                  <pic:nvPicPr>
-                    <pic:cNvPr id="0" name="seq_cart.png"/>
-                    <pic:cNvPicPr/>
-                  </pic:nvPicPr>
-                  <pic:blipFill>
-                    <a:blip r:embed="rId42"/>
-                    <a:stretch>
-                      <a:fillRect/>
-                    </a:stretch>
-                  </pic:blipFill>
-                  <pic:spPr>
-                    <a:xfrm>
-                      <a:off x="0" y="0"/>
-                      <a:ext cx="5945806" cy="5760000"/>
-                    </a:xfrm>
-                    <a:prstGeom prst="rect"/>
-                  </pic:spPr>
-                </pic:pic>
-              </a:graphicData>
-            </a:graphic>
-          </wp:inline>
-        </w:drawing>
-      </w:r>
-    </w:p>
-    <w:p>
-      <w:pPr>
-        <w:keepLines/>
-        <w:spacing w:after="100"/>
-        <w:jc w:val="center"/>
-      </w:pPr>
-      <w:r>
-        <w:rPr>
-          <w:rFonts w:ascii="Times New Roman" w:hAnsi="Times New Roman" w:eastAsia="Times New Roman" w:cs="Times New Roman"/>
-          <w:b w:val="0"/>
-          <w:i/>
-          <w:color w:val="000000"/>
-          <w:sz w:val="23"/>
-        </w:rPr>
-        <w:t>Hình 10. Tuần tự cập nhật số lượng trong giỏ</w:t>
-      </w:r>
-    </w:p>
-    <w:p>
-      <w:pPr>
-        <w:widowControl/>
-        <w:spacing w:before="0" w:after="100" w:line="276" w:lineRule="auto"/>
-        <w:ind w:firstLine="369"/>
-        <w:jc w:val="both"/>
-      </w:pPr>
-      <w:r>
-        <w:rPr>
-          <w:rFonts w:ascii="Times New Roman" w:hAnsi="Times New Roman" w:eastAsia="Times New Roman" w:cs="Times New Roman"/>
-          <w:b w:val="0"/>
-          <w:i w:val="0"/>
-          <w:color w:val="000000"/>
-          <w:sz w:val="26"/>
-        </w:rPr>
-        <w:t>FrmGioHang chọn dòng, gọi Update hoặc Remove rồi Reload. Giỏ không đi qua SqlRepository. Sau mỗi thay đổi, DataGridView và tiền hàng được lấy lại từ dữ liệu phiên.</w:t>
-      </w:r>
-    </w:p>
-    <w:p>
-      <w:pPr>
-        <w:pStyle w:val="Heading3"/>
-        <w:keepNext/>
-        <w:keepLines/>
-        <w:spacing w:before="140" w:after="100" w:line="276" w:lineRule="auto"/>
-        <w:ind w:firstLine="0"/>
-      </w:pPr>
-      <w:r>
-        <w:rPr>
-          <w:rFonts w:ascii="Times New Roman" w:hAnsi="Times New Roman" w:eastAsia="Times New Roman" w:cs="Times New Roman"/>
-          <w:b/>
-          <w:i w:val="0"/>
-          <w:color w:val="000000"/>
-          <w:sz w:val="26"/>
-        </w:rPr>
-        <w:t>3.1.4. Đăng ký và đăng nhập</w:t>
-      </w:r>
-    </w:p>
-    <w:p>
-      <w:pPr>
-        <w:keepNext/>
-        <w:spacing w:before="80" w:after="40" w:line="240" w:lineRule="auto"/>
-        <w:ind w:firstLine="0"/>
-        <w:jc w:val="center"/>
-      </w:pPr>
-      <w:r>
-        <w:drawing>
-          <wp:inline xmlns:a="http://schemas.openxmlformats.org/drawingml/2006/main" xmlns:pic="http://schemas.openxmlformats.org/drawingml/2006/picture">
-            <wp:extent cx="6120000" cy="6063438"/>
-            <wp:docPr id="12" name="Picture 12" descr="Hình 11. Tuần tự xử lý tài khoản"/>
-            <wp:cNvGraphicFramePr>
-              <a:graphicFrameLocks noChangeAspect="1"/>
-            </wp:cNvGraphicFramePr>
-            <a:graphic>
-              <a:graphicData uri="http://schemas.openxmlformats.org/drawingml/2006/picture">
-                <pic:pic>
-                  <pic:nvPicPr>
-                    <pic:cNvPr id="0" name="seq_account.png"/>
-                    <pic:cNvPicPr/>
-                  </pic:nvPicPr>
-                  <pic:blipFill>
-                    <a:blip r:embed="rId43"/>
-                    <a:stretch>
-                      <a:fillRect/>
-                    </a:stretch>
-                  </pic:blipFill>
-                  <pic:spPr>
-                    <a:xfrm>
-                      <a:off x="0" y="0"/>
-                      <a:ext cx="6120000" cy="6063438"/>
-                    </a:xfrm>
-                    <a:prstGeom prst="rect"/>
-                  </pic:spPr>
-                </pic:pic>
-              </a:graphicData>
-            </a:graphic>
-          </wp:inline>
-        </w:drawing>
-      </w:r>
-    </w:p>
-    <w:p>
-      <w:pPr>
-        <w:keepLines/>
-        <w:spacing w:after="100"/>
-        <w:jc w:val="center"/>
-      </w:pPr>
-      <w:r>
-        <w:rPr>
-          <w:rFonts w:ascii="Times New Roman" w:hAnsi="Times New Roman" w:eastAsia="Times New Roman" w:cs="Times New Roman"/>
-          <w:b w:val="0"/>
-          <w:i/>
-          <w:color w:val="000000"/>
-          <w:sz w:val="23"/>
-        </w:rPr>
-        <w:t>Hình 11. Tuần tự xử lý tài khoản</w:t>
-      </w:r>
-    </w:p>
-    <w:p>
-      <w:pPr>
-        <w:widowControl/>
-        <w:spacing w:before="0" w:after="100" w:line="276" w:lineRule="auto"/>
-        <w:ind w:firstLine="369"/>
-        <w:jc w:val="both"/>
-      </w:pPr>
-      <w:r>
-        <w:rPr>
-          <w:rFonts w:ascii="Times New Roman" w:hAnsi="Times New Roman" w:eastAsia="Times New Roman" w:cs="Times New Roman"/>
-          <w:b w:val="0"/>
-          <w:i w:val="0"/>
-          <w:color w:val="000000"/>
-          <w:sz w:val="26"/>
-        </w:rPr>
-        <w:t>AccountService chịu trách nhiệm kiểm tra thông tin và xử lý mật khẩu. SqlRepository dùng tham số khi lưu hoặc đọc. Sau thành công, FrmTaiKhoan cập nhật phiên; không tự tạo giỏ mới để tránh mất hàng đã chọn.</w:t>
-      </w:r>
-    </w:p>
-    <w:p>
-      <w:pPr>
-        <w:pStyle w:val="Heading3"/>
-        <w:keepNext/>
-        <w:keepLines/>
-        <w:spacing w:before="140" w:after="100" w:line="276" w:lineRule="auto"/>
-        <w:ind w:firstLine="0"/>
-      </w:pPr>
-      <w:r>
-        <w:rPr>
-          <w:rFonts w:ascii="Times New Roman" w:hAnsi="Times New Roman" w:eastAsia="Times New Roman" w:cs="Times New Roman"/>
-          <w:b/>
-          <w:i w:val="0"/>
-          <w:color w:val="000000"/>
-          <w:sz w:val="26"/>
-        </w:rPr>
-        <w:t>3.1.5. Xác nhận người nhận và tính phí</w:t>
-      </w:r>
-    </w:p>
-    <w:p>
-      <w:pPr>
-        <w:keepNext/>
-        <w:spacing w:before="80" w:after="40" w:line="240" w:lineRule="auto"/>
-        <w:ind w:firstLine="0"/>
-        <w:jc w:val="center"/>
-      </w:pPr>
-      <w:r>
-        <w:drawing>
-          <wp:inline xmlns:a="http://schemas.openxmlformats.org/drawingml/2006/main" xmlns:pic="http://schemas.openxmlformats.org/drawingml/2006/picture">
-            <wp:extent cx="6120000" cy="4283666"/>
-            <wp:docPr id="13" name="Picture 13" descr="Hình 12. Tuần tự chuẩn bị báo giá"/>
-            <wp:cNvGraphicFramePr>
-              <a:graphicFrameLocks noChangeAspect="1"/>
-            </wp:cNvGraphicFramePr>
-            <a:graphic>
-              <a:graphicData uri="http://schemas.openxmlformats.org/drawingml/2006/picture">
-                <pic:pic>
-                  <pic:nvPicPr>
-                    <pic:cNvPr id="0" name="seq_quote.png"/>
-                    <pic:cNvPicPr/>
-                  </pic:nvPicPr>
-                  <pic:blipFill>
-                    <a:blip r:embed="rId44"/>
-                    <a:stretch>
-                      <a:fillRect/>
-                    </a:stretch>
-                  </pic:blipFill>
-                  <pic:spPr>
-                    <a:xfrm>
-                      <a:off x="0" y="0"/>
-                      <a:ext cx="6120000" cy="4283666"/>
-                    </a:xfrm>
-                    <a:prstGeom prst="rect"/>
-                  </pic:spPr>
-                </pic:pic>
-              </a:graphicData>
-            </a:graphic>
-          </wp:inline>
-        </w:drawing>
-      </w:r>
-    </w:p>
-    <w:p>
-      <w:pPr>
-        <w:keepLines/>
-        <w:spacing w:after="100"/>
-        <w:jc w:val="center"/>
-      </w:pPr>
-      <w:r>
-        <w:rPr>
-          <w:rFonts w:ascii="Times New Roman" w:hAnsi="Times New Roman" w:eastAsia="Times New Roman" w:cs="Times New Roman"/>
-          <w:b w:val="0"/>
-          <w:i/>
-          <w:color w:val="000000"/>
-          <w:sz w:val="23"/>
-        </w:rPr>
-        <w:t>Hình 12. Tuần tự chuẩn bị báo giá</w:t>
-      </w:r>
-    </w:p>
-    <w:p>
-      <w:pPr>
-        <w:widowControl/>
-        <w:spacing w:before="0" w:after="100" w:line="276" w:lineRule="auto"/>
-        <w:ind w:firstLine="369"/>
-        <w:jc w:val="both"/>
-      </w:pPr>
-      <w:r>
-        <w:rPr>
-          <w:rFonts w:ascii="Times New Roman" w:hAnsi="Times New Roman" w:eastAsia="Times New Roman" w:cs="Times New Roman"/>
-          <w:b w:val="0"/>
-          <w:i w:val="0"/>
-          <w:color w:val="000000"/>
-          <w:sz w:val="26"/>
-        </w:rPr>
-        <w:t>Quote kiểm tra lại sản phẩm và tra phí theo khu vực, loại giao. FrmCheckout hiển thị tổng tạm tính. Khi chọn loại thẻ trên FrmThanhToan, tổng được tính lại để cộng phụ phí tương ứng.</w:t>
-      </w:r>
-    </w:p>
-    <w:p>
-      <w:pPr>
-        <w:pStyle w:val="Heading3"/>
-        <w:keepNext/>
-        <w:keepLines/>
-        <w:spacing w:before="140" w:after="100" w:line="276" w:lineRule="auto"/>
-        <w:ind w:firstLine="0"/>
-      </w:pPr>
-      <w:r>
-        <w:rPr>
-          <w:rFonts w:ascii="Times New Roman" w:hAnsi="Times New Roman" w:eastAsia="Times New Roman" w:cs="Times New Roman"/>
-          <w:b/>
-          <w:i w:val="0"/>
-          <w:color w:val="000000"/>
-          <w:sz w:val="26"/>
-        </w:rPr>
-        <w:t>3.1.6. Thanh toán và ghi đơn</w:t>
-      </w:r>
-    </w:p>
-    <w:p>
-      <w:pPr>
-        <w:keepNext/>
-        <w:spacing w:before="80" w:after="40" w:line="240" w:lineRule="auto"/>
-        <w:ind w:firstLine="0"/>
-        <w:jc w:val="center"/>
-      </w:pPr>
-      <w:r>
-        <w:drawing>
-          <wp:inline xmlns:a="http://schemas.openxmlformats.org/drawingml/2006/main" xmlns:pic="http://schemas.openxmlformats.org/drawingml/2006/picture">
-            <wp:extent cx="6120000" cy="6248697"/>
-            <wp:docPr id="14" name="Picture 14" descr="Hình 13. Tuần tự thanh toán và ghi đơn trong transaction"/>
-            <wp:cNvGraphicFramePr>
-              <a:graphicFrameLocks noChangeAspect="1"/>
-            </wp:cNvGraphicFramePr>
-            <a:graphic>
-              <a:graphicData uri="http://schemas.openxmlformats.org/drawingml/2006/picture">
-                <pic:pic>
-                  <pic:nvPicPr>
-                    <pic:cNvPr id="0" name="seq_pay.png"/>
-                    <pic:cNvPicPr/>
-                  </pic:nvPicPr>
-                  <pic:blipFill>
-                    <a:blip r:embed="rId45"/>
-                    <a:stretch>
-                      <a:fillRect/>
-                    </a:stretch>
-                  </pic:blipFill>
-                  <pic:spPr>
-                    <a:xfrm>
-                      <a:off x="0" y="0"/>
-                      <a:ext cx="6120000" cy="6248697"/>
-                    </a:xfrm>
-                    <a:prstGeom prst="rect"/>
-                  </pic:spPr>
-                </pic:pic>
-              </a:graphicData>
-            </a:graphic>
-          </wp:inline>
-        </w:drawing>
-      </w:r>
-    </w:p>
-    <w:p>
-      <w:pPr>
-        <w:keepLines/>
-        <w:spacing w:after="100"/>
-        <w:jc w:val="center"/>
-      </w:pPr>
-      <w:r>
-        <w:rPr>
-          <w:rFonts w:ascii="Times New Roman" w:hAnsi="Times New Roman" w:eastAsia="Times New Roman" w:cs="Times New Roman"/>
-          <w:b w:val="0"/>
-          <w:i/>
-          <w:color w:val="000000"/>
-          <w:sz w:val="23"/>
-        </w:rPr>
-        <w:t>Hình 13. Tuần tự thanh toán và ghi đơn trong transaction</w:t>
-      </w:r>
-    </w:p>
-    <w:p>
-      <w:pPr>
-        <w:widowControl/>
-        <w:spacing w:before="0" w:after="100" w:line="276" w:lineRule="auto"/>
-        <w:ind w:firstLine="369"/>
-        <w:jc w:val="both"/>
-      </w:pPr>
-      <w:r>
-        <w:rPr>
-          <w:rFonts w:ascii="Times New Roman" w:hAnsi="Times New Roman" w:eastAsia="Times New Roman" w:cs="Times New Roman"/>
-          <w:b w:val="0"/>
-          <w:i w:val="0"/>
-          <w:color w:val="000000"/>
-          <w:sz w:val="26"/>
-        </w:rPr>
-        <w:t>CheckoutService kiểm tra lại báo giá rồi gọi PaymentGatewayAdapter. Khi được chấp nhận, SqlRepository ghi DonHang, ChiTietDonHang và ThanhToan trong cùng transaction. Thành công thì xóa giỏ, xử lý email và trả đơn cho Form xác nhận.</w:t>
-      </w:r>
-    </w:p>
-    <w:p>
-      <w:pPr>
-        <w:pStyle w:val="Heading3"/>
-        <w:keepNext/>
-        <w:keepLines/>
-        <w:spacing w:before="140" w:after="100" w:line="276" w:lineRule="auto"/>
-        <w:ind w:firstLine="0"/>
-      </w:pPr>
-      <w:r>
-        <w:rPr>
-          <w:rFonts w:ascii="Times New Roman" w:hAnsi="Times New Roman" w:eastAsia="Times New Roman" w:cs="Times New Roman"/>
-          <w:b/>
-          <w:i w:val="0"/>
-          <w:color w:val="000000"/>
-          <w:sz w:val="26"/>
-        </w:rPr>
-        <w:t>3.1.7. Gửi email xác nhận</w:t>
-      </w:r>
-    </w:p>
-    <w:p>
-      <w:pPr>
-        <w:keepNext/>
-        <w:spacing w:before="80" w:after="40" w:line="240" w:lineRule="auto"/>
-        <w:ind w:firstLine="0"/>
-        <w:jc w:val="center"/>
-      </w:pPr>
-      <w:r>
-        <w:drawing>
-          <wp:inline xmlns:a="http://schemas.openxmlformats.org/drawingml/2006/main" xmlns:pic="http://schemas.openxmlformats.org/drawingml/2006/picture">
-            <wp:extent cx="6120000" cy="5211177"/>
-            <wp:docPr id="15" name="Picture 15" descr="Hình 14. Tuần tự xử lý email sau commit"/>
-            <wp:cNvGraphicFramePr>
-              <a:graphicFrameLocks noChangeAspect="1"/>
-            </wp:cNvGraphicFramePr>
-            <a:graphic>
-              <a:graphicData uri="http://schemas.openxmlformats.org/drawingml/2006/picture">
-                <pic:pic>
-                  <pic:nvPicPr>
-                    <pic:cNvPr id="0" name="seq_email.png"/>
-                    <pic:cNvPicPr/>
-                  </pic:nvPicPr>
-                  <pic:blipFill>
-                    <a:blip r:embed="rId46"/>
-                    <a:stretch>
-                      <a:fillRect/>
-                    </a:stretch>
-                  </pic:blipFill>
-                  <pic:spPr>
-                    <a:xfrm>
-                      <a:off x="0" y="0"/>
-                      <a:ext cx="6120000" cy="5211177"/>
-                    </a:xfrm>
-                    <a:prstGeom prst="rect"/>
-                  </pic:spPr>
-                </pic:pic>
-              </a:graphicData>
-            </a:graphic>
-          </wp:inline>
-        </w:drawing>
-      </w:r>
-    </w:p>
-    <w:p>
-      <w:pPr>
-        <w:keepLines/>
-        <w:spacing w:after="100"/>
-        <w:jc w:val="center"/>
-      </w:pPr>
-      <w:r>
-        <w:rPr>
-          <w:rFonts w:ascii="Times New Roman" w:hAnsi="Times New Roman" w:eastAsia="Times New Roman" w:cs="Times New Roman"/>
-          <w:b w:val="0"/>
-          <w:i/>
-          <w:color w:val="000000"/>
-          <w:sz w:val="23"/>
-        </w:rPr>
-        <w:t>Hình 14. Tuần tự xử lý email sau commit</w:t>
-      </w:r>
-    </w:p>
-    <w:p>
-      <w:pPr>
-        <w:widowControl/>
-        <w:spacing w:before="0" w:after="100" w:line="276" w:lineRule="auto"/>
-        <w:ind w:firstLine="369"/>
-        <w:jc w:val="both"/>
-      </w:pPr>
-      <w:r>
-        <w:rPr>
-          <w:rFonts w:ascii="Times New Roman" w:hAnsi="Times New Roman" w:eastAsia="Times New Roman" w:cs="Times New Roman"/>
-          <w:b w:val="0"/>
-          <w:i w:val="0"/>
-          <w:color w:val="000000"/>
-          <w:sz w:val="26"/>
-        </w:rPr>
-        <w:t>EmailService tạo nội dung từ đơn đã lưu và gửi qua IEmailGateway. Không có email thì bỏ qua. Lỗi gửi được ghi riêng và không hủy đơn.</w:t>
-      </w:r>
-    </w:p>
-    <w:p>
-      <w:pPr>
-        <w:pStyle w:val="Heading2"/>
-        <w:keepNext/>
-        <w:keepLines/>
-        <w:pageBreakBefore/>
-        <w:spacing w:before="140" w:after="100" w:line="276" w:lineRule="auto"/>
-        <w:ind w:firstLine="0"/>
-      </w:pPr>
-      <w:r>
-        <w:rPr>
-          <w:rFonts w:ascii="Times New Roman" w:hAnsi="Times New Roman" w:eastAsia="Times New Roman" w:cs="Times New Roman"/>
-          <w:b/>
-          <w:i w:val="0"/>
-          <w:color w:val="000000"/>
-          <w:sz w:val="26"/>
-        </w:rPr>
-        <w:t>3.2. Sơ đồ lớp thiết kế chi tiết</w:t>
-      </w:r>
-    </w:p>
-    <w:p>
-      <w:pPr>
-        <w:pStyle w:val="Heading3"/>
-        <w:keepNext/>
-        <w:keepLines/>
-        <w:spacing w:before="140" w:after="100" w:line="276" w:lineRule="auto"/>
-        <w:ind w:firstLine="0"/>
-      </w:pPr>
-      <w:r>
-        <w:rPr>
-          <w:rFonts w:ascii="Times New Roman" w:hAnsi="Times New Roman" w:eastAsia="Times New Roman" w:cs="Times New Roman"/>
-          <w:b/>
-          <w:i w:val="0"/>
-          <w:color w:val="000000"/>
-          <w:sz w:val="26"/>
-        </w:rPr>
-        <w:t>3.2.1. Các lớp xử lý nghiệp vụ</w:t>
-      </w:r>
-    </w:p>
-    <w:p>
-      <w:pPr>
-        <w:keepNext/>
-        <w:spacing w:before="80" w:after="40" w:line="240" w:lineRule="auto"/>
-        <w:ind w:firstLine="0"/>
-        <w:jc w:val="center"/>
-      </w:pPr>
-      <w:r>
-        <w:drawing>
-          <wp:inline xmlns:a="http://schemas.openxmlformats.org/drawingml/2006/main" xmlns:pic="http://schemas.openxmlformats.org/drawingml/2006/picture">
-            <wp:extent cx="5798863" cy="6480000"/>
-            <wp:docPr id="16" name="Picture 16" descr="Hình 15a. Lớp tra cứu, giỏ hàng và tài khoản"/>
-            <wp:cNvGraphicFramePr>
-              <a:graphicFrameLocks noChangeAspect="1"/>
-            </wp:cNvGraphicFramePr>
-            <a:graphic>
-              <a:graphicData uri="http://schemas.openxmlformats.org/drawingml/2006/picture">
-                <pic:pic>
-                  <pic:nvPicPr>
-                    <pic:cNvPr id="0" name="design_services.png"/>
-                    <pic:cNvPicPr/>
-                  </pic:nvPicPr>
-                  <pic:blipFill>
-                    <a:blip r:embed="rId47"/>
-                    <a:stretch>
-                      <a:fillRect/>
-                    </a:stretch>
-                  </pic:blipFill>
-                  <pic:spPr>
-                    <a:xfrm>
-                      <a:off x="0" y="0"/>
-                      <a:ext cx="5798863" cy="6480000"/>
-                    </a:xfrm>
-                    <a:prstGeom prst="rect"/>
-                  </pic:spPr>
-                </pic:pic>
-              </a:graphicData>
-            </a:graphic>
-          </wp:inline>
-        </w:drawing>
-      </w:r>
-    </w:p>
-    <w:p>
-      <w:pPr>
-        <w:keepLines/>
-        <w:spacing w:after="100"/>
-        <w:jc w:val="center"/>
-      </w:pPr>
-      <w:r>
-        <w:rPr>
-          <w:rFonts w:ascii="Times New Roman" w:hAnsi="Times New Roman" w:eastAsia="Times New Roman" w:cs="Times New Roman"/>
-          <w:b w:val="0"/>
-          <w:i/>
-          <w:color w:val="000000"/>
-          <w:sz w:val="23"/>
-        </w:rPr>
-        <w:t>Hình 15a. Lớp tra cứu, giỏ hàng và tài khoản</w:t>
-      </w:r>
-    </w:p>
-    <w:p>
-      <w:pPr>
-        <w:keepNext/>
-        <w:spacing w:before="80" w:after="40" w:line="240" w:lineRule="auto"/>
-        <w:ind w:firstLine="0"/>
-        <w:jc w:val="center"/>
-      </w:pPr>
-      <w:r>
-        <w:drawing>
-          <wp:inline xmlns:a="http://schemas.openxmlformats.org/drawingml/2006/main" xmlns:pic="http://schemas.openxmlformats.org/drawingml/2006/picture">
-            <wp:extent cx="6120000" cy="4206125"/>
-            <wp:docPr id="17" name="Picture 17" descr="Hình 15b. Lớp xử lý đặt hàng và email"/>
-            <wp:cNvGraphicFramePr>
-              <a:graphicFrameLocks noChangeAspect="1"/>
-            </wp:cNvGraphicFramePr>
-            <a:graphic>
-              <a:graphicData uri="http://schemas.openxmlformats.org/drawingml/2006/picture">
-                <pic:pic>
-                  <pic:nvPicPr>
-                    <pic:cNvPr id="0" name="design_checkout.png"/>
-                    <pic:cNvPicPr/>
-                  </pic:nvPicPr>
-                  <pic:blipFill>
-                    <a:blip r:embed="rId48"/>
-                    <a:stretch>
-                      <a:fillRect/>
-                    </a:stretch>
-                  </pic:blipFill>
-                  <pic:spPr>
-                    <a:xfrm>
-                      <a:off x="0" y="0"/>
-                      <a:ext cx="6120000" cy="4206125"/>
-                    </a:xfrm>
-                    <a:prstGeom prst="rect"/>
-                  </pic:spPr>
-                </pic:pic>
-              </a:graphicData>
-            </a:graphic>
-          </wp:inline>
-        </w:drawing>
-      </w:r>
-    </w:p>
-    <w:p>
-      <w:pPr>
-        <w:keepLines/>
-        <w:spacing w:after="100"/>
-        <w:jc w:val="center"/>
-      </w:pPr>
-      <w:r>
-        <w:rPr>
-          <w:rFonts w:ascii="Times New Roman" w:hAnsi="Times New Roman" w:eastAsia="Times New Roman" w:cs="Times New Roman"/>
-          <w:b w:val="0"/>
-          <w:i/>
-          <w:color w:val="000000"/>
-          <w:sz w:val="23"/>
-        </w:rPr>
-        <w:t>Hình 15b. Lớp xử lý đặt hàng và email</w:t>
-      </w:r>
-    </w:p>
-    <w:p>
-      <w:pPr>
-        <w:widowControl/>
-        <w:spacing w:before="0" w:after="100" w:line="276" w:lineRule="auto"/>
-        <w:ind w:firstLine="369"/>
-        <w:jc w:val="both"/>
-      </w:pPr>
-      <w:r>
-        <w:rPr>
-          <w:rFonts w:ascii="Times New Roman" w:hAnsi="Times New Roman" w:eastAsia="Times New Roman" w:cs="Times New Roman"/>
-          <w:b w:val="0"/>
-          <w:i w:val="0"/>
-          <w:color w:val="000000"/>
-          <w:sz w:val="26"/>
-        </w:rPr>
-        <w:t>Dấu “+” chỉ thành phần public, dấu “−” chỉ thành phần private; thành phần gạch dưới là static. AppContext khởi tạo các Service và phiên dùng chung. Mỗi Service đảm nhận một nhóm xử lý: tra cứu sản phẩm, sửa giỏ, tài khoản, đặt hàng hoặc email.</w:t>
-      </w:r>
-    </w:p>
-    <w:p>
-      <w:pPr>
-        <w:pStyle w:val="Heading3"/>
-        <w:keepNext/>
-        <w:keepLines/>
-        <w:spacing w:before="140" w:after="100" w:line="276" w:lineRule="auto"/>
-        <w:ind w:firstLine="0"/>
-      </w:pPr>
-      <w:r>
-        <w:rPr>
-          <w:rFonts w:ascii="Times New Roman" w:hAnsi="Times New Roman" w:eastAsia="Times New Roman" w:cs="Times New Roman"/>
-          <w:b/>
-          <w:i w:val="0"/>
-          <w:color w:val="000000"/>
-          <w:sz w:val="26"/>
-        </w:rPr>
-        <w:t>3.2.2. Các Adapter và lớp Data</w:t>
-      </w:r>
-    </w:p>
-    <w:p>
-      <w:pPr>
-        <w:keepNext/>
-        <w:spacing w:before="80" w:after="40" w:line="240" w:lineRule="auto"/>
-        <w:ind w:firstLine="0"/>
-        <w:jc w:val="center"/>
-      </w:pPr>
-      <w:r>
-        <w:drawing>
-          <wp:inline xmlns:a="http://schemas.openxmlformats.org/drawingml/2006/main" xmlns:pic="http://schemas.openxmlformats.org/drawingml/2006/picture">
-            <wp:extent cx="6120000" cy="4610097"/>
-            <wp:docPr id="18" name="Picture 18" descr="Hình 16a. Adapter danh mục và các lớp Data"/>
-            <wp:cNvGraphicFramePr>
-              <a:graphicFrameLocks noChangeAspect="1"/>
-            </wp:cNvGraphicFramePr>
-            <a:graphic>
-              <a:graphicData uri="http://schemas.openxmlformats.org/drawingml/2006/picture">
-                <pic:pic>
-                  <pic:nvPicPr>
-                    <pic:cNvPr id="0" name="design_data.png"/>
-                    <pic:cNvPicPr/>
-                  </pic:nvPicPr>
-                  <pic:blipFill>
-                    <a:blip r:embed="rId49"/>
-                    <a:stretch>
-                      <a:fillRect/>
-                    </a:stretch>
-                  </pic:blipFill>
-                  <pic:spPr>
-                    <a:xfrm>
-                      <a:off x="0" y="0"/>
-                      <a:ext cx="6120000" cy="4610097"/>
-                    </a:xfrm>
-                    <a:prstGeom prst="rect"/>
-                  </pic:spPr>
-                </pic:pic>
-              </a:graphicData>
-            </a:graphic>
-          </wp:inline>
-        </w:drawing>
-      </w:r>
-    </w:p>
-    <w:p>
-      <w:pPr>
-        <w:keepLines/>
-        <w:spacing w:after="100"/>
-        <w:jc w:val="center"/>
-      </w:pPr>
-      <w:r>
-        <w:rPr>
-          <w:rFonts w:ascii="Times New Roman" w:hAnsi="Times New Roman" w:eastAsia="Times New Roman" w:cs="Times New Roman"/>
-          <w:b w:val="0"/>
-          <w:i/>
-          <w:color w:val="000000"/>
-          <w:sz w:val="23"/>
-        </w:rPr>
-        <w:t>Hình 16a. Adapter danh mục và các lớp Data</w:t>
-      </w:r>
-    </w:p>
-    <w:p>
-      <w:pPr>
-        <w:keepNext/>
-        <w:spacing w:before="80" w:after="40" w:line="240" w:lineRule="auto"/>
-        <w:ind w:firstLine="0"/>
-        <w:jc w:val="center"/>
-      </w:pPr>
-      <w:r>
-        <w:drawing>
-          <wp:inline xmlns:a="http://schemas.openxmlformats.org/drawingml/2006/main" xmlns:pic="http://schemas.openxmlformats.org/drawingml/2006/picture">
-            <wp:extent cx="4510277" cy="5760000"/>
-            <wp:docPr id="19" name="Picture 19" descr="Hình 16b. Adapter thanh toán và email"/>
-            <wp:cNvGraphicFramePr>
-              <a:graphicFrameLocks noChangeAspect="1"/>
-            </wp:cNvGraphicFramePr>
-            <a:graphic>
-              <a:graphicData uri="http://schemas.openxmlformats.org/drawingml/2006/picture">
-                <pic:pic>
-                  <pic:nvPicPr>
-                    <pic:cNvPr id="0" name="design_gateways.png"/>
-                    <pic:cNvPicPr/>
-                  </pic:nvPicPr>
-                  <pic:blipFill>
-                    <a:blip r:embed="rId50"/>
-                    <a:stretch>
-                      <a:fillRect/>
-                    </a:stretch>
-                  </pic:blipFill>
-                  <pic:spPr>
-                    <a:xfrm>
-                      <a:off x="0" y="0"/>
-                      <a:ext cx="4510277" cy="5760000"/>
-                    </a:xfrm>
-                    <a:prstGeom prst="rect"/>
-                  </pic:spPr>
-                </pic:pic>
-              </a:graphicData>
-            </a:graphic>
-          </wp:inline>
-        </w:drawing>
-      </w:r>
-    </w:p>
-    <w:p>
-      <w:pPr>
-        <w:keepLines/>
-        <w:spacing w:after="100"/>
-        <w:jc w:val="center"/>
-      </w:pPr>
-      <w:r>
-        <w:rPr>
-          <w:rFonts w:ascii="Times New Roman" w:hAnsi="Times New Roman" w:eastAsia="Times New Roman" w:cs="Times New Roman"/>
-          <w:b w:val="0"/>
-          <w:i/>
-          <w:color w:val="000000"/>
-          <w:sz w:val="23"/>
-        </w:rPr>
-        <w:t>Hình 16b. Adapter thanh toán và email</w:t>
-      </w:r>
-    </w:p>
-    <w:p>
-      <w:pPr>
-        <w:widowControl/>
-        <w:spacing w:before="0" w:after="100" w:line="276" w:lineRule="auto"/>
-        <w:ind w:firstLine="369"/>
-        <w:jc w:val="both"/>
-      </w:pPr>
-      <w:r>
-        <w:rPr>
-          <w:rFonts w:ascii="Times New Roman" w:hAnsi="Times New Roman" w:eastAsia="Times New Roman" w:cs="Times New Roman"/>
-          <w:b w:val="0"/>
-          <w:i w:val="0"/>
-          <w:color w:val="000000"/>
-          <w:sz w:val="26"/>
-        </w:rPr>
-        <w:t>ProductCatalogAdapter, PaymentGatewayAdapter và EmailGatewayAdapter hiện thực các interface tương ứng. SqlRepository quản lý connection, tham số SQL và transaction. Form không tạo SqlConnection và không tự ghép câu SQL.</w:t>
-      </w:r>
-    </w:p>
-    <w:p>
-      <w:pPr>
-        <w:pStyle w:val="Heading3"/>
-        <w:keepNext/>
-        <w:keepLines/>
-        <w:spacing w:before="140" w:after="100" w:line="276" w:lineRule="auto"/>
-        <w:ind w:firstLine="0"/>
-      </w:pPr>
-      <w:r>
-        <w:rPr>
-          <w:rFonts w:ascii="Times New Roman" w:hAnsi="Times New Roman" w:eastAsia="Times New Roman" w:cs="Times New Roman"/>
-          <w:b/>
-          <w:i w:val="0"/>
-          <w:color w:val="000000"/>
-          <w:sz w:val="26"/>
-        </w:rPr>
-        <w:t>3.2.3. Các đối tượng trao đổi khi đặt hàng</w:t>
-      </w:r>
-    </w:p>
-    <w:p>
-      <w:pPr>
-        <w:keepNext/>
-        <w:spacing w:before="80" w:after="40" w:line="240" w:lineRule="auto"/>
-        <w:ind w:firstLine="0"/>
-        <w:jc w:val="center"/>
-      </w:pPr>
-      <w:r>
-        <w:drawing>
-          <wp:inline xmlns:a="http://schemas.openxmlformats.org/drawingml/2006/main" xmlns:pic="http://schemas.openxmlformats.org/drawingml/2006/picture">
-            <wp:extent cx="6120000" cy="6082600"/>
-            <wp:docPr id="20" name="Picture 20" descr="Hình 17a. Đơn hàng và dữ liệu phiên"/>
-            <wp:cNvGraphicFramePr>
-              <a:graphicFrameLocks noChangeAspect="1"/>
-            </wp:cNvGraphicFramePr>
-            <a:graphic>
-              <a:graphicData uri="http://schemas.openxmlformats.org/drawingml/2006/picture">
-                <pic:pic>
-                  <pic:nvPicPr>
-                    <pic:cNvPr id="0" name="design_entities.png"/>
-                    <pic:cNvPicPr/>
-                  </pic:nvPicPr>
-                  <pic:blipFill>
-                    <a:blip r:embed="rId51"/>
-                    <a:stretch>
-                      <a:fillRect/>
-                    </a:stretch>
-                  </pic:blipFill>
-                  <pic:spPr>
-                    <a:xfrm>
-                      <a:off x="0" y="0"/>
-                      <a:ext cx="6120000" cy="6082600"/>
-                    </a:xfrm>
-                    <a:prstGeom prst="rect"/>
-                  </pic:spPr>
-                </pic:pic>
-              </a:graphicData>
-            </a:graphic>
-          </wp:inline>
-        </w:drawing>
-      </w:r>
-    </w:p>
-    <w:p>
-      <w:pPr>
-        <w:keepLines/>
-        <w:spacing w:after="100"/>
-        <w:jc w:val="center"/>
-      </w:pPr>
-      <w:r>
-        <w:rPr>
-          <w:rFonts w:ascii="Times New Roman" w:hAnsi="Times New Roman" w:eastAsia="Times New Roman" w:cs="Times New Roman"/>
-          <w:b w:val="0"/>
-          <w:i/>
-          <w:color w:val="000000"/>
-          <w:sz w:val="23"/>
-        </w:rPr>
-        <w:t>Hình 17a. Đơn hàng và dữ liệu phiên</w:t>
-      </w:r>
-    </w:p>
-    <w:p>
-      <w:pPr>
-        <w:keepNext/>
-        <w:spacing w:before="80" w:after="40" w:line="240" w:lineRule="auto"/>
-        <w:ind w:firstLine="0"/>
-        <w:jc w:val="center"/>
-      </w:pPr>
-      <w:r>
-        <w:drawing>
-          <wp:inline xmlns:a="http://schemas.openxmlformats.org/drawingml/2006/main" xmlns:pic="http://schemas.openxmlformats.org/drawingml/2006/picture">
-            <wp:extent cx="5167805" cy="5400000"/>
-            <wp:docPr id="21" name="Picture 21" descr="Hình 17b. Sản phẩm và dữ liệu trao đổi thanh toán"/>
-            <wp:cNvGraphicFramePr>
-              <a:graphicFrameLocks noChangeAspect="1"/>
-            </wp:cNvGraphicFramePr>
-            <a:graphic>
-              <a:graphicData uri="http://schemas.openxmlformats.org/drawingml/2006/picture">
-                <pic:pic>
-                  <pic:nvPicPr>
-                    <pic:cNvPr id="0" name="design_catalog.png"/>
-                    <pic:cNvPicPr/>
-                  </pic:nvPicPr>
-                  <pic:blipFill>
-                    <a:blip r:embed="rId52"/>
-                    <a:stretch>
-                      <a:fillRect/>
-                    </a:stretch>
-                  </pic:blipFill>
-                  <pic:spPr>
-                    <a:xfrm>
-                      <a:off x="0" y="0"/>
-                      <a:ext cx="5167805" cy="5400000"/>
-                    </a:xfrm>
-                    <a:prstGeom prst="rect"/>
-                  </pic:spPr>
-                </pic:pic>
-              </a:graphicData>
-            </a:graphic>
-          </wp:inline>
-        </w:drawing>
-      </w:r>
-    </w:p>
-    <w:p>
-      <w:pPr>
-        <w:keepLines/>
-        <w:spacing w:after="100"/>
-        <w:jc w:val="center"/>
-      </w:pPr>
-      <w:r>
-        <w:rPr>
-          <w:rFonts w:ascii="Times New Roman" w:hAnsi="Times New Roman" w:eastAsia="Times New Roman" w:cs="Times New Roman"/>
-          <w:b w:val="0"/>
-          <w:i/>
-          <w:color w:val="000000"/>
-          <w:sz w:val="23"/>
-        </w:rPr>
-        <w:t>Hình 17b. Sản phẩm và dữ liệu trao đổi thanh toán</w:t>
-      </w:r>
-    </w:p>
-    <w:p>
-      <w:pPr>
-        <w:widowControl/>
-        <w:spacing w:before="0" w:after="100" w:line="276" w:lineRule="auto"/>
-        <w:ind w:firstLine="369"/>
-        <w:jc w:val="both"/>
-      </w:pPr>
-      <w:r>
-        <w:rPr>
-          <w:rFonts w:ascii="Times New Roman" w:hAnsi="Times New Roman" w:eastAsia="Times New Roman" w:cs="Times New Roman"/>
-          <w:b w:val="0"/>
-          <w:i w:val="0"/>
-          <w:color w:val="000000"/>
-          <w:sz w:val="26"/>
-        </w:rPr>
-        <w:t>CheckoutQuote chứa bản sao các dòng giỏ. DonHang chứa thông tin người mua, người nhận và các giá trị đã thanh toán. CardInfo là dữ liệu tạm trong bộ nhớ, không có bảng tương ứng. ThanhTien và TongTien là giá trị tính từ các thành phần, không nhập trực tiếp từ Form.</w:t>
-      </w:r>
-    </w:p>
-    <w:p>
-      <w:pPr>
-        <w:widowControl/>
-        <w:spacing w:before="0" w:after="100" w:line="276" w:lineRule="auto"/>
-        <w:ind w:firstLine="369"/>
-        <w:jc w:val="both"/>
-      </w:pPr>
-      <w:r>
-        <w:rPr>
-          <w:rFonts w:ascii="Times New Roman" w:hAnsi="Times New Roman" w:eastAsia="Times New Roman" w:cs="Times New Roman"/>
-          <w:b w:val="0"/>
-          <w:i w:val="0"/>
-          <w:color w:val="000000"/>
-          <w:sz w:val="26"/>
-        </w:rPr>
-        <w:t>MaSP và MaNhom có kiểu string, giá có kiểu decimal, ConHang có kiểu bool. Mã khách hàng có kiểu int; mật khẩu hash và salt có kiểu byte[]. CardInfo và PaymentResult dùng để trao đổi với adapter thanh toán.</w:t>
-      </w:r>
-    </w:p>
-    <w:p>
-      <w:pPr>
-        <w:pStyle w:val="Heading2"/>
-        <w:keepNext/>
-        <w:keepLines/>
-        <w:spacing w:before="140" w:after="100" w:line="276" w:lineRule="auto"/>
-        <w:ind w:firstLine="0"/>
-      </w:pPr>
-      <w:r>
-        <w:rPr>
-          <w:rFonts w:ascii="Times New Roman" w:hAnsi="Times New Roman" w:eastAsia="Times New Roman" w:cs="Times New Roman"/>
-          <w:b/>
-          <w:i w:val="0"/>
-          <w:color w:val="000000"/>
-          <w:sz w:val="26"/>
-        </w:rPr>
-        <w:t>3.3. Thiết kế theo chức năng</w:t>
-      </w:r>
-    </w:p>
-    <w:p>
-      <w:pPr>
-        <w:pStyle w:val="Heading3"/>
-        <w:keepNext/>
-        <w:keepLines/>
-        <w:spacing w:before="140" w:after="100" w:line="276" w:lineRule="auto"/>
-        <w:ind w:firstLine="0"/>
-      </w:pPr>
-      <w:r>
-        <w:rPr>
-          <w:rFonts w:ascii="Times New Roman" w:hAnsi="Times New Roman" w:eastAsia="Times New Roman" w:cs="Times New Roman"/>
-          <w:b/>
-          <w:i w:val="0"/>
-          <w:color w:val="000000"/>
-          <w:sz w:val="26"/>
-        </w:rPr>
-        <w:t>3.3.1. Chức năng sản phẩm</w:t>
-      </w:r>
-    </w:p>
-    <w:p>
-      <w:pPr>
-        <w:keepNext/>
-        <w:spacing w:before="80" w:after="40" w:line="240" w:lineRule="auto"/>
-        <w:ind w:firstLine="0"/>
-        <w:jc w:val="center"/>
-      </w:pPr>
-      <w:r>
-        <w:drawing>
-          <wp:inline xmlns:a="http://schemas.openxmlformats.org/drawingml/2006/main" xmlns:pic="http://schemas.openxmlformats.org/drawingml/2006/picture">
-            <wp:extent cx="6120000" cy="2190483"/>
-            <wp:docPr id="22" name="Picture 22" descr="Hình 18. Các lớp tham gia chức năng sản phẩm"/>
-            <wp:cNvGraphicFramePr>
-              <a:graphicFrameLocks noChangeAspect="1"/>
-            </wp:cNvGraphicFramePr>
-            <a:graphic>
-              <a:graphicData uri="http://schemas.openxmlformats.org/drawingml/2006/picture">
-                <pic:pic>
-                  <pic:nvPicPr>
-                    <pic:cNvPr id="0" name="func_product.png"/>
-                    <pic:cNvPicPr/>
-                  </pic:nvPicPr>
-                  <pic:blipFill>
-                    <a:blip r:embed="rId53"/>
-                    <a:stretch>
-                      <a:fillRect/>
-                    </a:stretch>
-                  </pic:blipFill>
-                  <pic:spPr>
-                    <a:xfrm>
-                      <a:off x="0" y="0"/>
-                      <a:ext cx="6120000" cy="2190483"/>
-                    </a:xfrm>
-                    <a:prstGeom prst="rect"/>
-                  </pic:spPr>
-                </pic:pic>
-              </a:graphicData>
-            </a:graphic>
-          </wp:inline>
-        </w:drawing>
-      </w:r>
-    </w:p>
-    <w:p>
-      <w:pPr>
-        <w:keepLines/>
-        <w:spacing w:after="100"/>
-        <w:jc w:val="center"/>
-      </w:pPr>
-      <w:r>
-        <w:rPr>
-          <w:rFonts w:ascii="Times New Roman" w:hAnsi="Times New Roman" w:eastAsia="Times New Roman" w:cs="Times New Roman"/>
-          <w:b w:val="0"/>
-          <w:i/>
-          <w:color w:val="000000"/>
-          <w:sz w:val="23"/>
-        </w:rPr>
-        <w:t>Hình 18. Các lớp tham gia chức năng sản phẩm</w:t>
-      </w:r>
-    </w:p>
-    <w:p>
-      <w:pPr>
-        <w:widowControl/>
-        <w:spacing w:before="0" w:after="100" w:line="276" w:lineRule="auto"/>
-        <w:ind w:firstLine="369"/>
-        <w:jc w:val="both"/>
-      </w:pPr>
-      <w:r>
-        <w:rPr>
-          <w:rFonts w:ascii="Times New Roman" w:hAnsi="Times New Roman" w:eastAsia="Times New Roman" w:cs="Times New Roman"/>
-          <w:b w:val="0"/>
-          <w:i w:val="0"/>
-          <w:color w:val="000000"/>
-          <w:sz w:val="26"/>
-        </w:rPr>
-        <w:t>FrmSanPham nhận lọc nhóm, tìm kiếm; FrmChiTietSanPham hiển thị các ảnh và mô tả. ProductService lấy thông tin qua ProductCatalogAdapter. Nhóm, sản phẩm và ảnh là dữ liệu đọc từ hệ thống sản phẩm ngoài. Không bổ sung chức năng quản trị danh mục vào e-SHOPPING.</w:t>
-      </w:r>
-    </w:p>
-    <w:p>
-      <w:pPr>
-        <w:pStyle w:val="Heading3"/>
-        <w:keepNext/>
-        <w:keepLines/>
-        <w:spacing w:before="140" w:after="100" w:line="276" w:lineRule="auto"/>
-        <w:ind w:firstLine="0"/>
-      </w:pPr>
-      <w:r>
-        <w:rPr>
-          <w:rFonts w:ascii="Times New Roman" w:hAnsi="Times New Roman" w:eastAsia="Times New Roman" w:cs="Times New Roman"/>
-          <w:b/>
-          <w:i w:val="0"/>
-          <w:color w:val="000000"/>
-          <w:sz w:val="26"/>
-        </w:rPr>
-        <w:t>3.3.2. Chức năng giỏ hàng</w:t>
-      </w:r>
-    </w:p>
-    <w:p>
-      <w:pPr>
-        <w:keepNext/>
-        <w:spacing w:before="80" w:after="40" w:line="240" w:lineRule="auto"/>
-        <w:ind w:firstLine="0"/>
-        <w:jc w:val="center"/>
-      </w:pPr>
-      <w:r>
-        <w:drawing>
-          <wp:inline xmlns:a="http://schemas.openxmlformats.org/drawingml/2006/main" xmlns:pic="http://schemas.openxmlformats.org/drawingml/2006/picture">
-            <wp:extent cx="6120000" cy="1663587"/>
-            <wp:docPr id="23" name="Picture 23" descr="Hình 19. Các lớp tham gia chức năng giỏ hàng"/>
-            <wp:cNvGraphicFramePr>
-              <a:graphicFrameLocks noChangeAspect="1"/>
-            </wp:cNvGraphicFramePr>
-            <a:graphic>
-              <a:graphicData uri="http://schemas.openxmlformats.org/drawingml/2006/picture">
-                <pic:pic>
-                  <pic:nvPicPr>
-                    <pic:cNvPr id="0" name="func_cart.png"/>
-                    <pic:cNvPicPr/>
-                  </pic:nvPicPr>
-                  <pic:blipFill>
-                    <a:blip r:embed="rId54"/>
-                    <a:stretch>
-                      <a:fillRect/>
-                    </a:stretch>
-                  </pic:blipFill>
-                  <pic:spPr>
-                    <a:xfrm>
-                      <a:off x="0" y="0"/>
-                      <a:ext cx="6120000" cy="1663587"/>
-                    </a:xfrm>
-                    <a:prstGeom prst="rect"/>
-                  </pic:spPr>
-                </pic:pic>
-              </a:graphicData>
-            </a:graphic>
-          </wp:inline>
-        </w:drawing>
-      </w:r>
-    </w:p>
-    <w:p>
-      <w:pPr>
-        <w:keepLines/>
-        <w:spacing w:after="100"/>
-        <w:jc w:val="center"/>
-      </w:pPr>
-      <w:r>
-        <w:rPr>
-          <w:rFonts w:ascii="Times New Roman" w:hAnsi="Times New Roman" w:eastAsia="Times New Roman" w:cs="Times New Roman"/>
-          <w:b w:val="0"/>
-          <w:i/>
-          <w:color w:val="000000"/>
-          <w:sz w:val="23"/>
-        </w:rPr>
-        <w:t>Hình 19. Các lớp tham gia chức năng giỏ hàng</w:t>
-      </w:r>
-    </w:p>
-    <w:p>
-      <w:pPr>
-        <w:widowControl/>
-        <w:spacing w:before="0" w:after="100" w:line="276" w:lineRule="auto"/>
-        <w:ind w:firstLine="369"/>
-        <w:jc w:val="both"/>
-      </w:pPr>
-      <w:r>
-        <w:rPr>
-          <w:rFonts w:ascii="Times New Roman" w:hAnsi="Times New Roman" w:eastAsia="Times New Roman" w:cs="Times New Roman"/>
-          <w:b w:val="0"/>
-          <w:i w:val="0"/>
-          <w:color w:val="000000"/>
-          <w:sz w:val="26"/>
-        </w:rPr>
-        <w:t>FrmSanPham hoặc Form chi tiết gọi Add. FrmGioHang gọi Update và Remove. CartService dùng danh mục để kiểm tra khi thêm, còn dữ liệu giỏ nằm trong AppSession. CartItem hiện thực khái niệm ChiTietGioHang ở pha phân tích.</w:t>
-      </w:r>
-    </w:p>
-    <w:p>
-      <w:pPr>
-        <w:pStyle w:val="Heading3"/>
-        <w:keepNext/>
-        <w:keepLines/>
-        <w:spacing w:before="140" w:after="100" w:line="276" w:lineRule="auto"/>
-        <w:ind w:firstLine="0"/>
-      </w:pPr>
-      <w:r>
-        <w:rPr>
-          <w:rFonts w:ascii="Times New Roman" w:hAnsi="Times New Roman" w:eastAsia="Times New Roman" w:cs="Times New Roman"/>
-          <w:b/>
-          <w:i w:val="0"/>
-          <w:color w:val="000000"/>
-          <w:sz w:val="26"/>
-        </w:rPr>
-        <w:t>3.3.3. Chức năng tài khoản</w:t>
-      </w:r>
-    </w:p>
-    <w:p>
-      <w:pPr>
-        <w:keepNext/>
-        <w:spacing w:before="80" w:after="40" w:line="240" w:lineRule="auto"/>
-        <w:ind w:firstLine="0"/>
-        <w:jc w:val="center"/>
-      </w:pPr>
-      <w:r>
-        <w:drawing>
-          <wp:inline xmlns:a="http://schemas.openxmlformats.org/drawingml/2006/main" xmlns:pic="http://schemas.openxmlformats.org/drawingml/2006/picture">
-            <wp:extent cx="6120000" cy="2851181"/>
-            <wp:docPr id="24" name="Picture 24" descr="Hình 20. Các lớp tham gia chức năng tài khoản"/>
-            <wp:cNvGraphicFramePr>
-              <a:graphicFrameLocks noChangeAspect="1"/>
-            </wp:cNvGraphicFramePr>
-            <a:graphic>
-              <a:graphicData uri="http://schemas.openxmlformats.org/drawingml/2006/picture">
-                <pic:pic>
-                  <pic:nvPicPr>
-                    <pic:cNvPr id="0" name="func_account.png"/>
-                    <pic:cNvPicPr/>
-                  </pic:nvPicPr>
-                  <pic:blipFill>
-                    <a:blip r:embed="rId55"/>
-                    <a:stretch>
-                      <a:fillRect/>
-                    </a:stretch>
-                  </pic:blipFill>
-                  <pic:spPr>
-                    <a:xfrm>
-                      <a:off x="0" y="0"/>
-                      <a:ext cx="6120000" cy="2851181"/>
-                    </a:xfrm>
-                    <a:prstGeom prst="rect"/>
-                  </pic:spPr>
-                </pic:pic>
-              </a:graphicData>
-            </a:graphic>
-          </wp:inline>
-        </w:drawing>
-      </w:r>
-    </w:p>
-    <w:p>
-      <w:pPr>
-        <w:keepLines/>
-        <w:spacing w:after="100"/>
-        <w:jc w:val="center"/>
-      </w:pPr>
-      <w:r>
-        <w:rPr>
-          <w:rFonts w:ascii="Times New Roman" w:hAnsi="Times New Roman" w:eastAsia="Times New Roman" w:cs="Times New Roman"/>
-          <w:b w:val="0"/>
-          <w:i/>
-          <w:color w:val="000000"/>
-          <w:sz w:val="23"/>
-        </w:rPr>
-        <w:t>Hình 20. Các lớp tham gia chức năng tài khoản</w:t>
-      </w:r>
-    </w:p>
-    <w:p>
-      <w:pPr>
-        <w:widowControl/>
-        <w:spacing w:before="0" w:after="100" w:line="276" w:lineRule="auto"/>
-        <w:ind w:firstLine="369"/>
-        <w:jc w:val="both"/>
-      </w:pPr>
-      <w:r>
-        <w:rPr>
-          <w:rFonts w:ascii="Times New Roman" w:hAnsi="Times New Roman" w:eastAsia="Times New Roman" w:cs="Times New Roman"/>
-          <w:b w:val="0"/>
-          <w:i w:val="0"/>
-          <w:color w:val="000000"/>
-          <w:sz w:val="26"/>
-        </w:rPr>
-        <w:t>FrmTaiKhoan có hai vùng đăng nhập và đăng ký. AccountService trả về KhachHang khi thành công; Form gán đối tượng này vào phiên. CSDL kiểm tra duy nhất tên đăng nhập, không phân biệt chữ hoa và chữ thường.</w:t>
-      </w:r>
-    </w:p>
-    <w:p>
-      <w:pPr>
-        <w:pStyle w:val="Heading3"/>
-        <w:keepNext/>
-        <w:keepLines/>
-        <w:spacing w:before="140" w:after="100" w:line="276" w:lineRule="auto"/>
-        <w:ind w:firstLine="0"/>
-      </w:pPr>
-      <w:r>
-        <w:rPr>
-          <w:rFonts w:ascii="Times New Roman" w:hAnsi="Times New Roman" w:eastAsia="Times New Roman" w:cs="Times New Roman"/>
-          <w:b/>
-          <w:i w:val="0"/>
-          <w:color w:val="000000"/>
-          <w:sz w:val="26"/>
-        </w:rPr>
-        <w:t>3.3.4. Chức năng người nhận và tính phí</w:t>
-      </w:r>
-    </w:p>
-    <w:p>
-      <w:pPr>
-        <w:keepNext/>
-        <w:spacing w:before="80" w:after="40" w:line="240" w:lineRule="auto"/>
-        <w:ind w:firstLine="0"/>
-        <w:jc w:val="center"/>
-      </w:pPr>
-      <w:r>
-        <w:drawing>
-          <wp:inline xmlns:a="http://schemas.openxmlformats.org/drawingml/2006/main" xmlns:pic="http://schemas.openxmlformats.org/drawingml/2006/picture">
-            <wp:extent cx="6120000" cy="4076158"/>
-            <wp:docPr id="25" name="Picture 25" descr="Hình 21. Các lớp tham gia chuẩn bị đặt hàng"/>
-            <wp:cNvGraphicFramePr>
-              <a:graphicFrameLocks noChangeAspect="1"/>
-            </wp:cNvGraphicFramePr>
-            <a:graphic>
-              <a:graphicData uri="http://schemas.openxmlformats.org/drawingml/2006/picture">
-                <pic:pic>
-                  <pic:nvPicPr>
-                    <pic:cNvPr id="0" name="func_checkout.png"/>
-                    <pic:cNvPicPr/>
-                  </pic:nvPicPr>
-                  <pic:blipFill>
-                    <a:blip r:embed="rId56"/>
-                    <a:stretch>
-                      <a:fillRect/>
-                    </a:stretch>
-                  </pic:blipFill>
-                  <pic:spPr>
-                    <a:xfrm>
-                      <a:off x="0" y="0"/>
-                      <a:ext cx="6120000" cy="4076158"/>
-                    </a:xfrm>
-                    <a:prstGeom prst="rect"/>
-                  </pic:spPr>
-                </pic:pic>
-              </a:graphicData>
-            </a:graphic>
-          </wp:inline>
-        </w:drawing>
-      </w:r>
-    </w:p>
-    <w:p>
-      <w:pPr>
-        <w:keepLines/>
-        <w:spacing w:after="100"/>
-        <w:jc w:val="center"/>
-      </w:pPr>
-      <w:r>
-        <w:rPr>
-          <w:rFonts w:ascii="Times New Roman" w:hAnsi="Times New Roman" w:eastAsia="Times New Roman" w:cs="Times New Roman"/>
-          <w:b w:val="0"/>
-          <w:i/>
-          <w:color w:val="000000"/>
-          <w:sz w:val="23"/>
-        </w:rPr>
-        <w:t>Hình 21. Các lớp tham gia chuẩn bị đặt hàng</w:t>
-      </w:r>
-    </w:p>
-    <w:p>
-      <w:pPr>
-        <w:widowControl/>
-        <w:spacing w:before="0" w:after="100" w:line="276" w:lineRule="auto"/>
-        <w:ind w:firstLine="369"/>
-        <w:jc w:val="both"/>
-      </w:pPr>
-      <w:r>
-        <w:rPr>
-          <w:rFonts w:ascii="Times New Roman" w:hAnsi="Times New Roman" w:eastAsia="Times New Roman" w:cs="Times New Roman"/>
-          <w:b w:val="0"/>
-          <w:i w:val="0"/>
-          <w:color w:val="000000"/>
-          <w:sz w:val="26"/>
-        </w:rPr>
-        <w:t>FrmCheckout lấy thông tin người mua làm giá trị gợi ý cho người nhận, sau đó cho sửa riêng. CheckoutService tạo CheckoutQuote từ giỏ, giá hiện hành, loại giao và phụ phí. Không dùng thông tin người mua để ghi đè người nhận đã nhập.</w:t>
-      </w:r>
-    </w:p>
-    <w:p>
-      <w:pPr>
-        <w:pStyle w:val="Heading3"/>
-        <w:keepNext/>
-        <w:keepLines/>
-        <w:spacing w:before="140" w:after="100" w:line="276" w:lineRule="auto"/>
-        <w:ind w:firstLine="0"/>
-      </w:pPr>
-      <w:r>
-        <w:rPr>
-          <w:rFonts w:ascii="Times New Roman" w:hAnsi="Times New Roman" w:eastAsia="Times New Roman" w:cs="Times New Roman"/>
-          <w:b/>
-          <w:i w:val="0"/>
-          <w:color w:val="000000"/>
-          <w:sz w:val="26"/>
-        </w:rPr>
-        <w:t>3.3.5. Chức năng thanh toán và xác nhận</w:t>
-      </w:r>
-    </w:p>
-    <w:p>
-      <w:pPr>
-        <w:keepNext/>
-        <w:spacing w:before="80" w:after="40" w:line="240" w:lineRule="auto"/>
-        <w:ind w:firstLine="0"/>
-        <w:jc w:val="center"/>
-      </w:pPr>
-      <w:r>
-        <w:drawing>
-          <wp:inline xmlns:a="http://schemas.openxmlformats.org/drawingml/2006/main" xmlns:pic="http://schemas.openxmlformats.org/drawingml/2006/picture">
-            <wp:extent cx="6120000" cy="4848211"/>
-            <wp:docPr id="26" name="Picture 26" descr="Hình 22. Các lớp tham gia thanh toán và xác nhận"/>
-            <wp:cNvGraphicFramePr>
-              <a:graphicFrameLocks noChangeAspect="1"/>
-            </wp:cNvGraphicFramePr>
-            <a:graphic>
-              <a:graphicData uri="http://schemas.openxmlformats.org/drawingml/2006/picture">
-                <pic:pic>
-                  <pic:nvPicPr>
-                    <pic:cNvPr id="0" name="func_payment.png"/>
-                    <pic:cNvPicPr/>
-                  </pic:nvPicPr>
-                  <pic:blipFill>
-                    <a:blip r:embed="rId57"/>
-                    <a:stretch>
-                      <a:fillRect/>
-                    </a:stretch>
-                  </pic:blipFill>
-                  <pic:spPr>
-                    <a:xfrm>
-                      <a:off x="0" y="0"/>
-                      <a:ext cx="6120000" cy="4848211"/>
-                    </a:xfrm>
-                    <a:prstGeom prst="rect"/>
-                  </pic:spPr>
-                </pic:pic>
-              </a:graphicData>
-            </a:graphic>
-          </wp:inline>
-        </w:drawing>
-      </w:r>
-    </w:p>
-    <w:p>
-      <w:pPr>
-        <w:keepLines/>
-        <w:spacing w:after="100"/>
-        <w:jc w:val="center"/>
-      </w:pPr>
-      <w:r>
-        <w:rPr>
-          <w:rFonts w:ascii="Times New Roman" w:hAnsi="Times New Roman" w:eastAsia="Times New Roman" w:cs="Times New Roman"/>
-          <w:b w:val="0"/>
-          <w:i/>
-          <w:color w:val="000000"/>
-          <w:sz w:val="23"/>
-        </w:rPr>
-        <w:t>Hình 22. Các lớp tham gia thanh toán và xác nhận</w:t>
-      </w:r>
-    </w:p>
-    <w:p>
-      <w:pPr>
-        <w:widowControl/>
-        <w:spacing w:before="0" w:after="100" w:line="276" w:lineRule="auto"/>
-        <w:ind w:firstLine="369"/>
-        <w:jc w:val="both"/>
-      </w:pPr>
-      <w:r>
-        <w:rPr>
-          <w:rFonts w:ascii="Times New Roman" w:hAnsi="Times New Roman" w:eastAsia="Times New Roman" w:cs="Times New Roman"/>
-          <w:b w:val="0"/>
-          <w:i w:val="0"/>
-          <w:color w:val="000000"/>
-          <w:sz w:val="26"/>
-        </w:rPr>
-        <w:t>FrmThanhToan thu thập dữ liệu thẻ và gọi Place. CheckoutService phối hợp thanh toán, lưu đơn, xóa giỏ và EmailService. FrmXacNhanDonHang chỉ hiển thị kết quả đã lưu; không gọi lại dịch vụ thanh toán.</w:t>
-      </w:r>
-    </w:p>
-    <w:p>
-      <w:pPr>
-        <w:pStyle w:val="Heading2"/>
-        <w:keepNext/>
-        <w:keepLines/>
-        <w:pageBreakBefore/>
-        <w:spacing w:before="140" w:after="100" w:line="276" w:lineRule="auto"/>
-        <w:ind w:firstLine="0"/>
-      </w:pPr>
-      <w:r>
-        <w:rPr>
-          <w:rFonts w:ascii="Times New Roman" w:hAnsi="Times New Roman" w:eastAsia="Times New Roman" w:cs="Times New Roman"/>
-          <w:b/>
-          <w:i w:val="0"/>
-          <w:color w:val="000000"/>
-          <w:sz w:val="26"/>
-        </w:rPr>
-        <w:t>3.4. Sơ đồ hoạt động</w:t>
-      </w:r>
-    </w:p>
-    <w:p>
-      <w:pPr>
-        <w:pStyle w:val="Heading3"/>
-        <w:keepNext/>
-        <w:keepLines/>
-        <w:spacing w:before="140" w:after="100" w:line="276" w:lineRule="auto"/>
-        <w:ind w:firstLine="0"/>
-      </w:pPr>
-      <w:r>
-        <w:rPr>
-          <w:rFonts w:ascii="Times New Roman" w:hAnsi="Times New Roman" w:eastAsia="Times New Roman" w:cs="Times New Roman"/>
-          <w:b/>
-          <w:i w:val="0"/>
-          <w:color w:val="000000"/>
-          <w:sz w:val="26"/>
-        </w:rPr>
-        <w:t>3.4.1. Hoạt động chọn hàng và cập nhật giỏ</w:t>
-      </w:r>
-    </w:p>
-    <w:p>
-      <w:pPr>
-        <w:keepNext/>
-        <w:spacing w:before="80" w:after="40" w:line="240" w:lineRule="auto"/>
-        <w:ind w:firstLine="0"/>
-        <w:jc w:val="center"/>
-      </w:pPr>
-      <w:r>
-        <w:drawing>
-          <wp:inline xmlns:a="http://schemas.openxmlformats.org/drawingml/2006/main" xmlns:pic="http://schemas.openxmlformats.org/drawingml/2006/picture">
-            <wp:extent cx="6120000" cy="6255569"/>
-            <wp:docPr id="27" name="Picture 27" descr="Hình 23. Hoạt động chọn hàng và sửa giỏ"/>
-            <wp:cNvGraphicFramePr>
-              <a:graphicFrameLocks noChangeAspect="1"/>
-            </wp:cNvGraphicFramePr>
-            <a:graphic>
-              <a:graphicData uri="http://schemas.openxmlformats.org/drawingml/2006/picture">
-                <pic:pic>
-                  <pic:nvPicPr>
-                    <pic:cNvPr id="0" name="activity_cart.png"/>
-                    <pic:cNvPicPr/>
-                  </pic:nvPicPr>
-                  <pic:blipFill>
-                    <a:blip r:embed="rId58"/>
-                    <a:stretch>
-                      <a:fillRect/>
-                    </a:stretch>
-                  </pic:blipFill>
-                  <pic:spPr>
-                    <a:xfrm>
-                      <a:off x="0" y="0"/>
-                      <a:ext cx="6120000" cy="6255569"/>
-                    </a:xfrm>
-                    <a:prstGeom prst="rect"/>
-                  </pic:spPr>
-                </pic:pic>
-              </a:graphicData>
-            </a:graphic>
-          </wp:inline>
-        </w:drawing>
-      </w:r>
-    </w:p>
-    <w:p>
-      <w:pPr>
-        <w:keepLines/>
-        <w:spacing w:after="100"/>
-        <w:jc w:val="center"/>
-      </w:pPr>
-      <w:r>
-        <w:rPr>
-          <w:rFonts w:ascii="Times New Roman" w:hAnsi="Times New Roman" w:eastAsia="Times New Roman" w:cs="Times New Roman"/>
-          <w:b w:val="0"/>
-          <w:i/>
-          <w:color w:val="000000"/>
-          <w:sz w:val="23"/>
-        </w:rPr>
-        <w:t>Hình 23. Hoạt động chọn hàng và sửa giỏ</w:t>
-      </w:r>
-    </w:p>
-    <w:p>
-      <w:pPr>
-        <w:widowControl/>
-        <w:spacing w:before="0" w:after="100" w:line="276" w:lineRule="auto"/>
-        <w:ind w:firstLine="369"/>
-        <w:jc w:val="both"/>
-      </w:pPr>
-      <w:r>
-        <w:rPr>
-          <w:rFonts w:ascii="Times New Roman" w:hAnsi="Times New Roman" w:eastAsia="Times New Roman" w:cs="Times New Roman"/>
-          <w:b w:val="0"/>
-          <w:i w:val="0"/>
-          <w:color w:val="000000"/>
-          <w:sz w:val="26"/>
-        </w:rPr>
-        <w:t>Các nhánh số lượng dương, bằng 0 và âm khớp với CartService. Việc thêm hết hàng dừng ở thông báo, không làm phát sinh dòng giỏ không hợp lệ.</w:t>
-      </w:r>
-    </w:p>
-    <w:p>
-      <w:pPr>
-        <w:pStyle w:val="Heading3"/>
-        <w:keepNext/>
-        <w:keepLines/>
-        <w:spacing w:before="140" w:after="100" w:line="276" w:lineRule="auto"/>
-        <w:ind w:firstLine="0"/>
-      </w:pPr>
-      <w:r>
-        <w:rPr>
-          <w:rFonts w:ascii="Times New Roman" w:hAnsi="Times New Roman" w:eastAsia="Times New Roman" w:cs="Times New Roman"/>
-          <w:b/>
-          <w:i w:val="0"/>
-          <w:color w:val="000000"/>
-          <w:sz w:val="26"/>
-        </w:rPr>
-        <w:t>3.4.2. Hoạt động chuẩn bị đặt hàng</w:t>
-      </w:r>
-    </w:p>
-    <w:p>
-      <w:pPr>
-        <w:keepNext/>
-        <w:spacing w:before="80" w:after="40" w:line="240" w:lineRule="auto"/>
-        <w:ind w:firstLine="0"/>
-        <w:jc w:val="center"/>
-      </w:pPr>
-      <w:r>
-        <w:drawing>
-          <wp:inline xmlns:a="http://schemas.openxmlformats.org/drawingml/2006/main" xmlns:pic="http://schemas.openxmlformats.org/drawingml/2006/picture">
-            <wp:extent cx="3996604" cy="7560000"/>
-            <wp:docPr id="28" name="Picture 28" descr="Hình 24. Hoạt động từ tính tiền đến xác nhận báo giá"/>
-            <wp:cNvGraphicFramePr>
-              <a:graphicFrameLocks noChangeAspect="1"/>
-            </wp:cNvGraphicFramePr>
-            <a:graphic>
-              <a:graphicData uri="http://schemas.openxmlformats.org/drawingml/2006/picture">
-                <pic:pic>
-                  <pic:nvPicPr>
-                    <pic:cNvPr id="0" name="activity_checkout.png"/>
-                    <pic:cNvPicPr/>
-                  </pic:nvPicPr>
-                  <pic:blipFill>
-                    <a:blip r:embed="rId59"/>
-                    <a:stretch>
-                      <a:fillRect/>
-                    </a:stretch>
-                  </pic:blipFill>
-                  <pic:spPr>
-                    <a:xfrm>
-                      <a:off x="0" y="0"/>
-                      <a:ext cx="3996604" cy="7560000"/>
-                    </a:xfrm>
-                    <a:prstGeom prst="rect"/>
-                  </pic:spPr>
-                </pic:pic>
-              </a:graphicData>
-            </a:graphic>
-          </wp:inline>
-        </w:drawing>
-      </w:r>
-    </w:p>
-    <w:p>
-      <w:pPr>
-        <w:keepLines/>
-        <w:spacing w:after="100"/>
-        <w:jc w:val="center"/>
-      </w:pPr>
-      <w:r>
-        <w:rPr>
-          <w:rFonts w:ascii="Times New Roman" w:hAnsi="Times New Roman" w:eastAsia="Times New Roman" w:cs="Times New Roman"/>
-          <w:b w:val="0"/>
-          <w:i/>
-          <w:color w:val="000000"/>
-          <w:sz w:val="23"/>
-        </w:rPr>
-        <w:t>Hình 24. Hoạt động từ tính tiền đến xác nhận báo giá</w:t>
-      </w:r>
-    </w:p>
-    <w:p>
-      <w:pPr>
-        <w:widowControl/>
-        <w:spacing w:before="0" w:after="100" w:line="276" w:lineRule="auto"/>
-        <w:ind w:firstLine="369"/>
-        <w:jc w:val="both"/>
-      </w:pPr>
-      <w:r>
-        <w:rPr>
-          <w:rFonts w:ascii="Times New Roman" w:hAnsi="Times New Roman" w:eastAsia="Times New Roman" w:cs="Times New Roman"/>
-          <w:b w:val="0"/>
-          <w:i w:val="0"/>
-          <w:color w:val="000000"/>
-          <w:sz w:val="26"/>
-        </w:rPr>
-        <w:t>Khách hủy đăng nhập hoặc danh mục thay đổi thì luồng dừng trước thanh toán. Khách sửa thông tin và thực hiện lại từ giỏ hoặc Form người nhận. Các swimlane phân biệt thao tác khách và xử lý e-SHOPPING.</w:t>
-      </w:r>
-    </w:p>
-    <w:p>
-      <w:pPr>
-        <w:pStyle w:val="Heading3"/>
-        <w:keepNext/>
-        <w:keepLines/>
-        <w:spacing w:before="140" w:after="100" w:line="276" w:lineRule="auto"/>
-        <w:ind w:firstLine="0"/>
-      </w:pPr>
-      <w:r>
-        <w:rPr>
-          <w:rFonts w:ascii="Times New Roman" w:hAnsi="Times New Roman" w:eastAsia="Times New Roman" w:cs="Times New Roman"/>
-          <w:b/>
-          <w:i w:val="0"/>
-          <w:color w:val="000000"/>
-          <w:sz w:val="26"/>
-        </w:rPr>
-        <w:t>3.4.3. Hoạt động thanh toán và hoàn tất</w:t>
-      </w:r>
-    </w:p>
-    <w:p>
-      <w:pPr>
-        <w:keepNext/>
-        <w:spacing w:before="80" w:after="40" w:line="240" w:lineRule="auto"/>
-        <w:ind w:firstLine="0"/>
-        <w:jc w:val="center"/>
-      </w:pPr>
-      <w:r>
-        <w:drawing>
-          <wp:inline xmlns:a="http://schemas.openxmlformats.org/drawingml/2006/main" xmlns:pic="http://schemas.openxmlformats.org/drawingml/2006/picture">
-            <wp:extent cx="6120000" cy="7117014"/>
-            <wp:docPr id="29" name="Picture 29" descr="Hình 25. Hoạt động từ nhập thẻ đến xác nhận đơn"/>
-            <wp:cNvGraphicFramePr>
-              <a:graphicFrameLocks noChangeAspect="1"/>
-            </wp:cNvGraphicFramePr>
-            <a:graphic>
-              <a:graphicData uri="http://schemas.openxmlformats.org/drawingml/2006/picture">
-                <pic:pic>
-                  <pic:nvPicPr>
-                    <pic:cNvPr id="0" name="activity_payment.png"/>
-                    <pic:cNvPicPr/>
-                  </pic:nvPicPr>
-                  <pic:blipFill>
-                    <a:blip r:embed="rId60"/>
-                    <a:stretch>
-                      <a:fillRect/>
-                    </a:stretch>
-                  </pic:blipFill>
-                  <pic:spPr>
-                    <a:xfrm>
-                      <a:off x="0" y="0"/>
-                      <a:ext cx="6120000" cy="7117014"/>
-                    </a:xfrm>
-                    <a:prstGeom prst="rect"/>
-                  </pic:spPr>
-                </pic:pic>
-              </a:graphicData>
-            </a:graphic>
-          </wp:inline>
-        </w:drawing>
-      </w:r>
-    </w:p>
-    <w:p>
-      <w:pPr>
-        <w:keepLines/>
-        <w:spacing w:after="100"/>
-        <w:jc w:val="center"/>
-      </w:pPr>
-      <w:r>
-        <w:rPr>
-          <w:rFonts w:ascii="Times New Roman" w:hAnsi="Times New Roman" w:eastAsia="Times New Roman" w:cs="Times New Roman"/>
-          <w:b w:val="0"/>
-          <w:i/>
-          <w:color w:val="000000"/>
-          <w:sz w:val="23"/>
-        </w:rPr>
-        <w:t>Hình 25. Hoạt động từ nhập thẻ đến xác nhận đơn</w:t>
-      </w:r>
-    </w:p>
-    <w:p>
-      <w:pPr>
-        <w:widowControl/>
-        <w:spacing w:before="0" w:after="100" w:line="276" w:lineRule="auto"/>
-        <w:ind w:firstLine="369"/>
-        <w:jc w:val="both"/>
-      </w:pPr>
-      <w:r>
-        <w:rPr>
-          <w:rFonts w:ascii="Times New Roman" w:hAnsi="Times New Roman" w:eastAsia="Times New Roman" w:cs="Times New Roman"/>
-          <w:b w:val="0"/>
-          <w:i w:val="0"/>
-          <w:color w:val="000000"/>
-          <w:sz w:val="26"/>
-        </w:rPr>
-        <w:t>Thanh toán từ chối và lỗi SQL đều giữ giỏ. Commit thành công mới xóa giỏ. Gửi email được thực hiện sau đó, nên kết quả gửi không thay đổi việc đơn đã được ghi nhận.</w:t>
-      </w:r>
-    </w:p>
-    <w:p>
-      <w:pPr>
-        <w:pStyle w:val="Heading1"/>
-        <w:keepNext/>
-        <w:keepLines/>
-        <w:pageBreakBefore/>
-        <w:spacing w:before="180" w:after="100" w:line="276" w:lineRule="auto"/>
-        <w:ind w:firstLine="0"/>
-      </w:pPr>
-      <w:r>
-        <w:rPr>
-          <w:rFonts w:ascii="Times New Roman" w:hAnsi="Times New Roman" w:eastAsia="Times New Roman" w:cs="Times New Roman"/>
-          <w:b/>
-          <w:i w:val="0"/>
-          <w:color w:val="000000"/>
-          <w:sz w:val="26"/>
-        </w:rPr>
-        <w:t>4. THIẾT KẾ CƠ SỞ DỮ LIỆU SQL SERVER</w:t>
-      </w:r>
-    </w:p>
-    <w:p>
-      <w:pPr>
-        <w:pStyle w:val="Heading2"/>
-        <w:keepNext/>
-        <w:keepLines/>
-        <w:spacing w:before="140" w:after="100" w:line="276" w:lineRule="auto"/>
-        <w:ind w:firstLine="0"/>
-      </w:pPr>
-      <w:r>
-        <w:rPr>
-          <w:rFonts w:ascii="Times New Roman" w:hAnsi="Times New Roman" w:eastAsia="Times New Roman" w:cs="Times New Roman"/>
-          <w:b/>
-          <w:i w:val="0"/>
-          <w:color w:val="000000"/>
-          <w:sz w:val="26"/>
-        </w:rPr>
-        <w:t>4.1. Chuyển đổi lớp sang bảng và sơ đồ quan hệ</w:t>
-      </w:r>
-    </w:p>
-    <w:tbl>
-      <w:tblPr>
-        <w:tblW w:w="0" w:type="auto"/>
-        <w:jc w:val="center"/>
-        <w:tblBorders>
-          <w:top w:val="single" w:sz="4" w:space="0" w:color="D9D9D9"/>
-          <w:left w:val="single" w:sz="4" w:space="0" w:color="D9D9D9"/>
-          <w:bottom w:val="single" w:sz="4" w:space="0" w:color="D9D9D9"/>
-          <w:right w:val="single" w:sz="4" w:space="0" w:color="D9D9D9"/>
-          <w:insideH w:val="single" w:sz="4" w:space="0" w:color="D9D9D9"/>
-          <w:insideV w:val="single" w:sz="4" w:space="0" w:color="D9D9D9"/>
-        </w:tblBorders>
-        <w:tblLayout w:type="fixed"/>
-        <w:tblLook w:val="04A0" w:firstRow="1" w:lastRow="0" w:firstColumn="1" w:lastColumn="0" w:noHBand="0" w:noVBand="1"/>
-      </w:tblPr>
-      <w:tblGrid>
-        <w:gridCol w:w="2381"/>
-        <w:gridCol w:w="7257"/>
-      </w:tblGrid>
-      <w:tr>
-        <w:trPr>
-          <w:cantSplit/>
-          <w:tblHeader/>
-        </w:trPr>
-        <w:tc>
-          <w:tcPr>
-            <w:tcW w:type="dxa" w:w="2381"/>
-            <w:vAlign w:val="center"/>
-            <w:tcMar>
-              <w:top w:w="65" w:type="dxa"/>
-              <w:left w:w="90" w:type="dxa"/>
-              <w:bottom w:w="65" w:type="dxa"/>
-              <w:right w:w="90" w:type="dxa"/>
-            </w:tcMar>
-            <w:shd w:fill="E2EBF2"/>
-          </w:tcPr>
-          <w:p>
-            <w:pPr>
-              <w:keepNext/>
-              <w:spacing w:after="20" w:before="20" w:line="252" w:lineRule="auto"/>
-              <w:ind w:firstLine="0"/>
-              <w:jc w:val="left"/>
-            </w:pPr>
-            <w:r>
-              <w:rPr>
-                <w:rFonts w:ascii="Times New Roman" w:hAnsi="Times New Roman" w:eastAsia="Times New Roman" w:cs="Times New Roman"/>
-                <w:b/>
-                <w:i w:val="0"/>
-                <w:color w:val="000000"/>
-                <w:sz w:val="23"/>
-              </w:rPr>
-              <w:t>Quy tắc chuyển đổi</w:t>
-            </w:r>
-          </w:p>
-        </w:tc>
-        <w:tc>
-          <w:tcPr>
-            <w:tcW w:type="dxa" w:w="7257"/>
-            <w:vAlign w:val="center"/>
-            <w:tcMar>
-              <w:top w:w="65" w:type="dxa"/>
-              <w:left w:w="90" w:type="dxa"/>
-              <w:bottom w:w="65" w:type="dxa"/>
-              <w:right w:w="90" w:type="dxa"/>
-            </w:tcMar>
-            <w:shd w:fill="E2EBF2"/>
-          </w:tcPr>
-          <w:p>
-            <w:pPr>
-              <w:keepNext/>
-              <w:spacing w:after="20" w:before="20" w:line="252" w:lineRule="auto"/>
-              <w:ind w:firstLine="0"/>
-              <w:jc w:val="left"/>
-            </w:pPr>
-            <w:r>
-              <w:rPr>
-                <w:rFonts w:ascii="Times New Roman" w:hAnsi="Times New Roman" w:eastAsia="Times New Roman" w:cs="Times New Roman"/>
-                <w:b/>
-                <w:i w:val="0"/>
-                <w:color w:val="000000"/>
-                <w:sz w:val="23"/>
-              </w:rPr>
-              <w:t>Áp dụng cho e-SHOPPING</w:t>
-            </w:r>
-          </w:p>
-        </w:tc>
-      </w:tr>
-      <w:tr>
-        <w:trPr>
-          <w:cantSplit/>
-        </w:trPr>
-        <w:tc>
-          <w:tcPr>
-            <w:tcW w:type="dxa" w:w="2381"/>
-            <w:vAlign w:val="center"/>
-            <w:tcMar>
-              <w:top w:w="65" w:type="dxa"/>
-              <w:left w:w="90" w:type="dxa"/>
-              <w:bottom w:w="65" w:type="dxa"/>
-              <w:right w:w="90" w:type="dxa"/>
-            </w:tcMar>
-          </w:tcPr>
-          <w:p>
-            <w:pPr>
-              <w:keepNext w:val="0"/>
-              <w:spacing w:after="20" w:before="20" w:line="252" w:lineRule="auto"/>
-              <w:ind w:firstLine="0"/>
-              <w:jc w:val="left"/>
-            </w:pPr>
-            <w:r>
-              <w:rPr>
-                <w:rFonts w:ascii="Times New Roman" w:hAnsi="Times New Roman" w:eastAsia="Times New Roman" w:cs="Times New Roman"/>
-                <w:b w:val="0"/>
-                <w:i w:val="0"/>
-                <w:color w:val="000000"/>
-                <w:sz w:val="23"/>
-              </w:rPr>
-              <w:t>Lớp thực thể → bảng</w:t>
-            </w:r>
-          </w:p>
-        </w:tc>
-        <w:tc>
-          <w:tcPr>
-            <w:tcW w:type="dxa" w:w="7257"/>
-            <w:vAlign w:val="center"/>
-            <w:tcMar>
-              <w:top w:w="65" w:type="dxa"/>
-              <w:left w:w="90" w:type="dxa"/>
-              <w:bottom w:w="65" w:type="dxa"/>
-              <w:right w:w="90" w:type="dxa"/>
-            </w:tcMar>
-          </w:tcPr>
-          <w:p>
-            <w:pPr>
-              <w:keepNext w:val="0"/>
-              <w:spacing w:after="20" w:before="20" w:line="252" w:lineRule="auto"/>
-              <w:ind w:firstLine="0"/>
-              <w:jc w:val="left"/>
-            </w:pPr>
-            <w:r>
-              <w:rPr>
-                <w:rFonts w:ascii="Times New Roman" w:hAnsi="Times New Roman" w:eastAsia="Times New Roman" w:cs="Times New Roman"/>
-                <w:b w:val="0"/>
-                <w:i w:val="0"/>
-                <w:color w:val="000000"/>
-                <w:sz w:val="23"/>
-              </w:rPr>
-              <w:t>KhachHang, DonHang, PhiGiaoHang, ThanhToan, EmailXacNhan và chi tiết đơn. GioHang theo phiên nên không ánh xạ bảng.</w:t>
-            </w:r>
-          </w:p>
-        </w:tc>
-      </w:tr>
-      <w:tr>
-        <w:trPr>
-          <w:cantSplit/>
-        </w:trPr>
-        <w:tc>
-          <w:tcPr>
-            <w:tcW w:type="dxa" w:w="2381"/>
-            <w:vAlign w:val="center"/>
-            <w:tcMar>
-              <w:top w:w="65" w:type="dxa"/>
-              <w:left w:w="90" w:type="dxa"/>
-              <w:bottom w:w="65" w:type="dxa"/>
-              <w:right w:w="90" w:type="dxa"/>
-            </w:tcMar>
-          </w:tcPr>
-          <w:p>
-            <w:pPr>
-              <w:keepNext w:val="0"/>
-              <w:spacing w:after="20" w:before="20" w:line="252" w:lineRule="auto"/>
-              <w:ind w:firstLine="0"/>
-              <w:jc w:val="left"/>
-            </w:pPr>
-            <w:r>
-              <w:rPr>
-                <w:rFonts w:ascii="Times New Roman" w:hAnsi="Times New Roman" w:eastAsia="Times New Roman" w:cs="Times New Roman"/>
-                <w:b w:val="0"/>
-                <w:i w:val="0"/>
-                <w:color w:val="000000"/>
-                <w:sz w:val="23"/>
-              </w:rPr>
-              <w:t>Liên kết 1–n</w:t>
-            </w:r>
-          </w:p>
-        </w:tc>
-        <w:tc>
-          <w:tcPr>
-            <w:tcW w:type="dxa" w:w="7257"/>
-            <w:vAlign w:val="center"/>
-            <w:tcMar>
-              <w:top w:w="65" w:type="dxa"/>
-              <w:left w:w="90" w:type="dxa"/>
-              <w:bottom w:w="65" w:type="dxa"/>
-              <w:right w:w="90" w:type="dxa"/>
-            </w:tcMar>
-          </w:tcPr>
-          <w:p>
-            <w:pPr>
-              <w:keepNext w:val="0"/>
-              <w:spacing w:after="20" w:before="20" w:line="252" w:lineRule="auto"/>
-              <w:ind w:firstLine="0"/>
-              <w:jc w:val="left"/>
-            </w:pPr>
-            <w:r>
-              <w:rPr>
-                <w:rFonts w:ascii="Times New Roman" w:hAnsi="Times New Roman" w:eastAsia="Times New Roman" w:cs="Times New Roman"/>
-                <w:b w:val="0"/>
-                <w:i w:val="0"/>
-                <w:color w:val="000000"/>
-                <w:sz w:val="23"/>
-              </w:rPr>
-              <w:t>MaKH ở DonHang; MaDH ở ChiTietDonHang; MaNhom ở SanPham. Khóa ở phía một được đưa sang phía nhiều.</w:t>
-            </w:r>
-          </w:p>
-        </w:tc>
-      </w:tr>
-      <w:tr>
-        <w:trPr>
-          <w:cantSplit/>
-        </w:trPr>
-        <w:tc>
-          <w:tcPr>
-            <w:tcW w:type="dxa" w:w="2381"/>
-            <w:vAlign w:val="center"/>
-            <w:tcMar>
-              <w:top w:w="65" w:type="dxa"/>
-              <w:left w:w="90" w:type="dxa"/>
-              <w:bottom w:w="65" w:type="dxa"/>
-              <w:right w:w="90" w:type="dxa"/>
-            </w:tcMar>
-          </w:tcPr>
-          <w:p>
-            <w:pPr>
-              <w:keepNext w:val="0"/>
-              <w:spacing w:after="20" w:before="20" w:line="252" w:lineRule="auto"/>
-              <w:ind w:firstLine="0"/>
-              <w:jc w:val="left"/>
-            </w:pPr>
-            <w:r>
-              <w:rPr>
-                <w:rFonts w:ascii="Times New Roman" w:hAnsi="Times New Roman" w:eastAsia="Times New Roman" w:cs="Times New Roman"/>
-                <w:b w:val="0"/>
-                <w:i w:val="0"/>
-                <w:color w:val="000000"/>
-                <w:sz w:val="23"/>
-              </w:rPr>
-              <w:t>Liên kết 1–1 hoặc 1–0..1</w:t>
-            </w:r>
-          </w:p>
-        </w:tc>
-        <w:tc>
-          <w:tcPr>
-            <w:tcW w:type="dxa" w:w="7257"/>
-            <w:vAlign w:val="center"/>
-            <w:tcMar>
-              <w:top w:w="65" w:type="dxa"/>
-              <w:left w:w="90" w:type="dxa"/>
-              <w:bottom w:w="65" w:type="dxa"/>
-              <w:right w:w="90" w:type="dxa"/>
-            </w:tcMar>
-          </w:tcPr>
-          <w:p>
-            <w:pPr>
-              <w:keepNext w:val="0"/>
-              <w:spacing w:after="20" w:before="20" w:line="252" w:lineRule="auto"/>
-              <w:ind w:firstLine="0"/>
-              <w:jc w:val="left"/>
-            </w:pPr>
-            <w:r>
-              <w:rPr>
-                <w:rFonts w:ascii="Times New Roman" w:hAnsi="Times New Roman" w:eastAsia="Times New Roman" w:cs="Times New Roman"/>
-                <w:b w:val="0"/>
-                <w:i w:val="0"/>
-                <w:color w:val="000000"/>
-                <w:sz w:val="23"/>
-              </w:rPr>
-              <w:t>ThanhToan và EmailXacNhan dùng MaDH vừa là khóa chính vừa là khóa ngoại để mỗi đơn có tối đa một dòng ở mỗi bảng.</w:t>
-            </w:r>
-          </w:p>
-        </w:tc>
-      </w:tr>
-      <w:tr>
-        <w:trPr>
-          <w:cantSplit/>
-        </w:trPr>
-        <w:tc>
-          <w:tcPr>
-            <w:tcW w:type="dxa" w:w="2381"/>
-            <w:vAlign w:val="center"/>
-            <w:tcMar>
-              <w:top w:w="65" w:type="dxa"/>
-              <w:left w:w="90" w:type="dxa"/>
-              <w:bottom w:w="65" w:type="dxa"/>
-              <w:right w:w="90" w:type="dxa"/>
-            </w:tcMar>
-          </w:tcPr>
-          <w:p>
-            <w:pPr>
-              <w:keepNext w:val="0"/>
-              <w:spacing w:after="20" w:before="20" w:line="252" w:lineRule="auto"/>
-              <w:ind w:firstLine="0"/>
-              <w:jc w:val="left"/>
-            </w:pPr>
-            <w:r>
-              <w:rPr>
-                <w:rFonts w:ascii="Times New Roman" w:hAnsi="Times New Roman" w:eastAsia="Times New Roman" w:cs="Times New Roman"/>
-                <w:b w:val="0"/>
-                <w:i w:val="0"/>
-                <w:color w:val="000000"/>
-                <w:sz w:val="23"/>
-              </w:rPr>
-              <w:t>Liên kết n–n có thuộc tính</w:t>
-            </w:r>
-          </w:p>
-        </w:tc>
-        <w:tc>
-          <w:tcPr>
-            <w:tcW w:type="dxa" w:w="7257"/>
-            <w:vAlign w:val="center"/>
-            <w:tcMar>
-              <w:top w:w="65" w:type="dxa"/>
-              <w:left w:w="90" w:type="dxa"/>
-              <w:bottom w:w="65" w:type="dxa"/>
-              <w:right w:w="90" w:type="dxa"/>
-            </w:tcMar>
-          </w:tcPr>
-          <w:p>
-            <w:pPr>
-              <w:keepNext w:val="0"/>
-              <w:spacing w:after="20" w:before="20" w:line="252" w:lineRule="auto"/>
-              <w:ind w:firstLine="0"/>
-              <w:jc w:val="left"/>
-            </w:pPr>
-            <w:r>
-              <w:rPr>
-                <w:rFonts w:ascii="Times New Roman" w:hAnsi="Times New Roman" w:eastAsia="Times New Roman" w:cs="Times New Roman"/>
-                <w:b w:val="0"/>
-                <w:i w:val="0"/>
-                <w:color w:val="000000"/>
-                <w:sz w:val="23"/>
-              </w:rPr>
-              <w:t>Đơn và mã sản phẩm có ChiTietDonHang, khóa ghép (MaDH, MaSP), kèm SoLuong, DonGia và tên tại lúc đặt. MaSP tham chiếu hệ thống ngoài nên không ép FK sang catalog.</w:t>
-            </w:r>
-          </w:p>
-        </w:tc>
-      </w:tr>
-      <w:tr>
-        <w:trPr>
-          <w:cantSplit/>
-        </w:trPr>
-        <w:tc>
-          <w:tcPr>
-            <w:tcW w:type="dxa" w:w="2381"/>
-            <w:vAlign w:val="center"/>
-            <w:tcMar>
-              <w:top w:w="65" w:type="dxa"/>
-              <w:left w:w="90" w:type="dxa"/>
-              <w:bottom w:w="65" w:type="dxa"/>
-              <w:right w:w="90" w:type="dxa"/>
-            </w:tcMar>
-          </w:tcPr>
-          <w:p>
-            <w:pPr>
-              <w:keepNext w:val="0"/>
-              <w:spacing w:after="20" w:before="20" w:line="252" w:lineRule="auto"/>
-              <w:ind w:firstLine="0"/>
-              <w:jc w:val="left"/>
-            </w:pPr>
-            <w:r>
-              <w:rPr>
-                <w:rFonts w:ascii="Times New Roman" w:hAnsi="Times New Roman" w:eastAsia="Times New Roman" w:cs="Times New Roman"/>
-                <w:b w:val="0"/>
-                <w:i w:val="0"/>
-                <w:color w:val="000000"/>
-                <w:sz w:val="23"/>
-              </w:rPr>
-              <w:t>Thuộc tính nhiều giá trị</w:t>
-            </w:r>
-          </w:p>
-        </w:tc>
-        <w:tc>
-          <w:tcPr>
-            <w:tcW w:type="dxa" w:w="7257"/>
-            <w:vAlign w:val="center"/>
-            <w:tcMar>
-              <w:top w:w="65" w:type="dxa"/>
-              <w:left w:w="90" w:type="dxa"/>
-              <w:bottom w:w="65" w:type="dxa"/>
-              <w:right w:w="90" w:type="dxa"/>
-            </w:tcMar>
-          </w:tcPr>
-          <w:p>
-            <w:pPr>
-              <w:keepNext w:val="0"/>
-              <w:spacing w:after="20" w:before="20" w:line="252" w:lineRule="auto"/>
-              <w:ind w:firstLine="0"/>
-              <w:jc w:val="left"/>
-            </w:pPr>
-            <w:r>
-              <w:rPr>
-                <w:rFonts w:ascii="Times New Roman" w:hAnsi="Times New Roman" w:eastAsia="Times New Roman" w:cs="Times New Roman"/>
-                <w:b w:val="0"/>
-                <w:i w:val="0"/>
-                <w:color w:val="000000"/>
-                <w:sz w:val="23"/>
-              </w:rPr>
-              <w:t>Nhiều ảnh tách thành HinhAnhSanPham, khóa ghép (MaSP, ThuTu). Không ghép nhiều đường dẫn vào một ô dữ liệu.</w:t>
-            </w:r>
-          </w:p>
-        </w:tc>
-      </w:tr>
-      <w:tr>
-        <w:trPr>
-          <w:cantSplit/>
-        </w:trPr>
-        <w:tc>
-          <w:tcPr>
-            <w:tcW w:type="dxa" w:w="2381"/>
-            <w:vAlign w:val="center"/>
-            <w:tcMar>
-              <w:top w:w="65" w:type="dxa"/>
-              <w:left w:w="90" w:type="dxa"/>
-              <w:bottom w:w="65" w:type="dxa"/>
-              <w:right w:w="90" w:type="dxa"/>
-            </w:tcMar>
-          </w:tcPr>
-          <w:p>
-            <w:pPr>
-              <w:keepNext w:val="0"/>
-              <w:spacing w:after="20" w:before="20" w:line="252" w:lineRule="auto"/>
-              <w:ind w:firstLine="0"/>
-              <w:jc w:val="left"/>
-            </w:pPr>
-            <w:r>
-              <w:rPr>
-                <w:rFonts w:ascii="Times New Roman" w:hAnsi="Times New Roman" w:eastAsia="Times New Roman" w:cs="Times New Roman"/>
-                <w:b w:val="0"/>
-                <w:i w:val="0"/>
-                <w:color w:val="000000"/>
-                <w:sz w:val="23"/>
-              </w:rPr>
-              <w:t>Giá trị cấu hình</w:t>
-            </w:r>
-          </w:p>
-        </w:tc>
-        <w:tc>
-          <w:tcPr>
-            <w:tcW w:type="dxa" w:w="7257"/>
-            <w:vAlign w:val="center"/>
-            <w:tcMar>
-              <w:top w:w="65" w:type="dxa"/>
-              <w:left w:w="90" w:type="dxa"/>
-              <w:bottom w:w="65" w:type="dxa"/>
-              <w:right w:w="90" w:type="dxa"/>
-            </w:tcMar>
-          </w:tcPr>
-          <w:p>
-            <w:pPr>
-              <w:keepNext w:val="0"/>
-              <w:spacing w:after="20" w:before="20" w:line="252" w:lineRule="auto"/>
-              <w:ind w:firstLine="0"/>
-              <w:jc w:val="left"/>
-            </w:pPr>
-            <w:r>
-              <w:rPr>
-                <w:rFonts w:ascii="Times New Roman" w:hAnsi="Times New Roman" w:eastAsia="Times New Roman" w:cs="Times New Roman"/>
-                <w:b w:val="0"/>
-                <w:i w:val="0"/>
-                <w:color w:val="000000"/>
-                <w:sz w:val="23"/>
-              </w:rPr>
-              <w:t>PhiGiaoHang dùng khóa (KhuVuc, LoaiGiao). Phụ phí thẻ là cấu hình ứng dụng; giá trị thực dùng cho đơn được lưu ở DonHang.PhiThe.</w:t>
-            </w:r>
-          </w:p>
-        </w:tc>
-      </w:tr>
-    </w:tbl>
-    <w:p>
-      <w:pPr>
-        <w:spacing w:after="0" w:before="0" w:line="60" w:lineRule="exact"/>
-      </w:pPr>
-      <w:r>
-        <w:rPr>
-          <w:rFonts w:ascii="Times New Roman" w:hAnsi="Times New Roman" w:eastAsia="Times New Roman" w:cs="Times New Roman"/>
-          <w:b w:val="0"/>
-          <w:i w:val="0"/>
-          <w:color w:val="000000"/>
-          <w:sz w:val="6"/>
-        </w:rPr>
-      </w:r>
-    </w:p>
-    <w:p>
-      <w:pPr>
-        <w:widowControl/>
-        <w:spacing w:before="0" w:after="100" w:line="276" w:lineRule="auto"/>
-        <w:ind w:firstLine="369"/>
-        <w:jc w:val="both"/>
-      </w:pPr>
-      <w:r>
-        <w:rPr>
-          <w:rFonts w:ascii="Times New Roman" w:hAnsi="Times New Roman" w:eastAsia="Times New Roman" w:cs="Times New Roman"/>
-          <w:b w:val="0"/>
-          <w:i w:val="0"/>
-          <w:color w:val="000000"/>
-          <w:sz w:val="26"/>
-        </w:rPr>
-        <w:t>Quan hệ MaSP của chi tiết đơn khác với khóa ngoại nội bộ: sản phẩm ngoài có thể bị đổi hoặc ngừng cung cấp nhưng đơn cũ vẫn phải đọc được. Chi tiết giữ MaSP, TenSP và DonGia tại thời điểm đặt. Quan hệ 1–1 bảo đảm tối đa một thanh toán bằng khóa; điều kiện phải có một thanh toán và ít nhất một chi tiết được bảo đảm bởi transaction của SaveOrder, không chỉ bằng khóa ngoại.</w:t>
-      </w:r>
-    </w:p>
-    <w:p>
-      <w:pPr>
-        <w:keepNext/>
-        <w:spacing w:before="80" w:after="40" w:line="240" w:lineRule="auto"/>
-        <w:ind w:firstLine="0"/>
-        <w:jc w:val="center"/>
-      </w:pPr>
-      <w:r>
-        <w:drawing>
-          <wp:inline xmlns:a="http://schemas.openxmlformats.org/drawingml/2006/main" xmlns:pic="http://schemas.openxmlformats.org/drawingml/2006/picture">
-            <wp:extent cx="5204210" cy="7200000"/>
-            <wp:docPr id="30" name="Picture 30" descr="Hình 26a. Sơ đồ quan hệ sáu bảng của e-SHOPPING"/>
-            <wp:cNvGraphicFramePr>
-              <a:graphicFrameLocks noChangeAspect="1"/>
-            </wp:cNvGraphicFramePr>
-            <a:graphic>
-              <a:graphicData uri="http://schemas.openxmlformats.org/drawingml/2006/picture">
-                <pic:pic>
-                  <pic:nvPicPr>
-                    <pic:cNvPr id="0" name="erd.png"/>
-                    <pic:cNvPicPr/>
-                  </pic:nvPicPr>
-                  <pic:blipFill>
-                    <a:blip r:embed="rId61"/>
-                    <a:stretch>
-                      <a:fillRect/>
-                    </a:stretch>
-                  </pic:blipFill>
-                  <pic:spPr>
-                    <a:xfrm>
-                      <a:off x="0" y="0"/>
-                      <a:ext cx="5204210" cy="7200000"/>
-                    </a:xfrm>
-                    <a:prstGeom prst="rect"/>
-                  </pic:spPr>
-                </pic:pic>
-              </a:graphicData>
-            </a:graphic>
-          </wp:inline>
-        </w:drawing>
-      </w:r>
-    </w:p>
-    <w:p>
-      <w:pPr>
-        <w:keepLines/>
-        <w:spacing w:after="100"/>
-        <w:jc w:val="center"/>
-      </w:pPr>
-      <w:r>
-        <w:rPr>
-          <w:rFonts w:ascii="Times New Roman" w:hAnsi="Times New Roman" w:eastAsia="Times New Roman" w:cs="Times New Roman"/>
-          <w:b w:val="0"/>
-          <w:i/>
-          <w:color w:val="000000"/>
-          <w:sz w:val="23"/>
-        </w:rPr>
-        <w:t>Hình 26a. Sơ đồ quan hệ sáu bảng của e-SHOPPING</w:t>
-      </w:r>
-    </w:p>
-    <w:p>
-      <w:pPr>
-        <w:keepNext/>
-        <w:spacing w:before="80" w:after="40" w:line="240" w:lineRule="auto"/>
-        <w:ind w:firstLine="0"/>
-        <w:jc w:val="center"/>
-      </w:pPr>
-      <w:r>
-        <w:drawing>
-          <wp:inline xmlns:a="http://schemas.openxmlformats.org/drawingml/2006/main" xmlns:pic="http://schemas.openxmlformats.org/drawingml/2006/picture">
-            <wp:extent cx="2868944" cy="5760000"/>
-            <wp:docPr id="31" name="Picture 31" descr="Hình 26b. Sơ đồ ba bảng mô phỏng danh mục ngoài"/>
-            <wp:cNvGraphicFramePr>
-              <a:graphicFrameLocks noChangeAspect="1"/>
-            </wp:cNvGraphicFramePr>
-            <a:graphic>
-              <a:graphicData uri="http://schemas.openxmlformats.org/drawingml/2006/picture">
-                <pic:pic>
-                  <pic:nvPicPr>
-                    <pic:cNvPr id="0" name="erd_catalog.png"/>
-                    <pic:cNvPicPr/>
-                  </pic:nvPicPr>
-                  <pic:blipFill>
-                    <a:blip r:embed="rId62"/>
-                    <a:stretch>
-                      <a:fillRect/>
-                    </a:stretch>
-                  </pic:blipFill>
-                  <pic:spPr>
-                    <a:xfrm>
-                      <a:off x="0" y="0"/>
-                      <a:ext cx="2868944" cy="5760000"/>
-                    </a:xfrm>
-                    <a:prstGeom prst="rect"/>
-                  </pic:spPr>
-                </pic:pic>
-              </a:graphicData>
-            </a:graphic>
-          </wp:inline>
-        </w:drawing>
-      </w:r>
-    </w:p>
-    <w:p>
-      <w:pPr>
-        <w:keepLines/>
-        <w:spacing w:after="100"/>
-        <w:jc w:val="center"/>
-      </w:pPr>
-      <w:r>
-        <w:rPr>
-          <w:rFonts w:ascii="Times New Roman" w:hAnsi="Times New Roman" w:eastAsia="Times New Roman" w:cs="Times New Roman"/>
-          <w:b w:val="0"/>
-          <w:i/>
-          <w:color w:val="000000"/>
-          <w:sz w:val="23"/>
-        </w:rPr>
-        <w:t>Hình 26b. Sơ đồ ba bảng mô phỏng danh mục ngoài</w:t>
-      </w:r>
-    </w:p>
-    <w:p>
-      <w:pPr>
-        <w:widowControl/>
-        <w:spacing w:before="0" w:after="100" w:line="276" w:lineRule="auto"/>
-        <w:ind w:firstLine="369"/>
-        <w:jc w:val="both"/>
-      </w:pPr>
-      <w:r>
-        <w:rPr>
-          <w:rFonts w:ascii="Times New Roman" w:hAnsi="Times New Roman" w:eastAsia="Times New Roman" w:cs="Times New Roman"/>
-          <w:b w:val="0"/>
-          <w:i w:val="0"/>
-          <w:color w:val="000000"/>
-          <w:sz w:val="26"/>
-        </w:rPr>
-        <w:t>Sáu bảng dbo là dữ liệu e-SHOPPING. Ba bảng catalog chỉ mô phỏng nguồn danh mục ngoài. MaSP trong ChiTietDonHang tham chiếu sản phẩm ở phần catalog bằng mã, không tạo ràng buộc khóa ngoại SQL giữa hai phần.</w:t>
-      </w:r>
-    </w:p>
-    <w:p>
-      <w:pPr>
-        <w:pStyle w:val="Heading2"/>
-        <w:keepNext/>
-        <w:keepLines/>
-        <w:spacing w:before="140" w:after="100" w:line="276" w:lineRule="auto"/>
-        <w:ind w:firstLine="0"/>
-      </w:pPr>
-      <w:r>
-        <w:rPr>
-          <w:rFonts w:ascii="Times New Roman" w:hAnsi="Times New Roman" w:eastAsia="Times New Roman" w:cs="Times New Roman"/>
-          <w:b/>
-          <w:i w:val="0"/>
-          <w:color w:val="000000"/>
-          <w:sz w:val="26"/>
-        </w:rPr>
-        <w:t>4.2. Từ điển dữ liệu</w:t>
-      </w:r>
-    </w:p>
-    <w:p>
-      <w:pPr>
-        <w:pStyle w:val="Heading3"/>
-        <w:keepNext/>
-        <w:keepLines/>
-        <w:spacing w:before="140" w:after="100" w:line="276" w:lineRule="auto"/>
-        <w:ind w:firstLine="0"/>
-      </w:pPr>
-      <w:r>
-        <w:rPr>
-          <w:rFonts w:ascii="Times New Roman" w:hAnsi="Times New Roman" w:eastAsia="Times New Roman" w:cs="Times New Roman"/>
-          <w:b/>
-          <w:i w:val="0"/>
-          <w:color w:val="000000"/>
-          <w:sz w:val="26"/>
-        </w:rPr>
-        <w:t>4.2.1. catalog.NhomSanPham</w:t>
+        <w:t>4.2.1. Bảng NhomSanPham</w:t>
       </w:r>
     </w:p>
     <w:tbl>
@@ -13401,7 +9660,7 @@
           <w:color w:val="000000"/>
           <w:sz w:val="26"/>
         </w:rPr>
-        <w:t>4.2.2. catalog.SanPham</w:t>
+        <w:t>4.2.2. Bảng SanPham</w:t>
       </w:r>
     </w:p>
     <w:tbl>
@@ -14219,7 +10478,7 @@
           <w:color w:val="000000"/>
           <w:sz w:val="26"/>
         </w:rPr>
-        <w:t>4.2.3. catalog.HinhAnhSanPham</w:t>
+        <w:t>4.2.3. Bảng HinhAnhSanPham</w:t>
       </w:r>
     </w:p>
     <w:tbl>
@@ -14657,7 +10916,7 @@
           <w:color w:val="000000"/>
           <w:sz w:val="26"/>
         </w:rPr>
-        <w:t>4.2.4. dbo.KhachHang</w:t>
+        <w:t>4.2.4. Bảng KhachHang</w:t>
       </w:r>
     </w:p>
     <w:tbl>
@@ -15760,7 +12019,7 @@
           <w:color w:val="000000"/>
           <w:sz w:val="26"/>
         </w:rPr>
-        <w:t>4.2.5. dbo.PhiGiaoHang</w:t>
+        <w:t>4.2.5. Bảng PhiGiaoHang</w:t>
       </w:r>
     </w:p>
     <w:tbl>
@@ -16198,7 +12457,7 @@
           <w:color w:val="000000"/>
           <w:sz w:val="26"/>
         </w:rPr>
-        <w:t>4.2.6. dbo.DonHang</w:t>
+        <w:t>4.2.6. Bảng DonHang</w:t>
       </w:r>
     </w:p>
     <w:tbl>
@@ -17491,7 +13750,7 @@
           <w:color w:val="000000"/>
           <w:sz w:val="26"/>
         </w:rPr>
-        <w:t>4.2.7. dbo.ChiTietDonHang</w:t>
+        <w:t>4.2.7. Bảng ChiTietDonHang</w:t>
       </w:r>
     </w:p>
     <w:tbl>
@@ -18214,7 +14473,7 @@
           <w:color w:val="000000"/>
           <w:sz w:val="26"/>
         </w:rPr>
-        <w:t>4.2.8. dbo.ThanhToan</w:t>
+        <w:t>4.2.8. Bảng ThanhToan</w:t>
       </w:r>
     </w:p>
     <w:tbl>
@@ -18937,7 +15196,7 @@
           <w:color w:val="000000"/>
           <w:sz w:val="26"/>
         </w:rPr>
-        <w:t>4.2.9. dbo.EmailXacNhan</w:t>
+        <w:t>4.2.9. Bảng EmailXacNhan</w:t>
       </w:r>
     </w:p>
     <w:tbl>
@@ -22363,65 +18622,6 @@
     </w:p>
     <w:p>
       <w:pPr>
-        <w:keepNext/>
-        <w:spacing w:before="80" w:after="40" w:line="240" w:lineRule="auto"/>
-        <w:ind w:firstLine="0"/>
-        <w:jc w:val="center"/>
-      </w:pPr>
-      <w:r>
-        <w:drawing>
-          <wp:inline xmlns:a="http://schemas.openxmlformats.org/drawingml/2006/main" xmlns:pic="http://schemas.openxmlformats.org/drawingml/2006/picture">
-            <wp:extent cx="5463373" cy="5760000"/>
-            <wp:docPr id="32" name="Picture 32" descr="Hình 27. Kiến trúc UI → Service và Adapter → Data"/>
-            <wp:cNvGraphicFramePr>
-              <a:graphicFrameLocks noChangeAspect="1"/>
-            </wp:cNvGraphicFramePr>
-            <a:graphic>
-              <a:graphicData uri="http://schemas.openxmlformats.org/drawingml/2006/picture">
-                <pic:pic>
-                  <pic:nvPicPr>
-                    <pic:cNvPr id="0" name="architecture.png"/>
-                    <pic:cNvPicPr/>
-                  </pic:nvPicPr>
-                  <pic:blipFill>
-                    <a:blip r:embed="rId63"/>
-                    <a:stretch>
-                      <a:fillRect/>
-                    </a:stretch>
-                  </pic:blipFill>
-                  <pic:spPr>
-                    <a:xfrm>
-                      <a:off x="0" y="0"/>
-                      <a:ext cx="5463373" cy="5760000"/>
-                    </a:xfrm>
-                    <a:prstGeom prst="rect"/>
-                  </pic:spPr>
-                </pic:pic>
-              </a:graphicData>
-            </a:graphic>
-          </wp:inline>
-        </w:drawing>
-      </w:r>
-    </w:p>
-    <w:p>
-      <w:pPr>
-        <w:keepLines/>
-        <w:spacing w:after="100"/>
-        <w:jc w:val="center"/>
-      </w:pPr>
-      <w:r>
-        <w:rPr>
-          <w:rFonts w:ascii="Times New Roman" w:hAnsi="Times New Roman" w:eastAsia="Times New Roman" w:cs="Times New Roman"/>
-          <w:b w:val="0"/>
-          <w:i/>
-          <w:color w:val="000000"/>
-          <w:sz w:val="23"/>
-        </w:rPr>
-        <w:t>Hình 27. Kiến trúc UI → Service và Adapter → Data</w:t>
-      </w:r>
-    </w:p>
-    <w:p>
-      <w:pPr>
         <w:widowControl/>
         <w:spacing w:before="0" w:after="100" w:line="276" w:lineRule="auto"/>
         <w:ind w:firstLine="369"/>
@@ -23390,65 +19590,6 @@
     </w:p>
     <w:p>
       <w:pPr>
-        <w:keepNext/>
-        <w:spacing w:before="80" w:after="40" w:line="240" w:lineRule="auto"/>
-        <w:ind w:firstLine="0"/>
-        <w:jc w:val="center"/>
-      </w:pPr>
-      <w:r>
-        <w:drawing>
-          <wp:inline xmlns:a="http://schemas.openxmlformats.org/drawingml/2006/main" xmlns:pic="http://schemas.openxmlformats.org/drawingml/2006/picture">
-            <wp:extent cx="6120000" cy="3884944"/>
-            <wp:docPr id="33" name="Picture 33" descr="Hình 28. Điều hướng giữa các Form"/>
-            <wp:cNvGraphicFramePr>
-              <a:graphicFrameLocks noChangeAspect="1"/>
-            </wp:cNvGraphicFramePr>
-            <a:graphic>
-              <a:graphicData uri="http://schemas.openxmlformats.org/drawingml/2006/picture">
-                <pic:pic>
-                  <pic:nvPicPr>
-                    <pic:cNvPr id="0" name="form_navigation.png"/>
-                    <pic:cNvPicPr/>
-                  </pic:nvPicPr>
-                  <pic:blipFill>
-                    <a:blip r:embed="rId64"/>
-                    <a:stretch>
-                      <a:fillRect/>
-                    </a:stretch>
-                  </pic:blipFill>
-                  <pic:spPr>
-                    <a:xfrm>
-                      <a:off x="0" y="0"/>
-                      <a:ext cx="6120000" cy="3884944"/>
-                    </a:xfrm>
-                    <a:prstGeom prst="rect"/>
-                  </pic:spPr>
-                </pic:pic>
-              </a:graphicData>
-            </a:graphic>
-          </wp:inline>
-        </w:drawing>
-      </w:r>
-    </w:p>
-    <w:p>
-      <w:pPr>
-        <w:keepLines/>
-        <w:spacing w:after="100"/>
-        <w:jc w:val="center"/>
-      </w:pPr>
-      <w:r>
-        <w:rPr>
-          <w:rFonts w:ascii="Times New Roman" w:hAnsi="Times New Roman" w:eastAsia="Times New Roman" w:cs="Times New Roman"/>
-          <w:b w:val="0"/>
-          <w:i/>
-          <w:color w:val="000000"/>
-          <w:sz w:val="23"/>
-        </w:rPr>
-        <w:t>Hình 28. Điều hướng giữa các Form</w:t>
-      </w:r>
-    </w:p>
-    <w:p>
-      <w:pPr>
         <w:widowControl/>
         <w:spacing w:before="0" w:after="100" w:line="276" w:lineRule="auto"/>
         <w:ind w:firstLine="369"/>
@@ -23533,7 +19674,7 @@
         <w:drawing>
           <wp:inline xmlns:a="http://schemas.openxmlformats.org/drawingml/2006/main" xmlns:pic="http://schemas.openxmlformats.org/drawingml/2006/picture">
             <wp:extent cx="4731803" cy="3960000"/>
-            <wp:docPr id="34" name="Picture 34" descr="Hình 29. Màn hình chính"/>
+            <wp:docPr id="12" name="Picture 12" descr="Hình 12. Màn hình chính"/>
             <wp:cNvGraphicFramePr>
               <a:graphicFrameLocks noChangeAspect="1"/>
             </wp:cNvGraphicFramePr>
@@ -23545,7 +19686,7 @@
                     <pic:cNvPicPr/>
                   </pic:nvPicPr>
                   <pic:blipFill>
-                    <a:blip r:embed="rId65"/>
+                    <a:blip r:embed="rId18"/>
                     <a:stretch>
                       <a:fillRect/>
                     </a:stretch>
@@ -23578,7 +19719,7 @@
           <w:color w:val="000000"/>
           <w:sz w:val="23"/>
         </w:rPr>
-        <w:t>Hình 29. Màn hình chính</w:t>
+        <w:t>Hình 12. Màn hình chính</w:t>
       </w:r>
     </w:p>
     <w:p>
@@ -23629,7 +19770,7 @@
         <w:drawing>
           <wp:inline xmlns:a="http://schemas.openxmlformats.org/drawingml/2006/main" xmlns:pic="http://schemas.openxmlformats.org/drawingml/2006/picture">
             <wp:extent cx="6120000" cy="3978675"/>
-            <wp:docPr id="35" name="Picture 35" descr="Hình 30. Danh sách sản phẩm"/>
+            <wp:docPr id="13" name="Picture 13" descr="Hình 13. Danh sách sản phẩm"/>
             <wp:cNvGraphicFramePr>
               <a:graphicFrameLocks noChangeAspect="1"/>
             </wp:cNvGraphicFramePr>
@@ -23641,7 +19782,7 @@
                     <pic:cNvPicPr/>
                   </pic:nvPicPr>
                   <pic:blipFill>
-                    <a:blip r:embed="rId66"/>
+                    <a:blip r:embed="rId19"/>
                     <a:stretch>
                       <a:fillRect/>
                     </a:stretch>
@@ -23674,7 +19815,7 @@
           <w:color w:val="000000"/>
           <w:sz w:val="23"/>
         </w:rPr>
-        <w:t>Hình 30. Danh sách sản phẩm</w:t>
+        <w:t>Hình 13. Danh sách sản phẩm</w:t>
       </w:r>
     </w:p>
     <w:p>
@@ -23725,7 +19866,7 @@
         <w:drawing>
           <wp:inline xmlns:a="http://schemas.openxmlformats.org/drawingml/2006/main" xmlns:pic="http://schemas.openxmlformats.org/drawingml/2006/picture">
             <wp:extent cx="6120000" cy="4388423"/>
-            <wp:docPr id="36" name="Picture 36" descr="Hình 31. Chi tiết và nhiều ảnh của sản phẩm"/>
+            <wp:docPr id="14" name="Picture 14" descr="Hình 14. Chi tiết và nhiều ảnh của sản phẩm"/>
             <wp:cNvGraphicFramePr>
               <a:graphicFrameLocks noChangeAspect="1"/>
             </wp:cNvGraphicFramePr>
@@ -23737,7 +19878,7 @@
                     <pic:cNvPicPr/>
                   </pic:nvPicPr>
                   <pic:blipFill>
-                    <a:blip r:embed="rId67"/>
+                    <a:blip r:embed="rId20"/>
                     <a:stretch>
                       <a:fillRect/>
                     </a:stretch>
@@ -23770,7 +19911,7 @@
           <w:color w:val="000000"/>
           <w:sz w:val="23"/>
         </w:rPr>
-        <w:t>Hình 31. Chi tiết và nhiều ảnh của sản phẩm</w:t>
+        <w:t>Hình 14. Chi tiết và nhiều ảnh của sản phẩm</w:t>
       </w:r>
     </w:p>
     <w:p>
@@ -23821,7 +19962,7 @@
         <w:drawing>
           <wp:inline xmlns:a="http://schemas.openxmlformats.org/drawingml/2006/main" xmlns:pic="http://schemas.openxmlformats.org/drawingml/2006/picture">
             <wp:extent cx="6120000" cy="3978675"/>
-            <wp:docPr id="37" name="Picture 37" descr="Hình 32. Giỏ hàng và cập nhật số lượng"/>
+            <wp:docPr id="15" name="Picture 15" descr="Hình 15. Giỏ hàng và cập nhật số lượng"/>
             <wp:cNvGraphicFramePr>
               <a:graphicFrameLocks noChangeAspect="1"/>
             </wp:cNvGraphicFramePr>
@@ -23833,7 +19974,7 @@
                     <pic:cNvPicPr/>
                   </pic:nvPicPr>
                   <pic:blipFill>
-                    <a:blip r:embed="rId68"/>
+                    <a:blip r:embed="rId21"/>
                     <a:stretch>
                       <a:fillRect/>
                     </a:stretch>
@@ -23866,7 +20007,7 @@
           <w:color w:val="000000"/>
           <w:sz w:val="23"/>
         </w:rPr>
-        <w:t>Hình 32. Giỏ hàng và cập nhật số lượng</w:t>
+        <w:t>Hình 15. Giỏ hàng và cập nhật số lượng</w:t>
       </w:r>
     </w:p>
     <w:p>
@@ -23917,7 +20058,7 @@
         <w:drawing>
           <wp:inline xmlns:a="http://schemas.openxmlformats.org/drawingml/2006/main" xmlns:pic="http://schemas.openxmlformats.org/drawingml/2006/picture">
             <wp:extent cx="6120000" cy="4069217"/>
-            <wp:docPr id="38" name="Picture 38" descr="Hình 33. Đăng nhập và đăng ký khách hàng"/>
+            <wp:docPr id="16" name="Picture 16" descr="Hình 16. Đăng nhập và đăng ký khách hàng"/>
             <wp:cNvGraphicFramePr>
               <a:graphicFrameLocks noChangeAspect="1"/>
             </wp:cNvGraphicFramePr>
@@ -23929,7 +20070,7 @@
                     <pic:cNvPicPr/>
                   </pic:nvPicPr>
                   <pic:blipFill>
-                    <a:blip r:embed="rId69"/>
+                    <a:blip r:embed="rId22"/>
                     <a:stretch>
                       <a:fillRect/>
                     </a:stretch>
@@ -23962,7 +20103,7 @@
           <w:color w:val="000000"/>
           <w:sz w:val="23"/>
         </w:rPr>
-        <w:t>Hình 33. Đăng nhập và đăng ký khách hàng</w:t>
+        <w:t>Hình 16. Đăng nhập và đăng ký khách hàng</w:t>
       </w:r>
     </w:p>
     <w:p>
@@ -24013,7 +20154,7 @@
         <w:drawing>
           <wp:inline xmlns:a="http://schemas.openxmlformats.org/drawingml/2006/main" xmlns:pic="http://schemas.openxmlformats.org/drawingml/2006/picture">
             <wp:extent cx="6120000" cy="4503860"/>
-            <wp:docPr id="39" name="Picture 39" descr="Hình 34. Người nhận và báo giá"/>
+            <wp:docPr id="17" name="Picture 17" descr="Hình 17. Người nhận và báo giá"/>
             <wp:cNvGraphicFramePr>
               <a:graphicFrameLocks noChangeAspect="1"/>
             </wp:cNvGraphicFramePr>
@@ -24025,7 +20166,7 @@
                     <pic:cNvPicPr/>
                   </pic:nvPicPr>
                   <pic:blipFill>
-                    <a:blip r:embed="rId70"/>
+                    <a:blip r:embed="rId23"/>
                     <a:stretch>
                       <a:fillRect/>
                     </a:stretch>
@@ -24058,7 +20199,7 @@
           <w:color w:val="000000"/>
           <w:sz w:val="23"/>
         </w:rPr>
-        <w:t>Hình 34. Người nhận và báo giá</w:t>
+        <w:t>Hình 17. Người nhận và báo giá</w:t>
       </w:r>
     </w:p>
     <w:p>
@@ -24109,7 +20250,7 @@
         <w:drawing>
           <wp:inline xmlns:a="http://schemas.openxmlformats.org/drawingml/2006/main" xmlns:pic="http://schemas.openxmlformats.org/drawingml/2006/picture">
             <wp:extent cx="5370410" cy="4320000"/>
-            <wp:docPr id="40" name="Picture 40" descr="Hình 35. Nhập dữ liệu thanh toán"/>
+            <wp:docPr id="18" name="Picture 18" descr="Hình 18. Nhập dữ liệu thanh toán"/>
             <wp:cNvGraphicFramePr>
               <a:graphicFrameLocks noChangeAspect="1"/>
             </wp:cNvGraphicFramePr>
@@ -24121,7 +20262,7 @@
                     <pic:cNvPicPr/>
                   </pic:nvPicPr>
                   <pic:blipFill>
-                    <a:blip r:embed="rId71"/>
+                    <a:blip r:embed="rId24"/>
                     <a:stretch>
                       <a:fillRect/>
                     </a:stretch>
@@ -24154,7 +20295,7 @@
           <w:color w:val="000000"/>
           <w:sz w:val="23"/>
         </w:rPr>
-        <w:t>Hình 35. Nhập dữ liệu thanh toán</w:t>
+        <w:t>Hình 18. Nhập dữ liệu thanh toán</w:t>
       </w:r>
     </w:p>
     <w:p>
@@ -24205,7 +20346,7 @@
         <w:drawing>
           <wp:inline xmlns:a="http://schemas.openxmlformats.org/drawingml/2006/main" xmlns:pic="http://schemas.openxmlformats.org/drawingml/2006/picture">
             <wp:extent cx="6120000" cy="4316423"/>
-            <wp:docPr id="41" name="Picture 41" descr="Hình 36. Xác nhận đơn đã lưu"/>
+            <wp:docPr id="19" name="Picture 19" descr="Hình 19. Xác nhận đơn đã lưu"/>
             <wp:cNvGraphicFramePr>
               <a:graphicFrameLocks noChangeAspect="1"/>
             </wp:cNvGraphicFramePr>
@@ -24217,7 +20358,7 @@
                     <pic:cNvPicPr/>
                   </pic:nvPicPr>
                   <pic:blipFill>
-                    <a:blip r:embed="rId72"/>
+                    <a:blip r:embed="rId25"/>
                     <a:stretch>
                       <a:fillRect/>
                     </a:stretch>
@@ -24250,7 +20391,7 @@
           <w:color w:val="000000"/>
           <w:sz w:val="23"/>
         </w:rPr>
-        <w:t>Hình 36. Xác nhận đơn đã lưu</w:t>
+        <w:t>Hình 19. Xác nhận đơn đã lưu</w:t>
       </w:r>
     </w:p>
     <w:p>
@@ -28586,6 +24727,83 @@
     </w:p>
     <w:p>
       <w:pPr>
+        <w:keepNext/>
+        <w:spacing w:before="80" w:after="40" w:line="240" w:lineRule="auto"/>
+        <w:ind w:firstLine="0"/>
+        <w:jc w:val="center"/>
+      </w:pPr>
+      <w:r>
+        <w:drawing>
+          <wp:inline xmlns:a="http://schemas.openxmlformats.org/drawingml/2006/main" xmlns:pic="http://schemas.openxmlformats.org/drawingml/2006/picture">
+            <wp:extent cx="6120000" cy="3847335"/>
+            <wp:docPr id="20" name="Picture 20" descr="Hình 20. Kết quả truy vấn các bảng và đối chiếu đơn hàng trên SQL Server"/>
+            <wp:cNvGraphicFramePr>
+              <a:graphicFrameLocks noChangeAspect="1"/>
+            </wp:cNvGraphicFramePr>
+            <a:graphic>
+              <a:graphicData uri="http://schemas.openxmlformats.org/drawingml/2006/picture">
+                <pic:pic>
+                  <pic:nvPicPr>
+                    <pic:cNvPr id="0" name="09_database.png"/>
+                    <pic:cNvPicPr/>
+                  </pic:nvPicPr>
+                  <pic:blipFill>
+                    <a:blip r:embed="rId26"/>
+                    <a:stretch>
+                      <a:fillRect/>
+                    </a:stretch>
+                  </pic:blipFill>
+                  <pic:spPr>
+                    <a:xfrm>
+                      <a:off x="0" y="0"/>
+                      <a:ext cx="6120000" cy="3847335"/>
+                    </a:xfrm>
+                    <a:prstGeom prst="rect"/>
+                  </pic:spPr>
+                </pic:pic>
+              </a:graphicData>
+            </a:graphic>
+          </wp:inline>
+        </w:drawing>
+      </w:r>
+    </w:p>
+    <w:p>
+      <w:pPr>
+        <w:keepLines/>
+        <w:spacing w:after="100"/>
+        <w:jc w:val="center"/>
+      </w:pPr>
+      <w:r>
+        <w:rPr>
+          <w:rFonts w:ascii="Times New Roman" w:hAnsi="Times New Roman" w:eastAsia="Times New Roman" w:cs="Times New Roman"/>
+          <w:b w:val="0"/>
+          <w:i/>
+          <w:color w:val="000000"/>
+          <w:sz w:val="23"/>
+        </w:rPr>
+        <w:t>Hình 20. Kết quả truy vấn các bảng và đối chiếu đơn hàng trên SQL Server</w:t>
+      </w:r>
+    </w:p>
+    <w:p>
+      <w:pPr>
+        <w:widowControl/>
+        <w:spacing w:before="0" w:after="100" w:line="276" w:lineRule="auto"/>
+        <w:ind w:firstLine="369"/>
+        <w:jc w:val="both"/>
+      </w:pPr>
+      <w:r>
+        <w:rPr>
+          <w:rFonts w:ascii="Times New Roman" w:hAnsi="Times New Roman" w:eastAsia="Times New Roman" w:cs="Times New Roman"/>
+          <w:b w:val="0"/>
+          <w:i w:val="0"/>
+          <w:color w:val="000000"/>
+          <w:sz w:val="26"/>
+        </w:rPr>
+        <w:t>Dữ liệu được đọc trực tiếp từ CSDL QuanLyCuaHangOnline đang chạy trên máy. Danh sách có chín bảng; các đơn hiển thị có tiền hàng bằng tổng chi tiết và tổng thanh toán bằng số tiền giao dịch.</w:t>
+      </w:r>
+    </w:p>
+    <w:p>
+      <w:pPr>
         <w:widowControl/>
         <w:spacing w:before="0" w:after="0" w:line="230" w:lineRule="exact"/>
         <w:ind w:firstLine="0"/>
@@ -29123,7 +25341,7 @@
                 <w:color w:val="000000"/>
                 <w:sz w:val="23"/>
               </w:rPr>
-              <w:t>UC01; lớp danh mục; Hình 8, 18</w:t>
+              <w:t>UC01; NhomSanPham, SanPham – Hình 1, 3</w:t>
             </w:r>
           </w:p>
         </w:tc>
@@ -29153,7 +25371,7 @@
                 <w:color w:val="000000"/>
                 <w:sz w:val="23"/>
               </w:rPr>
-              <w:t>FrmSanPham, FrmChiTietSanPham → ProductService → ProductCatalogAdapter</w:t>
+              <w:t>FrmSanPham, FrmChiTietSanPham → ProductService → ProductCatalogAdapter.</w:t>
             </w:r>
           </w:p>
         </w:tc>
@@ -29218,7 +25436,7 @@
                 <w:color w:val="000000"/>
                 <w:sz w:val="23"/>
               </w:rPr>
-              <w:t>UC02; trạng thái giỏ; Hình 9, 10, 19, 23</w:t>
+              <w:t>UC02; trạng thái giỏ, tuần tự thêm giỏ – Hình 3, 4, 5, 8</w:t>
             </w:r>
           </w:p>
         </w:tc>
@@ -29248,7 +25466,7 @@
                 <w:color w:val="000000"/>
                 <w:sz w:val="23"/>
               </w:rPr>
-              <w:t>FrmSanPham, FrmChiTietSanPham, FrmGioHang → CartService</w:t>
+              <w:t>FrmSanPham, FrmChiTietSanPham, FrmGioHang → CartService.</w:t>
             </w:r>
           </w:p>
         </w:tc>
@@ -29313,7 +25531,7 @@
                 <w:color w:val="000000"/>
                 <w:sz w:val="23"/>
               </w:rPr>
-              <w:t>UC03; lớp KhachHang; Hình 11, 20</w:t>
+              <w:t>UC03; KhachHang – Hình 1, 3, 7</w:t>
             </w:r>
           </w:p>
         </w:tc>
@@ -29343,7 +25561,7 @@
                 <w:color w:val="000000"/>
                 <w:sz w:val="23"/>
               </w:rPr>
-              <w:t>FrmTaiKhoan → AccountService.Register</w:t>
+              <w:t>FrmTaiKhoan → AccountService.Register.</w:t>
             </w:r>
           </w:p>
         </w:tc>
@@ -29408,7 +25626,7 @@
                 <w:color w:val="000000"/>
                 <w:sz w:val="23"/>
               </w:rPr>
-              <w:t>UC04; Hình 11; phiên AppSession</w:t>
+              <w:t>UC04; phiên có Customer – Hình 1, 2, 7</w:t>
             </w:r>
           </w:p>
         </w:tc>
@@ -29438,7 +25656,7 @@
                 <w:color w:val="000000"/>
                 <w:sz w:val="23"/>
               </w:rPr>
-              <w:t>FrmTaiKhoan → AccountService.Login; AppSession.Customer</w:t>
+              <w:t>FrmTaiKhoan → AccountService.Login; AppSession.Customer.</w:t>
             </w:r>
           </w:p>
         </w:tc>
@@ -29503,7 +25721,7 @@
                 <w:color w:val="000000"/>
                 <w:sz w:val="23"/>
               </w:rPr>
-              <w:t>UC05; trạng thái; Hình 12, 13, 24</w:t>
+              <w:t>UC05; nhánh dữ liệu hợp lệ – Hình 2, 6, 10</w:t>
             </w:r>
           </w:p>
         </w:tc>
@@ -29533,7 +25751,7 @@
                 <w:color w:val="000000"/>
                 <w:sz w:val="23"/>
               </w:rPr>
-              <w:t>FrmGioHang, FrmCheckout, FrmThanhToan → CheckoutService.Quote, Place</w:t>
+              <w:t>FrmGioHang, FrmCheckout, FrmThanhToan → CheckoutService.Quote, Place.</w:t>
             </w:r>
           </w:p>
         </w:tc>
@@ -29598,7 +25816,7 @@
                 <w:color w:val="000000"/>
                 <w:sz w:val="23"/>
               </w:rPr>
-              <w:t>UC06; NguoiNhan, DonHang; Hình 12, 21</w:t>
+              <w:t>Người nhận, vùng và loại giao – Hình 2, 3, 7, 9</w:t>
             </w:r>
           </w:p>
         </w:tc>
@@ -29628,7 +25846,7 @@
                 <w:color w:val="000000"/>
                 <w:sz w:val="23"/>
               </w:rPr>
-              <w:t>FrmCheckout → CheckoutService.Quote</w:t>
+              <w:t>FrmCheckout → CheckoutService.Quote.</w:t>
             </w:r>
           </w:p>
         </w:tc>
@@ -29693,7 +25911,7 @@
                 <w:color w:val="000000"/>
                 <w:sz w:val="23"/>
               </w:rPr>
-              <w:t>UC07; PhiGiaoHang, CheckoutQuote; Hình 12</w:t>
+              <w:t>Tính phí; PhiGiaoHang, CheckoutQuote – Hình 2, 3, 7, 9</w:t>
             </w:r>
           </w:p>
         </w:tc>
@@ -29723,7 +25941,7 @@
                 <w:color w:val="000000"/>
                 <w:sz w:val="23"/>
               </w:rPr>
-              <w:t>FrmCheckout, FrmThanhToan → CheckoutService.Quote, Shipping; SqlRepository.BaseShipping</w:t>
+              <w:t>FrmCheckout, FrmThanhToan → Quote, Shipping; SqlRepository.BaseShipping.</w:t>
             </w:r>
           </w:p>
         </w:tc>
@@ -29788,7 +26006,7 @@
                 <w:color w:val="000000"/>
                 <w:sz w:val="23"/>
               </w:rPr>
-              <w:t>UC08; trạng thái thanh toán; Hình 13, 22, 25</w:t>
+              <w:t>Thanh toán ngoài; CardInfo, PaymentResult – Hình 1, 6, 7, 9</w:t>
             </w:r>
           </w:p>
         </w:tc>
@@ -29818,7 +26036,7 @@
                 <w:color w:val="000000"/>
                 <w:sz w:val="23"/>
               </w:rPr>
-              <w:t>FrmThanhToan → ValidateCard, Place → IPaymentGateway</w:t>
+              <w:t>FrmThanhToan → ValidateCard, Place → IPaymentGateway.</w:t>
             </w:r>
           </w:p>
         </w:tc>
@@ -29883,7 +26101,7 @@
                 <w:color w:val="000000"/>
                 <w:sz w:val="23"/>
               </w:rPr>
-              <w:t>UC09; DonHang, ChiTietDonHang, ThanhToan; Hình 13, 26a</w:t>
+              <w:t>DonHang, ChiTietDonHang, ThanhToan – Hình 3, 6, 7, 11</w:t>
             </w:r>
           </w:p>
         </w:tc>
@@ -29913,7 +26131,7 @@
                 <w:color w:val="000000"/>
                 <w:sz w:val="23"/>
               </w:rPr>
-              <w:t>CheckoutService.Place → SqlRepository.SaveOrder; FrmXacNhanDonHang</w:t>
+              <w:t>CheckoutService.Place → SqlRepository.SaveOrder; FrmXacNhanDonHang.</w:t>
             </w:r>
           </w:p>
         </w:tc>
@@ -29978,7 +26196,7 @@
                 <w:color w:val="000000"/>
                 <w:sz w:val="23"/>
               </w:rPr>
-              <w:t>UC10; EmailXacNhan; Hình 14, 22</w:t>
+              <w:t>Phần mở rộng email; EmailXacNhan – Hình 2, 3, 6, 9</w:t>
             </w:r>
           </w:p>
         </w:tc>
@@ -30008,7 +26226,7 @@
                 <w:color w:val="000000"/>
                 <w:sz w:val="23"/>
               </w:rPr>
-              <w:t>EmailService.Body, Send → IEmailGateway; SaveEmail</w:t>
+              <w:t>EmailService.Body, Send → IEmailGateway; SqlRepository.SaveEmail.</w:t>
             </w:r>
           </w:p>
         </w:tc>
@@ -30226,7 +26444,7 @@
                 <w:color w:val="000000"/>
                 <w:sz w:val="23"/>
               </w:rPr>
-              <w:t>catalog.NhomSanPham, SanPham, HinhAnhSanPham</w:t>
+              <w:t>Bảng NhomSanPham, SanPham, HinhAnhSanPham của danh mục mô phỏng.</w:t>
             </w:r>
           </w:p>
         </w:tc>
@@ -30256,7 +26474,7 @@
                 <w:color w:val="000000"/>
                 <w:sz w:val="23"/>
               </w:rPr>
-              <w:t>TC01–02, TC33; GUI01</w:t>
+              <w:t>TC01–02, TC33; GUI01.</w:t>
             </w:r>
           </w:p>
         </w:tc>
@@ -30321,7 +26539,7 @@
                 <w:color w:val="000000"/>
                 <w:sz w:val="23"/>
               </w:rPr>
-              <w:t>AppSession.Cart, CartItem; không có bảng giỏ</w:t>
+              <w:t>AppSession.Cart, CartItem; giỏ chỉ giữ trong phiên.</w:t>
             </w:r>
           </w:p>
         </w:tc>
@@ -30351,7 +26569,7 @@
                 <w:color w:val="000000"/>
                 <w:sz w:val="23"/>
               </w:rPr>
-              <w:t>TC03–05; GUI02</w:t>
+              <w:t>TC03–05; GUI02.</w:t>
             </w:r>
           </w:p>
         </w:tc>
@@ -30416,7 +26634,7 @@
                 <w:color w:val="000000"/>
                 <w:sz w:val="23"/>
               </w:rPr>
-              <w:t>KhachHang</w:t>
+              <w:t>Bảng KhachHang.</w:t>
             </w:r>
           </w:p>
         </w:tc>
@@ -30446,7 +26664,7 @@
                 <w:color w:val="000000"/>
                 <w:sz w:val="23"/>
               </w:rPr>
-              <w:t>TC08–09, TC11; GUI03</w:t>
+              <w:t>TC08–09, TC11; GUI03.</w:t>
             </w:r>
           </w:p>
         </w:tc>
@@ -30511,7 +26729,7 @@
                 <w:color w:val="000000"/>
                 <w:sz w:val="23"/>
               </w:rPr>
-              <w:t>KhachHang, dữ liệu phiên</w:t>
+              <w:t>Bảng KhachHang, dữ liệu phiên.</w:t>
             </w:r>
           </w:p>
         </w:tc>
@@ -30541,7 +26759,7 @@
                 <w:color w:val="000000"/>
                 <w:sz w:val="23"/>
               </w:rPr>
-              <w:t>TC07, TC10, TC28; GUI03, GUI07</w:t>
+              <w:t>TC07, TC10, TC28; GUI03, GUI07.</w:t>
             </w:r>
           </w:p>
         </w:tc>
@@ -30606,7 +26824,7 @@
                 <w:color w:val="000000"/>
                 <w:sz w:val="23"/>
               </w:rPr>
-              <w:t>catalog.SanPham; giỏ; DonHang</w:t>
+              <w:t>Bảng SanPham; giỏ của phiên; bảng DonHang.</w:t>
             </w:r>
           </w:p>
         </w:tc>
@@ -30636,7 +26854,7 @@
                 <w:color w:val="000000"/>
                 <w:sz w:val="23"/>
               </w:rPr>
-              <w:t>TC06–07, TC29–30; GUI05, GUI07</w:t>
+              <w:t>TC06–07, TC29–30; GUI05, GUI07.</w:t>
             </w:r>
           </w:p>
         </w:tc>
@@ -30701,7 +26919,7 @@
                 <w:color w:val="000000"/>
                 <w:sz w:val="23"/>
               </w:rPr>
-              <w:t>DonHang; PhiGiaoHang</w:t>
+              <w:t>Bảng DonHang, PhiGiaoHang.</w:t>
             </w:r>
           </w:p>
         </w:tc>
@@ -30731,7 +26949,7 @@
                 <w:color w:val="000000"/>
                 <w:sz w:val="23"/>
               </w:rPr>
-              <w:t>TC15, TC19, TC21; GUI04</w:t>
+              <w:t>TC15, TC19, TC21; GUI04.</w:t>
             </w:r>
           </w:p>
         </w:tc>
@@ -30796,7 +27014,7 @@
                 <w:color w:val="000000"/>
                 <w:sz w:val="23"/>
               </w:rPr>
-              <w:t>PhiGiaoHang; DonHang.PhiGiao, PhiThe; App.config</w:t>
+              <w:t>Bảng PhiGiaoHang; các cột PhiGiao, PhiThe của bảng DonHang; App.config.</w:t>
             </w:r>
           </w:p>
         </w:tc>
@@ -30826,7 +27044,7 @@
                 <w:color w:val="000000"/>
                 <w:sz w:val="23"/>
               </w:rPr>
-              <w:t>TC12–15, TC19, TC32; GUI04</w:t>
+              <w:t>TC12–15, TC19, TC32; GUI04.</w:t>
             </w:r>
           </w:p>
         </w:tc>
@@ -30891,7 +27109,7 @@
                 <w:color w:val="000000"/>
                 <w:sz w:val="23"/>
               </w:rPr>
-              <w:t>ThanhToan chỉ lưu kết quả; CardInfo tạm</w:t>
+              <w:t>Bảng ThanhToan lưu kết quả; CardInfo dùng tạm.</w:t>
             </w:r>
           </w:p>
         </w:tc>
@@ -30921,7 +27139,7 @@
                 <w:color w:val="000000"/>
                 <w:sz w:val="23"/>
               </w:rPr>
-              <w:t>TC16–18, TC20–21, TC34; GUI05–06</w:t>
+              <w:t>TC16–18, TC20–21, TC34; GUI05–06.</w:t>
             </w:r>
           </w:p>
         </w:tc>
@@ -30986,7 +27204,7 @@
                 <w:color w:val="000000"/>
                 <w:sz w:val="23"/>
               </w:rPr>
-              <w:t>DonHang, ChiTietDonHang, ThanhToan</w:t>
+              <w:t>Bảng DonHang, ChiTietDonHang, ThanhToan.</w:t>
             </w:r>
           </w:p>
         </w:tc>
@@ -31016,7 +27234,7 @@
                 <w:color w:val="000000"/>
                 <w:sz w:val="23"/>
               </w:rPr>
-              <w:t>TC21, TC23–25, TC31, TC34; GUI06</w:t>
+              <w:t>TC21, TC23–25, TC31, TC34; GUI06.</w:t>
             </w:r>
           </w:p>
         </w:tc>
@@ -31081,7 +27299,7 @@
                 <w:color w:val="000000"/>
                 <w:sz w:val="23"/>
               </w:rPr>
-              <w:t>EmailXacNhan; DonHang.EmailNguoiMua</w:t>
+              <w:t>Bảng EmailXacNhan; EmailNguoiMua của bảng DonHang.</w:t>
             </w:r>
           </w:p>
         </w:tc>
@@ -31111,7 +27329,7 @@
                 <w:color w:val="000000"/>
                 <w:sz w:val="23"/>
               </w:rPr>
-              <w:t>TC22, TC26–27; GUI06</w:t>
+              <w:t>TC22, TC26–27; GUI06.</w:t>
             </w:r>
           </w:p>
         </w:tc>
@@ -31176,7 +27394,7 @@
                 <w:color w:val="000000"/>
                 <w:sz w:val="23"/>
               </w:rPr>
-              <w:t>Tầng UI, Service/Adapter, Data; interface</w:t>
+              <w:t>UI → Service/Adapter → Data; các interface – Hình 8, 9.</w:t>
             </w:r>
           </w:p>
         </w:tc>
@@ -31206,7 +27424,7 @@
                 <w:color w:val="000000"/>
                 <w:sz w:val="23"/>
               </w:rPr>
-              <w:t>Kiểm tra cấu trúc source và các sơ đồ thiết kế Hình 15–22, 27.</w:t>
+              <w:t>Kiểm tra cấu trúc project và lời gọi của Form.</w:t>
             </w:r>
           </w:p>
         </w:tc>
@@ -31271,7 +27489,7 @@
                 <w:color w:val="000000"/>
                 <w:sz w:val="23"/>
               </w:rPr>
-              <w:t>KhachHang.MatKhauHash/Salt; ThanhToan; truy vấn có tham số</w:t>
+              <w:t>Hash, salt của bảng KhachHang; bảng ThanhToan; truy vấn có tham số.</w:t>
             </w:r>
           </w:p>
         </w:tc>
@@ -31366,7 +27584,7 @@
                 <w:color w:val="000000"/>
                 <w:sz w:val="23"/>
               </w:rPr>
-              <w:t>UNIQUE MaYeuCau, MaGiaoDich; transaction</w:t>
+              <w:t>Khóa duy nhất MaYeuCau, MaGiaoDich; transaction SQL.</w:t>
             </w:r>
           </w:p>
         </w:tc>
@@ -31396,7 +27614,7 @@
                 <w:color w:val="000000"/>
                 <w:sz w:val="23"/>
               </w:rPr>
-              <w:t>TC23–25; đối chiếu tổng SQL tại mục 7.4.</w:t>
+              <w:t>TC23–25, TC34; đối chiếu tổng ở mục 7.4.</w:t>
             </w:r>
           </w:p>
         </w:tc>
@@ -31461,7 +27679,7 @@
                 <w:color w:val="000000"/>
                 <w:sz w:val="23"/>
               </w:rPr>
-              <w:t>Các Control trên tám Form</w:t>
+              <w:t>Các Control trên tám Form – Hình 12–19.</w:t>
             </w:r>
           </w:p>
         </w:tc>
@@ -31491,7 +27709,7 @@
                 <w:color w:val="000000"/>
                 <w:sz w:val="23"/>
               </w:rPr>
-              <w:t>Hình 29–36; Chín kiểm tra Form; GUI01–07.</w:t>
+              <w:t>Chín kiểm tra Form; GUI01–07.</w:t>
             </w:r>
           </w:p>
         </w:tc>
@@ -31709,7 +27927,7 @@
                 <w:color w:val="000000"/>
                 <w:sz w:val="23"/>
               </w:rPr>
-              <w:t>CartItem trong AppSession.Cart.Items</w:t>
+              <w:t>CartItem trong AppSession.Cart.Items.</w:t>
             </w:r>
           </w:p>
         </w:tc>
@@ -31739,7 +27957,7 @@
                 <w:color w:val="000000"/>
                 <w:sz w:val="23"/>
               </w:rPr>
-              <w:t>Không lưu CSDL.</w:t>
+              <w:t>Giữ trong phiên, không tạo bảng.</w:t>
             </w:r>
           </w:p>
         </w:tc>
@@ -31804,7 +28022,7 @@
                 <w:color w:val="000000"/>
                 <w:sz w:val="23"/>
               </w:rPr>
-              <w:t>DonHang.Quote.Items chứa snapshot CartItem</w:t>
+              <w:t>DonHang.Quote.Items là bản sao các CartItem đã xác nhận.</w:t>
             </w:r>
           </w:p>
         </w:tc>
@@ -31834,7 +28052,7 @@
                 <w:color w:val="000000"/>
                 <w:sz w:val="23"/>
               </w:rPr>
-              <w:t>DonHang và ChiTietDonHang.</w:t>
+              <w:t>Bảng DonHang và ChiTietDonHang.</w:t>
             </w:r>
           </w:p>
         </w:tc>
@@ -31899,7 +28117,7 @@
                 <w:color w:val="000000"/>
                 <w:sz w:val="23"/>
               </w:rPr>
-              <w:t>NguoiNhan, truyền riêng vào Quote và Place</w:t>
+              <w:t>NguoiNhan truyền vào Quote và Place.</w:t>
             </w:r>
           </w:p>
         </w:tc>
@@ -31929,7 +28147,7 @@
                 <w:color w:val="000000"/>
                 <w:sz w:val="23"/>
               </w:rPr>
-              <w:t>Các cột TenNguoiNhan, DiaChiNhan, DienThoaiNhan, KhuVucGiao, LoaiGiao.</w:t>
+              <w:t>Các cột người nhận, KhuVucGiao và LoaiGiao của bảng DonHang.</w:t>
             </w:r>
           </w:p>
         </w:tc>
@@ -31994,7 +28212,7 @@
                 <w:color w:val="000000"/>
                 <w:sz w:val="23"/>
               </w:rPr>
-              <w:t>PaymentResult và các trường tham chiếu trong DonHang</w:t>
+              <w:t>PaymentResult; các trường tham chiếu trong DonHang.</w:t>
             </w:r>
           </w:p>
         </w:tc>
@@ -32024,7 +28242,7 @@
                 <w:color w:val="000000"/>
                 <w:sz w:val="23"/>
               </w:rPr>
-              <w:t>ThanhToan, không lưu CardInfo.</w:t>
+              <w:t>Bảng ThanhToan; không lưu CardInfo.</w:t>
             </w:r>
           </w:p>
         </w:tc>
@@ -32089,7 +28307,7 @@
                 <w:color w:val="000000"/>
                 <w:sz w:val="23"/>
               </w:rPr>
-              <w:t>EmailService và EmailGatewayAdapter</w:t>
+              <w:t>EmailService, EmailGatewayAdapter.</w:t>
             </w:r>
           </w:p>
         </w:tc>
@@ -32119,7 +28337,7 @@
                 <w:color w:val="000000"/>
                 <w:sz w:val="23"/>
               </w:rPr>
-              <w:t>EmailXacNhan với DaGui hoặc LoiGui.</w:t>
+              <w:t>Bảng EmailXacNhan; trạng thái DaGui hoặc LoiGui.</w:t>
             </w:r>
           </w:p>
         </w:tc>
@@ -32154,7 +28372,7 @@
                 <w:color w:val="000000"/>
                 <w:sz w:val="23"/>
               </w:rPr>
-              <w:t>Sản phẩm và ảnh ngoài</w:t>
+              <w:t>Sản phẩm và hình ảnh ngoài</w:t>
             </w:r>
           </w:p>
         </w:tc>
@@ -32184,7 +28402,7 @@
                 <w:color w:val="000000"/>
                 <w:sz w:val="23"/>
               </w:rPr>
-              <w:t>SanPham.HinhAnh là danh sách đường dẫn do adapter trả</w:t>
+              <w:t>SanPham.HinhAnh là danh sách đường dẫn do adapter trả.</w:t>
             </w:r>
           </w:p>
         </w:tc>
@@ -32214,7 +28432,7 @@
                 <w:color w:val="000000"/>
                 <w:sz w:val="23"/>
               </w:rPr>
-              <w:t>Ba bảng catalog chỉ phục vụ mô phỏng.</w:t>
+              <w:t>Ba bảng danh mục mô phỏng trong schema catalog.</w:t>
             </w:r>
           </w:p>
         </w:tc>
@@ -32249,11 +28467,11 @@
           <w:color w:val="000000"/>
           <w:sz w:val="26"/>
         </w:rPr>
-        <w:t>Giỏ hàng và dữ liệu trao đổi thanh toán không tạo bảng riêng. Các bảng lưu trữ tương ứng với tài khoản, cấu hình giao hàng và dữ liệu đơn đã ghi nhận.</w:t>
+        <w:t>Giỏ hàng và dữ liệu trao đổi khi kiểm tra thẻ chỉ tồn tại trong phiên. CSDL lưu tài khoản, cấu hình giao hàng và các đơn đã được ghi nhận.</w:t>
       </w:r>
     </w:p>
     <w:sectPr>
-      <w:footerReference w:type="default" r:id="rId73"/>
+      <w:footerReference w:type="default" r:id="rId27"/>
       <w:type w:val="continuous"/>
       <w:pgSz w:w="11906" w:h="16838" w:code="1"/>
       <w:pgMar w:top="1020" w:right="992" w:bottom="907" w:left="1276" w:header="340" w:footer="369" w:gutter="0"/>
